--- a/cv/cv-general-services.docx
+++ b/cv/cv-general-services.docx
@@ -55,7 +55,7 @@
           <w:sz w:val="17"/>
           <w:rtl/>
         </w:rPr>
-        <w:t>خبرة سنتين في إعداد المستندات وتلخيص المعاملات وخدمة المراجعين  •  إجادة تامة للحاسب وبرامج الأوفيس</w:t>
+        <w:t>سنتان خبرة في إعداد المستندات وتلخيص المعاملات وخدمة المراجعين  •  إجادة تامة للحاسب والأوفيس  •  أدوات ذكاء اصطناعي وتقنية ترفع إنتاجية المكتب</w:t>
       </w:r>
     </w:p>
     <w:p>
@@ -73,8 +73,72 @@
           <w:sz w:val="18"/>
           <w:rtl/>
         </w:rPr>
-        <w:t>الجوال: 0566743293 (واتساب)    |    البريد: Mohammedalbkhty@gmail.com    |    الرياض — غرب الرياض    |    العمر: 24 سنة</w:t>
+        <w:t xml:space="preserve">الجوال: </w:t>
       </w:r>
+      <w:hyperlink r:id="rId9">
+        <w:r>
+          <w:rPr>
+            <w:rFonts w:ascii="Segoe UI" w:hAnsi="Segoe UI" w:cs="Segoe UI"/>
+            <w:color w:val="1C5B8F"/>
+            <w:sz w:val="18"/>
+            <w:szCs w:val="18"/>
+            <w:b/>
+            <w:bCs/>
+            <w:rtl/>
+          </w:rPr>
+          <w:t xml:space="preserve">+966 56 674 3293</w:t>
+        </w:r>
+      </w:hyperlink>
+      <w:r>
+        <w:rPr>
+          <w:rFonts w:ascii="Segoe UI" w:hAnsi="Segoe UI" w:cs="Segoe UI"/>
+          <w:b w:val="0"/>
+          <w:i w:val="0"/>
+          <w:color w:val="26374F"/>
+          <w:sz w:val="18"/>
+          <w:rtl/>
+        </w:rPr>
+        <w:t xml:space="preserve">  (اتصال مباشر)    |    واتساب: </w:t>
+      </w:r>
+      <w:hyperlink r:id="rId10">
+        <w:r>
+          <w:rPr>
+            <w:rFonts w:ascii="Segoe UI" w:hAnsi="Segoe UI" w:cs="Segoe UI"/>
+            <w:color w:val="1C5B8F"/>
+            <w:sz w:val="18"/>
+            <w:szCs w:val="18"/>
+            <w:b/>
+            <w:bCs/>
+            <w:rtl/>
+          </w:rPr>
+          <w:t xml:space="preserve">اضغط للمحادثة</w:t>
+        </w:r>
+      </w:hyperlink>
+      <w:r>
+        <w:rPr>
+          <w:rFonts w:ascii="Segoe UI" w:hAnsi="Segoe UI" w:cs="Segoe UI"/>
+          <w:b w:val="0"/>
+          <w:i w:val="0"/>
+          <w:color w:val="26374F"/>
+          <w:sz w:val="18"/>
+          <w:rtl/>
+        </w:rPr>
+        <w:t xml:space="preserve">    |    البريد: </w:t>
+      </w:r>
+      <w:hyperlink r:id="rId11">
+        <w:r>
+          <w:rPr>
+            <w:rFonts w:ascii="Segoe UI" w:hAnsi="Segoe UI" w:cs="Segoe UI"/>
+            <w:color w:val="1C5B8F"/>
+            <w:sz w:val="18"/>
+            <w:szCs w:val="18"/>
+            <w:b/>
+            <w:bCs/>
+            <w:rtl/>
+          </w:rPr>
+          <w:t xml:space="preserve">Mohammedalbkhty@gmail.com</w:t>
+        </w:r>
+      </w:hyperlink>
     </w:p>
     <w:p>
       <w:pPr>
@@ -84,6 +148,70 @@
         <w:pBdr>
           <w:bottom w:val="single" w:sz="14" w:space="3" w:color="1C5B8F"/>
         </w:pBdr>
+      </w:pPr>
+      <w:r>
+        <w:rPr>
+          <w:rFonts w:ascii="Segoe UI" w:hAnsi="Segoe UI" w:cs="Segoe UI"/>
+          <w:b w:val="0"/>
+          <w:i w:val="0"/>
+          <w:color w:val="26374F"/>
+          <w:sz w:val="18"/>
+          <w:rtl/>
+        </w:rPr>
+        <w:t xml:space="preserve">لينكدإن: </w:t>
+      </w:r>
+      <w:hyperlink r:id="rId12">
+        <w:r>
+          <w:rPr>
+            <w:rFonts w:ascii="Segoe UI" w:hAnsi="Segoe UI" w:cs="Segoe UI"/>
+            <w:color w:val="1C5B8F"/>
+            <w:sz w:val="18"/>
+            <w:szCs w:val="18"/>
+            <w:rtl/>
+          </w:rPr>
+          <w:t xml:space="preserve">linkedin.com/in/mohammed-albukhaiti</w:t>
+        </w:r>
+      </w:hyperlink>
+      <w:r>
+        <w:rPr>
+          <w:rFonts w:ascii="Segoe UI" w:hAnsi="Segoe UI" w:cs="Segoe UI"/>
+          <w:b w:val="0"/>
+          <w:i w:val="0"/>
+          <w:color w:val="26374F"/>
+          <w:sz w:val="18"/>
+          <w:rtl/>
+        </w:rPr>
+        <w:t xml:space="preserve">    |    الموقع الشخصي: </w:t>
+      </w:r>
+      <w:hyperlink r:id="rId13">
+        <w:r>
+          <w:rPr>
+            <w:rFonts w:ascii="Segoe UI" w:hAnsi="Segoe UI" w:cs="Segoe UI"/>
+            <w:color w:val="1C5B8F"/>
+            <w:sz w:val="18"/>
+            <w:szCs w:val="18"/>
+            <w:rtl/>
+          </w:rPr>
+          <w:t xml:space="preserve">engmohammeda.github.io/portfolio</w:t>
+        </w:r>
+      </w:hyperlink>
+      <w:r>
+        <w:rPr>
+          <w:rFonts w:ascii="Segoe UI" w:hAnsi="Segoe UI" w:cs="Segoe UI"/>
+          <w:b w:val="0"/>
+          <w:i w:val="0"/>
+          <w:color w:val="26374F"/>
+          <w:sz w:val="18"/>
+          <w:rtl/>
+        </w:rPr>
+        <w:t xml:space="preserve">    |    الرياض — غرب الرياض  •  العمر: 24 سنة</w:t>
+      </w:r>
+    </w:p>
+    <w:p>
+      <w:pPr>
+        <w:spacing w:before="0" w:after="40" w:line="283" w:lineRule="auto"/>
+        <w:jc w:val="right"/>
+        <w:bidi/>
       </w:pPr>
       <w:r>
         <w:rPr>
@@ -240,7 +368,7 @@
     </w:p>
     <w:p>
       <w:pPr>
-        <w:spacing w:before="0" w:after="20" w:line="293" w:lineRule="auto"/>
+        <w:spacing w:before="0" w:after="16" w:line="293" w:lineRule="auto"/>
         <w:ind w:right="312" w:hanging="238"/>
         <w:jc w:val="right"/>
         <w:bidi/>
@@ -278,12 +406,12 @@
           <w:sz w:val="18"/>
           <w:rtl/>
         </w:rPr>
-        <w:t xml:space="preserve"> صياغة وتنسيق الخطابات والتقارير والقوالب ودمج المراسلات</w:t>
+        <w:t xml:space="preserve"> صياغة وتنسيق الخطابات والقوالب ودمج المراسلات</w:t>
       </w:r>
     </w:p>
     <w:p>
       <w:pPr>
-        <w:spacing w:before="0" w:after="20" w:line="293" w:lineRule="auto"/>
+        <w:spacing w:before="0" w:after="16" w:line="293" w:lineRule="auto"/>
         <w:ind w:right="312" w:hanging="238"/>
         <w:jc w:val="right"/>
         <w:bidi/>
@@ -321,12 +449,12 @@
           <w:sz w:val="18"/>
           <w:rtl/>
         </w:rPr>
-        <w:t xml:space="preserve"> إدخال البيانات والجداول والمعادلات (SUM / IF / VLOOKUP)</w:t>
+        <w:t xml:space="preserve"> بيانات وجداول ومعادلات (SUM / IF / VLOOKUP)</w:t>
       </w:r>
     </w:p>
     <w:p>
       <w:pPr>
-        <w:spacing w:before="0" w:after="20" w:line="293" w:lineRule="auto"/>
+        <w:spacing w:before="0" w:after="16" w:line="293" w:lineRule="auto"/>
         <w:ind w:right="312" w:hanging="238"/>
         <w:jc w:val="right"/>
         <w:bidi/>
@@ -364,7 +492,7 @@
           <w:sz w:val="18"/>
           <w:rtl/>
         </w:rPr>
-        <w:t xml:space="preserve"> للعروض والملخصات، و</w:t>
+        <w:t xml:space="preserve"> للعروض، </w:t>
       </w:r>
       <w:r>
         <w:rPr>
@@ -387,12 +515,12 @@
           <w:sz w:val="18"/>
           <w:rtl/>
         </w:rPr>
-        <w:t xml:space="preserve"> للمراسلات والمرفقات</w:t>
+        <w:t xml:space="preserve"> للبريد والمرفقات</w:t>
       </w:r>
     </w:p>
     <w:p>
       <w:pPr>
-        <w:spacing w:before="0" w:after="20" w:line="293" w:lineRule="auto"/>
+        <w:spacing w:before="0" w:after="16" w:line="293" w:lineRule="auto"/>
         <w:ind w:right="312" w:hanging="238"/>
         <w:jc w:val="right"/>
         <w:bidi/>
@@ -412,25 +540,13 @@
       <w:r>
         <w:rPr>
           <w:rFonts w:ascii="Segoe UI" w:hAnsi="Segoe UI" w:cs="Segoe UI"/>
-          <w:b/>
-          <w:i w:val="0"/>
-          <w:color w:val="12263F"/>
-          <w:sz w:val="18"/>
-          <w:rtl/>
-          <w:bCs/>
-        </w:rPr>
-        <w:t>Windows:</w:t>
-      </w:r>
-      <w:r>
-        <w:rPr>
-          <w:rFonts w:ascii="Segoe UI" w:hAnsi="Segoe UI" w:cs="Segoe UI"/>
           <w:b w:val="0"/>
           <w:i w:val="0"/>
           <w:color w:val="26374F"/>
           <w:sz w:val="18"/>
           <w:rtl/>
         </w:rPr>
-        <w:t xml:space="preserve"> إدارة الملفات والنسخ الاحتياطي وتشغيل الطابعات والماسحات</w:t>
+        <w:t>Google Docs + Sheets + Drive للعمل السحابي</w:t>
       </w:r>
     </w:p>
     <w:p>
@@ -466,7 +582,7 @@
     </w:p>
     <w:p>
       <w:pPr>
-        <w:spacing w:before="0" w:after="20" w:line="293" w:lineRule="auto"/>
+        <w:spacing w:before="0" w:after="16" w:line="293" w:lineRule="auto"/>
         <w:ind w:right="312" w:hanging="238"/>
         <w:jc w:val="right"/>
         <w:bidi/>
@@ -497,7 +613,7 @@
     </w:p>
     <w:p>
       <w:pPr>
-        <w:spacing w:before="0" w:after="20" w:line="293" w:lineRule="auto"/>
+        <w:spacing w:before="0" w:after="16" w:line="293" w:lineRule="auto"/>
         <w:ind w:right="312" w:hanging="238"/>
         <w:jc w:val="right"/>
         <w:bidi/>
@@ -523,12 +639,12 @@
           <w:sz w:val="18"/>
           <w:rtl/>
         </w:rPr>
-        <w:t>تلخيص المعاملات وتجهيز مذكرات وملخصات واضحة في وقت قصير</w:t>
+        <w:t>تلخيص المعاملات وتجهيز مذكرات وملخصات واضحة بسرعة</w:t>
       </w:r>
     </w:p>
     <w:p>
       <w:pPr>
-        <w:spacing w:before="0" w:after="20" w:line="293" w:lineRule="auto"/>
+        <w:spacing w:before="0" w:after="16" w:line="293" w:lineRule="auto"/>
         <w:ind w:right="312" w:hanging="238"/>
         <w:jc w:val="right"/>
         <w:bidi/>
@@ -554,12 +670,12 @@
           <w:sz w:val="18"/>
           <w:rtl/>
         </w:rPr>
-        <w:t>الأرشفة الإلكترونية والورقية وتنظيم الملفات وسهولة الوصول إليها</w:t>
+        <w:t>الأرشفة الورقية والإلكترونية وتنظيم الملفات</w:t>
       </w:r>
     </w:p>
     <w:p>
       <w:pPr>
-        <w:spacing w:before="0" w:after="20" w:line="293" w:lineRule="auto"/>
+        <w:spacing w:before="0" w:after="16" w:line="293" w:lineRule="auto"/>
         <w:ind w:right="312" w:hanging="238"/>
         <w:jc w:val="right"/>
         <w:bidi/>
@@ -585,7 +701,7 @@
           <w:sz w:val="18"/>
           <w:rtl/>
         </w:rPr>
-        <w:t>إدخال البيانات ومراجعتها وتدقيق الأخطاء قبل الطباعة والإرسال</w:t>
+        <w:t>إدخال البيانات وتدقيقها قبل الطباعة والإرسال</w:t>
       </w:r>
     </w:p>
     <w:p>
@@ -621,7 +737,7 @@
     </w:p>
     <w:p>
       <w:pPr>
-        <w:spacing w:before="0" w:after="20" w:line="293" w:lineRule="auto"/>
+        <w:spacing w:before="0" w:after="16" w:line="293" w:lineRule="auto"/>
         <w:ind w:right="312" w:hanging="238"/>
         <w:jc w:val="right"/>
         <w:bidi/>
@@ -652,7 +768,7 @@
     </w:p>
     <w:p>
       <w:pPr>
-        <w:spacing w:before="0" w:after="20" w:line="293" w:lineRule="auto"/>
+        <w:spacing w:before="0" w:after="16" w:line="293" w:lineRule="auto"/>
         <w:ind w:right="312" w:hanging="238"/>
         <w:jc w:val="right"/>
         <w:bidi/>
@@ -678,12 +794,12 @@
           <w:sz w:val="18"/>
           <w:rtl/>
         </w:rPr>
-        <w:t>الاستماع الفعّال وفهم الطلب وتوجيه العميل للجهة الصحيحة</w:t>
+        <w:t>الاستماع الفعّال وتوجيه العميل للجهة الصحيحة</w:t>
       </w:r>
     </w:p>
     <w:p>
       <w:pPr>
-        <w:spacing w:before="0" w:after="20" w:line="293" w:lineRule="auto"/>
+        <w:spacing w:before="0" w:after="16" w:line="293" w:lineRule="auto"/>
         <w:ind w:right="312" w:hanging="238"/>
         <w:jc w:val="right"/>
         <w:bidi/>
@@ -709,12 +825,12 @@
           <w:sz w:val="18"/>
           <w:rtl/>
         </w:rPr>
-        <w:t>متابعة الطلبات حتى الإنجاز والتعامل مع الاعتراضات بهدوء</w:t>
+        <w:t>متابعة الطلبات حتى الإنجاز وحل الاعتراضات بهدوء</w:t>
       </w:r>
     </w:p>
     <w:p>
       <w:pPr>
-        <w:spacing w:before="0" w:after="20" w:line="293" w:lineRule="auto"/>
+        <w:spacing w:before="0" w:after="16" w:line="293" w:lineRule="auto"/>
         <w:ind w:right="312" w:hanging="238"/>
         <w:jc w:val="right"/>
         <w:bidi/>
@@ -740,7 +856,7 @@
           <w:sz w:val="18"/>
           <w:rtl/>
         </w:rPr>
-        <w:t>السرية والأمانة والمحافظة على صورة المكتب أمام المراجعين</w:t>
+        <w:t>السرية والأمانة والمحافظة على صورة المكتب</w:t>
       </w:r>
     </w:p>
     <w:p>
@@ -776,7 +892,7 @@
     </w:p>
     <w:p>
       <w:pPr>
-        <w:spacing w:before="0" w:after="20" w:line="293" w:lineRule="auto"/>
+        <w:spacing w:before="0" w:after="16" w:line="293" w:lineRule="auto"/>
         <w:ind w:right="312" w:hanging="238"/>
         <w:jc w:val="right"/>
         <w:bidi/>
@@ -802,12 +918,12 @@
           <w:sz w:val="18"/>
           <w:rtl/>
         </w:rPr>
-        <w:t>سرعة عالية في تعلّم أي منصة أو نظام جديد دون إشراف مستمر</w:t>
+        <w:t>سرعة عالية في تعلّم أي منصة أو نظام جديد</w:t>
       </w:r>
     </w:p>
     <w:p>
       <w:pPr>
-        <w:spacing w:before="0" w:after="20" w:line="293" w:lineRule="auto"/>
+        <w:spacing w:before="0" w:after="16" w:line="293" w:lineRule="auto"/>
         <w:ind w:right="312" w:hanging="238"/>
         <w:jc w:val="right"/>
         <w:bidi/>
@@ -833,7 +949,7 @@
           <w:sz w:val="18"/>
           <w:rtl/>
         </w:rPr>
-        <w:t xml:space="preserve">جاهزية تامة للعمل على المنصات الحكومية: </w:t>
+        <w:t xml:space="preserve">جاهزية للعمل على: </w:t>
       </w:r>
       <w:r>
         <w:rPr>
@@ -845,12 +961,12 @@
           <w:rtl/>
           <w:bCs/>
         </w:rPr>
-        <w:t>أبشر، قوى، ناجز، منصة الأعمال، اعتماد</w:t>
+        <w:t>أبشر، قوى، ناجز، اعتماد</w:t>
       </w:r>
     </w:p>
     <w:p>
       <w:pPr>
-        <w:spacing w:before="0" w:after="20" w:line="293" w:lineRule="auto"/>
+        <w:spacing w:before="0" w:after="16" w:line="293" w:lineRule="auto"/>
         <w:ind w:right="312" w:hanging="238"/>
         <w:jc w:val="right"/>
         <w:bidi/>
@@ -881,7 +997,7 @@
     </w:p>
     <w:p>
       <w:pPr>
-        <w:spacing w:before="0" w:after="20" w:line="293" w:lineRule="auto"/>
+        <w:spacing w:before="0" w:after="16" w:line="293" w:lineRule="auto"/>
         <w:ind w:right="312" w:hanging="238"/>
         <w:jc w:val="right"/>
         <w:bidi/>
@@ -907,7 +1023,341 @@
           <w:sz w:val="18"/>
           <w:rtl/>
         </w:rPr>
-        <w:t>رفع المستندات إلكترونيًا والتحقق من اكتمالها قبل الإرسال</w:t>
+        <w:t>رفع المستندات إلكترونيًا والتأكد من اكتمالها</w:t>
+      </w:r>
+    </w:p>
+    <w:p>
+      <w:pPr>
+        <w:keepNext/>
+        <w:spacing w:before="60" w:after="20" w:line="283" w:lineRule="auto"/>
+        <w:jc w:val="right"/>
+        <w:bidi/>
+      </w:pPr>
+      <w:r>
+        <w:rPr>
+          <w:rFonts w:ascii="Segoe UI" w:hAnsi="Segoe UI" w:cs="Segoe UI"/>
+          <w:b w:val="0"/>
+          <w:i w:val="0"/>
+          <w:color w:val="B08D3F"/>
+          <w:sz w:val="18"/>
+          <w:rtl/>
+        </w:rPr>
+        <w:t xml:space="preserve">◆ </w:t>
+      </w:r>
+      <w:r>
+        <w:rPr>
+          <w:rFonts w:ascii="Segoe UI" w:hAnsi="Segoe UI" w:cs="Segoe UI"/>
+          <w:b/>
+          <w:i w:val="0"/>
+          <w:color w:val="0F3F66"/>
+          <w:sz w:val="19"/>
+          <w:rtl/>
+          <w:bCs/>
+        </w:rPr>
+        <w:t>الذكاء الاصطناعي وإنتاجية المكتب</w:t>
+      </w:r>
+    </w:p>
+    <w:p>
+      <w:pPr>
+        <w:spacing w:before="0" w:after="16" w:line="293" w:lineRule="auto"/>
+        <w:ind w:right="312" w:hanging="238"/>
+        <w:jc w:val="right"/>
+        <w:bidi/>
+      </w:pPr>
+      <w:r>
+        <w:rPr>
+          <w:rFonts w:ascii="Segoe UI" w:hAnsi="Segoe UI" w:cs="Segoe UI"/>
+          <w:b/>
+          <w:i w:val="0"/>
+          <w:color w:val="1C5B8F"/>
+          <w:sz w:val="18"/>
+          <w:rtl/>
+          <w:bCs/>
+        </w:rPr>
+        <w:t xml:space="preserve">•  </w:t>
+      </w:r>
+      <w:r>
+        <w:rPr>
+          <w:rFonts w:ascii="Segoe UI" w:hAnsi="Segoe UI" w:cs="Segoe UI"/>
+          <w:b/>
+          <w:i w:val="0"/>
+          <w:color w:val="12263F"/>
+          <w:sz w:val="18"/>
+          <w:rtl/>
+          <w:bCs/>
+        </w:rPr>
+        <w:t>ChatGPT + Gemini + Copilot</w:t>
+      </w:r>
+      <w:r>
+        <w:rPr>
+          <w:rFonts w:ascii="Segoe UI" w:hAnsi="Segoe UI" w:cs="Segoe UI"/>
+          <w:b w:val="0"/>
+          <w:i w:val="0"/>
+          <w:color w:val="26374F"/>
+          <w:sz w:val="18"/>
+          <w:rtl/>
+        </w:rPr>
+        <w:t xml:space="preserve"> في الصياغة والتلخيص</w:t>
+      </w:r>
+    </w:p>
+    <w:p>
+      <w:pPr>
+        <w:spacing w:before="0" w:after="16" w:line="293" w:lineRule="auto"/>
+        <w:ind w:right="312" w:hanging="238"/>
+        <w:jc w:val="right"/>
+        <w:bidi/>
+      </w:pPr>
+      <w:r>
+        <w:rPr>
+          <w:rFonts w:ascii="Segoe UI" w:hAnsi="Segoe UI" w:cs="Segoe UI"/>
+          <w:b/>
+          <w:i w:val="0"/>
+          <w:color w:val="1C5B8F"/>
+          <w:sz w:val="18"/>
+          <w:rtl/>
+          <w:bCs/>
+        </w:rPr>
+        <w:t xml:space="preserve">•  </w:t>
+      </w:r>
+      <w:r>
+        <w:rPr>
+          <w:rFonts w:ascii="Segoe UI" w:hAnsi="Segoe UI" w:cs="Segoe UI"/>
+          <w:b w:val="0"/>
+          <w:i w:val="0"/>
+          <w:color w:val="26374F"/>
+          <w:sz w:val="18"/>
+          <w:rtl/>
+        </w:rPr>
+        <w:t>كتابة الأوامر (Prompts) والحصول على مخرجات دقيقة</w:t>
+      </w:r>
+    </w:p>
+    <w:p>
+      <w:pPr>
+        <w:spacing w:before="0" w:after="16" w:line="293" w:lineRule="auto"/>
+        <w:ind w:right="312" w:hanging="238"/>
+        <w:jc w:val="right"/>
+        <w:bidi/>
+      </w:pPr>
+      <w:r>
+        <w:rPr>
+          <w:rFonts w:ascii="Segoe UI" w:hAnsi="Segoe UI" w:cs="Segoe UI"/>
+          <w:b/>
+          <w:i w:val="0"/>
+          <w:color w:val="1C5B8F"/>
+          <w:sz w:val="18"/>
+          <w:rtl/>
+          <w:bCs/>
+        </w:rPr>
+        <w:t xml:space="preserve">•  </w:t>
+      </w:r>
+      <w:r>
+        <w:rPr>
+          <w:rFonts w:ascii="Segoe UI" w:hAnsi="Segoe UI" w:cs="Segoe UI"/>
+          <w:b w:val="0"/>
+          <w:i w:val="0"/>
+          <w:color w:val="26374F"/>
+          <w:sz w:val="18"/>
+          <w:rtl/>
+        </w:rPr>
+        <w:t>تلخيص المستندات الطويلة واستخراج نقاطها في دقائق</w:t>
+      </w:r>
+    </w:p>
+    <w:p>
+      <w:pPr>
+        <w:spacing w:before="0" w:after="16" w:line="293" w:lineRule="auto"/>
+        <w:ind w:right="312" w:hanging="238"/>
+        <w:jc w:val="right"/>
+        <w:bidi/>
+      </w:pPr>
+      <w:r>
+        <w:rPr>
+          <w:rFonts w:ascii="Segoe UI" w:hAnsi="Segoe UI" w:cs="Segoe UI"/>
+          <w:b/>
+          <w:i w:val="0"/>
+          <w:color w:val="1C5B8F"/>
+          <w:sz w:val="18"/>
+          <w:rtl/>
+          <w:bCs/>
+        </w:rPr>
+        <w:t xml:space="preserve">•  </w:t>
+      </w:r>
+      <w:r>
+        <w:rPr>
+          <w:rFonts w:ascii="Segoe UI" w:hAnsi="Segoe UI" w:cs="Segoe UI"/>
+          <w:b w:val="0"/>
+          <w:i w:val="0"/>
+          <w:color w:val="26374F"/>
+          <w:sz w:val="18"/>
+          <w:rtl/>
+        </w:rPr>
+        <w:t>أتمتة المهام المتكررة وتنظيم المراسلات والبيانات</w:t>
+      </w:r>
+    </w:p>
+    <w:p>
+      <w:pPr>
+        <w:keepNext/>
+        <w:spacing w:before="60" w:after="20" w:line="283" w:lineRule="auto"/>
+        <w:jc w:val="right"/>
+        <w:bidi/>
+      </w:pPr>
+      <w:r>
+        <w:rPr>
+          <w:rFonts w:ascii="Segoe UI" w:hAnsi="Segoe UI" w:cs="Segoe UI"/>
+          <w:b w:val="0"/>
+          <w:i w:val="0"/>
+          <w:color w:val="B08D3F"/>
+          <w:sz w:val="18"/>
+          <w:rtl/>
+        </w:rPr>
+        <w:t xml:space="preserve">◆ </w:t>
+      </w:r>
+      <w:r>
+        <w:rPr>
+          <w:rFonts w:ascii="Segoe UI" w:hAnsi="Segoe UI" w:cs="Segoe UI"/>
+          <w:b/>
+          <w:i w:val="0"/>
+          <w:color w:val="0F3F66"/>
+          <w:sz w:val="19"/>
+          <w:rtl/>
+          <w:bCs/>
+        </w:rPr>
+        <w:t>التقنية والتسويق الرقمي</w:t>
+      </w:r>
+    </w:p>
+    <w:p>
+      <w:pPr>
+        <w:spacing w:before="0" w:after="16" w:line="293" w:lineRule="auto"/>
+        <w:ind w:right="312" w:hanging="238"/>
+        <w:jc w:val="right"/>
+        <w:bidi/>
+      </w:pPr>
+      <w:r>
+        <w:rPr>
+          <w:rFonts w:ascii="Segoe UI" w:hAnsi="Segoe UI" w:cs="Segoe UI"/>
+          <w:b/>
+          <w:i w:val="0"/>
+          <w:color w:val="1C5B8F"/>
+          <w:sz w:val="18"/>
+          <w:rtl/>
+          <w:bCs/>
+        </w:rPr>
+        <w:t xml:space="preserve">•  </w:t>
+      </w:r>
+      <w:r>
+        <w:rPr>
+          <w:rFonts w:ascii="Segoe UI" w:hAnsi="Segoe UI" w:cs="Segoe UI"/>
+          <w:b w:val="0"/>
+          <w:i w:val="0"/>
+          <w:color w:val="26374F"/>
+          <w:sz w:val="18"/>
+          <w:rtl/>
+        </w:rPr>
+        <w:t>إعداد المواقع والصفحات التعريفية (HTML + CSS)</w:t>
+      </w:r>
+    </w:p>
+    <w:p>
+      <w:pPr>
+        <w:spacing w:before="0" w:after="16" w:line="293" w:lineRule="auto"/>
+        <w:ind w:right="312" w:hanging="238"/>
+        <w:jc w:val="right"/>
+        <w:bidi/>
+      </w:pPr>
+      <w:r>
+        <w:rPr>
+          <w:rFonts w:ascii="Segoe UI" w:hAnsi="Segoe UI" w:cs="Segoe UI"/>
+          <w:b/>
+          <w:i w:val="0"/>
+          <w:color w:val="1C5B8F"/>
+          <w:sz w:val="18"/>
+          <w:rtl/>
+          <w:bCs/>
+        </w:rPr>
+        <w:t xml:space="preserve">•  </w:t>
+      </w:r>
+      <w:r>
+        <w:rPr>
+          <w:rFonts w:ascii="Segoe UI" w:hAnsi="Segoe UI" w:cs="Segoe UI"/>
+          <w:b/>
+          <w:i w:val="0"/>
+          <w:color w:val="12263F"/>
+          <w:sz w:val="18"/>
+          <w:rtl/>
+          <w:bCs/>
+        </w:rPr>
+        <w:t>Canva</w:t>
+      </w:r>
+      <w:r>
+        <w:rPr>
+          <w:rFonts w:ascii="Segoe UI" w:hAnsi="Segoe UI" w:cs="Segoe UI"/>
+          <w:b w:val="0"/>
+          <w:i w:val="0"/>
+          <w:color w:val="26374F"/>
+          <w:sz w:val="18"/>
+          <w:rtl/>
+        </w:rPr>
+        <w:t xml:space="preserve"> وإعداد المحتوى والتصاميم والمطبوعات</w:t>
+      </w:r>
+    </w:p>
+    <w:p>
+      <w:pPr>
+        <w:spacing w:before="0" w:after="16" w:line="293" w:lineRule="auto"/>
+        <w:ind w:right="312" w:hanging="238"/>
+        <w:jc w:val="right"/>
+        <w:bidi/>
+      </w:pPr>
+      <w:r>
+        <w:rPr>
+          <w:rFonts w:ascii="Segoe UI" w:hAnsi="Segoe UI" w:cs="Segoe UI"/>
+          <w:b/>
+          <w:i w:val="0"/>
+          <w:color w:val="1C5B8F"/>
+          <w:sz w:val="18"/>
+          <w:rtl/>
+          <w:bCs/>
+        </w:rPr>
+        <w:t xml:space="preserve">•  </w:t>
+      </w:r>
+      <w:r>
+        <w:rPr>
+          <w:rFonts w:ascii="Segoe UI" w:hAnsi="Segoe UI" w:cs="Segoe UI"/>
+          <w:b w:val="0"/>
+          <w:i w:val="0"/>
+          <w:color w:val="26374F"/>
+          <w:sz w:val="18"/>
+          <w:rtl/>
+        </w:rPr>
+        <w:t>إدارة صفحات التواصل وتحسين الظهور (SEO)</w:t>
+      </w:r>
+    </w:p>
+    <w:p>
+      <w:pPr>
+        <w:spacing w:before="0" w:after="16" w:line="293" w:lineRule="auto"/>
+        <w:ind w:right="312" w:hanging="238"/>
+        <w:jc w:val="right"/>
+        <w:bidi/>
+      </w:pPr>
+      <w:r>
+        <w:rPr>
+          <w:rFonts w:ascii="Segoe UI" w:hAnsi="Segoe UI" w:cs="Segoe UI"/>
+          <w:b/>
+          <w:i w:val="0"/>
+          <w:color w:val="1C5B8F"/>
+          <w:sz w:val="18"/>
+          <w:rtl/>
+          <w:bCs/>
+        </w:rPr>
+        <w:t xml:space="preserve">•  </w:t>
+      </w:r>
+      <w:r>
+        <w:rPr>
+          <w:rFonts w:ascii="Segoe UI" w:hAnsi="Segoe UI" w:cs="Segoe UI"/>
+          <w:b w:val="0"/>
+          <w:i w:val="0"/>
+          <w:color w:val="26374F"/>
+          <w:sz w:val="18"/>
+          <w:rtl/>
+        </w:rPr>
+        <w:t>أساسيات البرمجة وقواعد البيانات وتحليل الأرقام</w:t>
       </w:r>
     </w:p>
     <w:p>
@@ -1113,6 +1563,37 @@
           <w:rtl/>
         </w:rPr>
         <w:t xml:space="preserve"> وترتيب الأرشفة الورقية والإلكترونية.</w:t>
+      </w:r>
+    </w:p>
+    <w:p>
+      <w:pPr>
+        <w:spacing w:before="0" w:after="30" w:line="293" w:lineRule="auto"/>
+        <w:ind w:right="312" w:hanging="238"/>
+        <w:jc w:val="right"/>
+        <w:bidi/>
+      </w:pPr>
+      <w:r>
+        <w:rPr>
+          <w:rFonts w:ascii="Segoe UI" w:hAnsi="Segoe UI" w:cs="Segoe UI"/>
+          <w:b/>
+          <w:i w:val="0"/>
+          <w:color w:val="1C5B8F"/>
+          <w:sz w:val="19"/>
+          <w:rtl/>
+          <w:bCs/>
+        </w:rPr>
+        <w:t xml:space="preserve">•  </w:t>
+      </w:r>
+      <w:r>
+        <w:rPr>
+          <w:rFonts w:ascii="Segoe UI" w:hAnsi="Segoe UI" w:cs="Segoe UI"/>
+          <w:b w:val="0"/>
+          <w:i w:val="0"/>
+          <w:color w:val="26374F"/>
+          <w:sz w:val="19"/>
+          <w:rtl/>
+        </w:rPr>
+        <w:t>توظيف أدوات الذكاء الاصطناعي في الصياغة والتلخيص وتجهيز قوالب جاهزة للمستندات المتكررة.</w:t>
       </w:r>
     </w:p>
     <w:p>
@@ -1474,7 +1955,7 @@
           <w:sz w:val="18"/>
           <w:rtl/>
         </w:rPr>
-        <w:t>الحاسب الآلي / ICDL</w:t>
+        <w:t>الحاسب الآلي / ICDL   •   Excel للمبتدئين   •   Word — إعداد المستندات الاحترافية</w:t>
       </w:r>
     </w:p>
     <w:p>
@@ -1505,38 +1986,7 @@
           <w:sz w:val="18"/>
           <w:rtl/>
         </w:rPr>
-        <w:t>Excel للمبتدئين   •   Word — إعداد المستندات الاحترافية</w:t>
-      </w:r>
-    </w:p>
-    <w:p>
-      <w:pPr>
-        <w:spacing w:before="0" w:after="30" w:line="293" w:lineRule="auto"/>
-        <w:ind w:right="312" w:hanging="238"/>
-        <w:jc w:val="right"/>
-        <w:bidi/>
-      </w:pPr>
-      <w:r>
-        <w:rPr>
-          <w:rFonts w:ascii="Segoe UI" w:hAnsi="Segoe UI" w:cs="Segoe UI"/>
-          <w:b/>
-          <w:i w:val="0"/>
-          <w:color w:val="1C5B8F"/>
-          <w:sz w:val="18"/>
-          <w:rtl/>
-          <w:bCs/>
-        </w:rPr>
-        <w:t xml:space="preserve">•  </w:t>
-      </w:r>
-      <w:r>
-        <w:rPr>
-          <w:rFonts w:ascii="Segoe UI" w:hAnsi="Segoe UI" w:cs="Segoe UI"/>
-          <w:b w:val="0"/>
-          <w:i w:val="0"/>
-          <w:color w:val="26374F"/>
-          <w:sz w:val="18"/>
-          <w:rtl/>
-        </w:rPr>
-        <w:t>خدمة العملاء والتعامل مع الجمهور   •   الطباعة السريعة بالعربية والإنجليزية</w:t>
+        <w:t>خدمة العملاء والتعامل مع الجمهور   •   أدوات الذكاء الاصطناعي   •   التسويق الرقمي</w:t>
       </w:r>
     </w:p>
     <w:p>
@@ -2004,6 +2454,30 @@
           <w:rtl/>
           <w:bCs/>
         </w:rPr>
+        <w:t>المصادر:</w:t>
+      </w:r>
+      <w:r>
+        <w:rPr>
+          <w:rFonts w:ascii="Segoe UI" w:hAnsi="Segoe UI" w:cs="Segoe UI"/>
+          <w:b w:val="0"/>
+          <w:i w:val="0"/>
+          <w:color w:val="26374F"/>
+          <w:sz w:val="18"/>
+          <w:rtl/>
+        </w:rPr>
+        <w:t xml:space="preserve"> لينكدإن والموقع الشخصي أعلاه للاطلاع على الأعمال.</w:t>
+        <w:br/>
+      </w:r>
+      <w:r>
+        <w:rPr>
+          <w:rFonts w:ascii="Segoe UI" w:hAnsi="Segoe UI" w:cs="Segoe UI"/>
+          <w:b/>
+          <w:i w:val="0"/>
+          <w:color w:val="12263F"/>
+          <w:sz w:val="18"/>
+          <w:rtl/>
+          <w:bCs/>
+        </w:rPr>
         <w:t>التوصيات:</w:t>
       </w:r>
       <w:r>

--- a/cv/cv-general-services.docx
+++ b/cv/cv-general-services.docx
@@ -4,17 +4,15 @@
   <w:body>
     <w:p>
       <w:pPr>
-        <w:spacing w:before="0" w:after="0" w:line="283" w:lineRule="auto"/>
-        <w:jc w:val="right"/>
-        <w:bidi/>
+        <w:spacing w:before="0" w:after="0" w:line="276" w:lineRule="auto"/>
       </w:pPr>
       <w:r>
         <w:rPr>
-          <w:rFonts w:ascii="Segoe UI" w:hAnsi="Segoe UI" w:cs="Segoe UI"/>
+          <w:rFonts w:ascii="Cairo" w:hAnsi="Cairo" w:cs="Cairo" w:eastAsia="Cairo"/>
           <w:b/>
           <w:i w:val="0"/>
-          <w:color w:val="12263F"/>
-          <w:sz w:val="50"/>
+          <w:color w:val="142030"/>
+          <w:sz w:val="40"/>
           <w:rtl/>
           <w:bCs/>
         </w:rPr>
@@ -23,17 +21,15 @@
     </w:p>
     <w:p>
       <w:pPr>
-        <w:spacing w:before="0" w:after="20" w:line="283" w:lineRule="auto"/>
-        <w:jc w:val="right"/>
-        <w:bidi/>
+        <w:spacing w:before="40" w:after="40" w:line="276" w:lineRule="auto"/>
       </w:pPr>
       <w:r>
         <w:rPr>
-          <w:rFonts w:ascii="Segoe UI" w:hAnsi="Segoe UI" w:cs="Segoe UI"/>
+          <w:rFonts w:ascii="Cairo" w:hAnsi="Cairo" w:cs="Cairo" w:eastAsia="Cairo"/>
           <w:b/>
           <w:i w:val="0"/>
-          <w:color w:val="1C5B8F"/>
-          <w:sz w:val="25"/>
+          <w:color w:val="18466E"/>
+          <w:sz w:val="22"/>
           <w:rtl/>
           <w:bCs/>
         </w:rPr>
@@ -42,98 +38,77 @@
     </w:p>
     <w:p>
       <w:pPr>
-        <w:spacing w:before="0" w:after="100" w:line="283" w:lineRule="auto"/>
-        <w:jc w:val="right"/>
-        <w:bidi/>
+        <w:spacing w:before="40" w:after="0" w:line="276" w:lineRule="auto"/>
       </w:pPr>
       <w:r>
         <w:rPr>
-          <w:rFonts w:ascii="Segoe UI" w:hAnsi="Segoe UI" w:cs="Segoe UI"/>
+          <w:rFonts w:ascii="Cairo" w:hAnsi="Cairo" w:cs="Cairo" w:eastAsia="Cairo"/>
           <w:b w:val="0"/>
           <w:i w:val="0"/>
-          <w:color w:val="6B7A90"/>
-          <w:sz w:val="17"/>
+          <w:color w:val="687688"/>
+          <w:sz w:val="16"/>
           <w:rtl/>
         </w:rPr>
-        <w:t>سنتان خبرة في إعداد المستندات وتلخيص المعاملات وخدمة المراجعين  •  إجادة تامة للحاسب والأوفيس  •  أدوات ذكاء اصطناعي وتقنية ترفع إنتاجية المكتب</w:t>
+        <w:t>سنتان خبرة في إعداد المستندات وتلخيص المعاملات وخدمة المراجعين  •  إجادة تامة للحاسب والأوفيس  •  سرعة تعلّم استثنائية</w:t>
       </w:r>
     </w:p>
     <w:p>
       <w:pPr>
-        <w:spacing w:before="0" w:after="20" w:line="283" w:lineRule="auto"/>
-        <w:jc w:val="right"/>
-        <w:bidi/>
+        <w:spacing w:before="100" w:after="20" w:line="276" w:lineRule="auto"/>
       </w:pPr>
-      <w:r>
-        <w:rPr>
-          <w:rFonts w:ascii="Segoe UI" w:hAnsi="Segoe UI" w:cs="Segoe UI"/>
-          <w:b w:val="0"/>
-          <w:i w:val="0"/>
-          <w:color w:val="26374F"/>
-          <w:sz w:val="18"/>
-          <w:rtl/>
-        </w:rPr>
-        <w:t xml:space="preserve">الجوال: </w:t>
-      </w:r>
       <w:hyperlink r:id="rId9">
         <w:r>
           <w:rPr>
-            <w:rFonts w:ascii="Segoe UI" w:hAnsi="Segoe UI" w:cs="Segoe UI"/>
-            <w:color w:val="1C5B8F"/>
-            <w:sz w:val="18"/>
-            <w:szCs w:val="18"/>
-            <w:b/>
-            <w:bCs/>
+            <w:rFonts w:ascii="Cairo" w:hAnsi="Cairo" w:cs="Cairo" w:eastAsia="Cairo"/>
+            <w:color w:val="18466E"/>
+            <w:sz w:val="16"/>
+            <w:szCs w:val="16"/>
             <w:rtl/>
           </w:rPr>
-          <w:t xml:space="preserve">+966 56 674 3293</w:t>
+          <w:t xml:space="preserve">الجوال: +966 56 674 3293</w:t>
         </w:r>
       </w:hyperlink>
       <w:r>
         <w:rPr>
-          <w:rFonts w:ascii="Segoe UI" w:hAnsi="Segoe UI" w:cs="Segoe UI"/>
+          <w:rFonts w:ascii="Cairo" w:hAnsi="Cairo" w:cs="Cairo" w:eastAsia="Cairo"/>
           <w:b w:val="0"/>
           <w:i w:val="0"/>
-          <w:color w:val="26374F"/>
-          <w:sz w:val="18"/>
+          <w:color w:val="687688"/>
+          <w:sz w:val="16"/>
           <w:rtl/>
         </w:rPr>
-        <w:t xml:space="preserve">  (اتصال مباشر)    |    واتساب: </w:t>
+        <w:t xml:space="preserve">   |   </w:t>
       </w:r>
       <w:hyperlink r:id="rId10">
         <w:r>
           <w:rPr>
-            <w:rFonts w:ascii="Segoe UI" w:hAnsi="Segoe UI" w:cs="Segoe UI"/>
-            <w:color w:val="1C5B8F"/>
-            <w:sz w:val="18"/>
-            <w:szCs w:val="18"/>
-            <w:b/>
-            <w:bCs/>
+            <w:rFonts w:ascii="Cairo" w:hAnsi="Cairo" w:cs="Cairo" w:eastAsia="Cairo"/>
+            <w:color w:val="18466E"/>
+            <w:sz w:val="16"/>
+            <w:szCs w:val="16"/>
             <w:rtl/>
           </w:rPr>
-          <w:t xml:space="preserve">اضغط للمحادثة</w:t>
+          <w:t xml:space="preserve">واتساب</w:t>
         </w:r>
       </w:hyperlink>
       <w:r>
         <w:rPr>
-          <w:rFonts w:ascii="Segoe UI" w:hAnsi="Segoe UI" w:cs="Segoe UI"/>
+          <w:rFonts w:ascii="Cairo" w:hAnsi="Cairo" w:cs="Cairo" w:eastAsia="Cairo"/>
           <w:b w:val="0"/>
           <w:i w:val="0"/>
-          <w:color w:val="26374F"/>
-          <w:sz w:val="18"/>
+          <w:color w:val="687688"/>
+          <w:sz w:val="16"/>
           <w:rtl/>
         </w:rPr>
-        <w:t xml:space="preserve">    |    البريد: </w:t>
+        <w:t xml:space="preserve">   |   البريد: </w:t>
       </w:r>
       <w:hyperlink r:id="rId11">
         <w:r>
           <w:rPr>
-            <w:rFonts w:ascii="Segoe UI" w:hAnsi="Segoe UI" w:cs="Segoe UI"/>
-            <w:color w:val="1C5B8F"/>
-            <w:sz w:val="18"/>
-            <w:szCs w:val="18"/>
-            <w:b/>
-            <w:bCs/>
+            <w:rFonts w:ascii="Cairo" w:hAnsi="Cairo" w:cs="Cairo" w:eastAsia="Cairo"/>
+            <w:color w:val="18466E"/>
+            <w:sz w:val="16"/>
+            <w:szCs w:val="16"/>
             <w:rtl/>
           </w:rPr>
           <w:t xml:space="preserve">Mohammedalbkhty@gmail.com</w:t>
@@ -142,54 +117,38 @@
     </w:p>
     <w:p>
       <w:pPr>
-        <w:spacing w:before="0" w:after="80" w:line="283" w:lineRule="auto"/>
-        <w:jc w:val="right"/>
-        <w:bidi/>
-        <w:pBdr>
-          <w:bottom w:val="single" w:sz="14" w:space="3" w:color="1C5B8F"/>
-        </w:pBdr>
+        <w:spacing w:before="20" w:after="0" w:line="276" w:lineRule="auto"/>
       </w:pPr>
-      <w:r>
-        <w:rPr>
-          <w:rFonts w:ascii="Segoe UI" w:hAnsi="Segoe UI" w:cs="Segoe UI"/>
-          <w:b w:val="0"/>
-          <w:i w:val="0"/>
-          <w:color w:val="26374F"/>
-          <w:sz w:val="18"/>
-          <w:rtl/>
-        </w:rPr>
-        <w:t xml:space="preserve">لينكدإن: </w:t>
-      </w:r>
       <w:hyperlink r:id="rId12">
         <w:r>
           <w:rPr>
-            <w:rFonts w:ascii="Segoe UI" w:hAnsi="Segoe UI" w:cs="Segoe UI"/>
-            <w:color w:val="1C5B8F"/>
-            <w:sz w:val="18"/>
-            <w:szCs w:val="18"/>
+            <w:rFonts w:ascii="Cairo" w:hAnsi="Cairo" w:cs="Cairo" w:eastAsia="Cairo"/>
+            <w:color w:val="18466E"/>
+            <w:sz w:val="16"/>
+            <w:szCs w:val="16"/>
             <w:rtl/>
           </w:rPr>
-          <w:t xml:space="preserve">linkedin.com/in/mohammed-albukhaiti</w:t>
+          <w:t xml:space="preserve">لينكدإن</w:t>
         </w:r>
       </w:hyperlink>
       <w:r>
         <w:rPr>
-          <w:rFonts w:ascii="Segoe UI" w:hAnsi="Segoe UI" w:cs="Segoe UI"/>
+          <w:rFonts w:ascii="Cairo" w:hAnsi="Cairo" w:cs="Cairo" w:eastAsia="Cairo"/>
           <w:b w:val="0"/>
           <w:i w:val="0"/>
-          <w:color w:val="26374F"/>
-          <w:sz w:val="18"/>
+          <w:color w:val="687688"/>
+          <w:sz w:val="16"/>
           <w:rtl/>
         </w:rPr>
-        <w:t xml:space="preserve">    |    الموقع الشخصي: </w:t>
+        <w:t xml:space="preserve">   |   الموقع الشخصي: </w:t>
       </w:r>
       <w:hyperlink r:id="rId13">
         <w:r>
           <w:rPr>
-            <w:rFonts w:ascii="Segoe UI" w:hAnsi="Segoe UI" w:cs="Segoe UI"/>
-            <w:color w:val="1C5B8F"/>
-            <w:sz w:val="18"/>
-            <w:szCs w:val="18"/>
+            <w:rFonts w:ascii="Cairo" w:hAnsi="Cairo" w:cs="Cairo" w:eastAsia="Cairo"/>
+            <w:color w:val="18466E"/>
+            <w:sz w:val="16"/>
+            <w:szCs w:val="16"/>
             <w:rtl/>
           </w:rPr>
           <w:t xml:space="preserve">engmohammeda.github.io/portfolio</w:t>
@@ -197,63 +156,64 @@
       </w:hyperlink>
       <w:r>
         <w:rPr>
-          <w:rFonts w:ascii="Segoe UI" w:hAnsi="Segoe UI" w:cs="Segoe UI"/>
+          <w:rFonts w:ascii="Cairo" w:hAnsi="Cairo" w:cs="Cairo" w:eastAsia="Cairo"/>
           <w:b w:val="0"/>
           <w:i w:val="0"/>
-          <w:color w:val="26374F"/>
-          <w:sz w:val="18"/>
+          <w:color w:val="687688"/>
+          <w:sz w:val="16"/>
           <w:rtl/>
         </w:rPr>
-        <w:t xml:space="preserve">    |    الرياض — غرب الرياض  •  العمر: 24 سنة</w:t>
+        <w:t xml:space="preserve">   |   الرياض — غرب الرياض</w:t>
       </w:r>
     </w:p>
     <w:p>
       <w:pPr>
-        <w:spacing w:before="0" w:after="40" w:line="283" w:lineRule="auto"/>
-        <w:jc w:val="right"/>
-        <w:bidi/>
+        <w:spacing w:before="20" w:after="0" w:line="276" w:lineRule="auto"/>
       </w:pPr>
       <w:r>
         <w:rPr>
-          <w:rFonts w:ascii="Segoe UI" w:hAnsi="Segoe UI" w:cs="Segoe UI"/>
+          <w:rFonts w:ascii="Cairo" w:hAnsi="Cairo" w:cs="Cairo" w:eastAsia="Cairo"/>
           <w:b w:val="0"/>
           <w:i w:val="0"/>
-          <w:color w:val="26374F"/>
-          <w:sz w:val="18"/>
+          <w:color w:val="687688"/>
+          <w:sz w:val="16"/>
           <w:rtl/>
         </w:rPr>
-        <w:t>الحالة النظامية: تأشيرة زيارة عائلية — جاهز لاستكمال إجراءات التوظيف    |    متاح للعمل فورًا</w:t>
+        <w:t>العمر: 24 سنة   |   مقيم في الرياض — متاح للعمل فورًا</w:t>
       </w:r>
     </w:p>
     <w:p>
       <w:pPr>
-        <w:keepNext/>
-        <w:spacing w:before="180" w:after="60" w:line="283" w:lineRule="auto"/>
-        <w:jc w:val="right"/>
-        <w:bidi/>
+        <w:spacing w:before="80" w:after="0" w:line="276" w:lineRule="auto"/>
         <w:pBdr>
-          <w:bottom w:val="single" w:sz="6" w:space="1" w:color="DFE6EE"/>
+          <w:bottom w:val="single" w:sz="12" w:space="2" w:color="18466E"/>
         </w:pBdr>
       </w:pPr>
       <w:r>
         <w:rPr>
-          <w:rFonts w:ascii="Segoe UI" w:hAnsi="Segoe UI" w:cs="Segoe UI"/>
+          <w:rFonts w:ascii="Cairo" w:hAnsi="Cairo" w:cs="Cairo" w:eastAsia="Cairo"/>
+          <w:b w:val="0"/>
+          <w:i w:val="0"/>
+          <w:color w:val="2C3C52"/>
+          <w:sz w:val="2"/>
+          <w:rtl/>
+        </w:rPr>
+      </w:r>
+    </w:p>
+    <w:p>
+      <w:pPr>
+        <w:spacing w:before="200" w:after="80" w:line="276" w:lineRule="auto"/>
+        <w:pBdr>
+          <w:bottom w:val="single" w:sz="4" w:space="2" w:color="E2E8F1"/>
+        </w:pBdr>
+      </w:pPr>
+      <w:r>
+        <w:rPr>
+          <w:rFonts w:ascii="Cairo" w:hAnsi="Cairo" w:cs="Cairo" w:eastAsia="Cairo"/>
           <w:b/>
           <w:i w:val="0"/>
-          <w:color w:val="1C5B8F"/>
-          <w:sz w:val="23"/>
-          <w:rtl/>
-          <w:bCs/>
-        </w:rPr>
-        <w:t xml:space="preserve">▌ </w:t>
-      </w:r>
-      <w:r>
-        <w:rPr>
-          <w:rFonts w:ascii="Segoe UI" w:hAnsi="Segoe UI" w:cs="Segoe UI"/>
-          <w:b/>
-          <w:i w:val="0"/>
-          <w:color w:val="0F3F66"/>
-          <w:sz w:val="23"/>
+          <w:color w:val="1E5480"/>
+          <w:sz w:val="22"/>
           <w:rtl/>
           <w:bCs/>
         </w:rPr>
@@ -261,63 +221,46 @@
       </w:r>
       <w:r>
         <w:rPr>
-          <w:rFonts w:ascii="Segoe UI" w:hAnsi="Segoe UI" w:cs="Segoe UI"/>
+          <w:rFonts w:ascii="Cairo" w:hAnsi="Cairo" w:cs="Cairo" w:eastAsia="Cairo"/>
           <w:b w:val="0"/>
           <w:i w:val="0"/>
-          <w:color w:val="9AA9BC"/>
-          <w:sz w:val="15"/>
+          <w:color w:val="9AAEC0"/>
+          <w:sz w:val="13"/>
           <w:rtl/>
         </w:rPr>
-        <w:t xml:space="preserve">   PROFILE</w:t>
+        <w:t xml:space="preserve">     PROFILE</w:t>
       </w:r>
     </w:p>
     <w:p>
       <w:pPr>
         <w:spacing w:before="0" w:after="0" w:line="312" w:lineRule="auto"/>
-        <w:jc w:val="both"/>
-        <w:bidi/>
       </w:pPr>
       <w:r>
         <w:rPr>
-          <w:rFonts w:ascii="Segoe UI" w:hAnsi="Segoe UI" w:cs="Segoe UI"/>
+          <w:rFonts w:ascii="Cairo" w:hAnsi="Cairo" w:cs="Cairo" w:eastAsia="Cairo"/>
           <w:b w:val="0"/>
           <w:i w:val="0"/>
-          <w:color w:val="26374F"/>
-          <w:sz w:val="20"/>
+          <w:color w:val="2C3C52"/>
+          <w:sz w:val="18"/>
           <w:rtl/>
         </w:rPr>
-        <w:t>موظف مكتبي منظّم وخدوم أمتلك خبرة سنتين في مكتب أعمال ومكتبة، عملت خلالها على إعداد المستندات والخطابات وتنسيقها، وتلخيص المعاملات وتجهيز ملخصات واضحة عنها، وإدخال البيانات وأرشفتها، واستقبال المراجعين والتعامل معهم حتى إنجاز طلباتهم. أُجيد تشغيل الحاسب وبرامج الأوفيس (Word وExcel وPowerPoint والبريد الإلكتروني) وأتعامل مع الطباعة والمسح الضوئي والأرشفة بسرعة ودقة. أتميّز بحسن التعامل والأخلاق والالتزام والهدوء تحت الضغط، وأتعلّم أي نظام أو منصة إلكترونية جديدة بسرعة، وأبحث عن فرصة أخدم فيها مكتب خدمات عامة في غرب الرياض وأضيف قيمة حقيقية من أول أسبوع.</w:t>
+        <w:t>موظف مكتب خدمات عامة منظم وخدوم، خبرة سنتين في مكتب أعمال ومكتبة: أُعدّ المستندات والخطابات وأنسّقها وأدقّقها، وأُلخّص المعاملات في ملخصات واضحة، وأُدخل البيانات وأؤرشفها، وأستقبل المراجعين وأتابع طلباتهم حتى الإنجاز. أُجيد الحاسب وبرامج الأوفيس (Word وExcel وPowerPoint والبريد) إجادة تامة، وأستخدم أدوات الذكاء الاصطناعي في تلخيص المعاملات وصياغة الخطابات وتنظيم العمل. أتمتّع بحسن التعامل والأخلاق والالتزام، وأتعلّم أي نظام جديد بسرعة — وأبحث عن استقرار مهني طويل في غرب الرياض.</w:t>
       </w:r>
     </w:p>
     <w:p>
       <w:pPr>
-        <w:keepNext/>
-        <w:spacing w:before="180" w:after="60" w:line="283" w:lineRule="auto"/>
-        <w:jc w:val="right"/>
-        <w:bidi/>
+        <w:spacing w:before="200" w:after="80" w:line="276" w:lineRule="auto"/>
         <w:pBdr>
-          <w:bottom w:val="single" w:sz="6" w:space="1" w:color="DFE6EE"/>
+          <w:bottom w:val="single" w:sz="4" w:space="2" w:color="E2E8F1"/>
         </w:pBdr>
       </w:pPr>
       <w:r>
         <w:rPr>
-          <w:rFonts w:ascii="Segoe UI" w:hAnsi="Segoe UI" w:cs="Segoe UI"/>
+          <w:rFonts w:ascii="Cairo" w:hAnsi="Cairo" w:cs="Cairo" w:eastAsia="Cairo"/>
           <w:b/>
           <w:i w:val="0"/>
-          <w:color w:val="1C5B8F"/>
-          <w:sz w:val="23"/>
-          <w:rtl/>
-          <w:bCs/>
-        </w:rPr>
-        <w:t xml:space="preserve">▌ </w:t>
-      </w:r>
-      <w:r>
-        <w:rPr>
-          <w:rFonts w:ascii="Segoe UI" w:hAnsi="Segoe UI" w:cs="Segoe UI"/>
-          <w:b/>
-          <w:i w:val="0"/>
-          <w:color w:val="0F3F66"/>
-          <w:sz w:val="23"/>
+          <w:color w:val="1E5480"/>
+          <w:sz w:val="22"/>
           <w:rtl/>
           <w:bCs/>
         </w:rPr>
@@ -325,1070 +268,1035 @@
       </w:r>
       <w:r>
         <w:rPr>
-          <w:rFonts w:ascii="Segoe UI" w:hAnsi="Segoe UI" w:cs="Segoe UI"/>
+          <w:rFonts w:ascii="Cairo" w:hAnsi="Cairo" w:cs="Cairo" w:eastAsia="Cairo"/>
           <w:b w:val="0"/>
           <w:i w:val="0"/>
-          <w:color w:val="9AA9BC"/>
-          <w:sz w:val="15"/>
+          <w:color w:val="9AAEC0"/>
+          <w:sz w:val="13"/>
           <w:rtl/>
         </w:rPr>
-        <w:t xml:space="preserve">   CORE SKILLS</w:t>
+        <w:t xml:space="preserve">     CORE SKILLS</w:t>
       </w:r>
     </w:p>
     <w:p>
       <w:pPr>
-        <w:keepNext/>
-        <w:spacing w:before="60" w:after="20" w:line="283" w:lineRule="auto"/>
-        <w:jc w:val="right"/>
-        <w:bidi/>
+        <w:spacing w:before="100" w:after="40" w:line="276" w:lineRule="auto"/>
       </w:pPr>
       <w:r>
         <w:rPr>
-          <w:rFonts w:ascii="Segoe UI" w:hAnsi="Segoe UI" w:cs="Segoe UI"/>
-          <w:b w:val="0"/>
-          <w:i w:val="0"/>
-          <w:color w:val="B08D3F"/>
-          <w:sz w:val="18"/>
-          <w:rtl/>
-        </w:rPr>
-        <w:t xml:space="preserve">◆ </w:t>
-      </w:r>
-      <w:r>
-        <w:rPr>
-          <w:rFonts w:ascii="Segoe UI" w:hAnsi="Segoe UI" w:cs="Segoe UI"/>
+          <w:rFonts w:ascii="Cairo" w:hAnsi="Cairo" w:cs="Cairo" w:eastAsia="Cairo"/>
           <w:b/>
           <w:i w:val="0"/>
-          <w:color w:val="0F3F66"/>
-          <w:sz w:val="19"/>
+          <w:color w:val="18466E"/>
+          <w:sz w:val="17"/>
           <w:rtl/>
           <w:bCs/>
         </w:rPr>
         <w:t>الحاسب وبرامج الأوفيس</w:t>
       </w:r>
     </w:p>
+    <w:tbl>
+      <w:tblPr>
+        <w:tblW w:type="auto" w:w="0"/>
+        <w:jc w:val="left"/>
+        <w:tblLayout w:type="fixed"/>
+        <w:tblLook w:firstColumn="1" w:firstRow="1" w:lastColumn="0" w:lastRow="0" w:noHBand="0" w:noVBand="1" w:val="04A0"/>
+        <w:tblBorders>
+          <w:top w:val="none" w:sz="0" w:space="0" w:color="auto"/>
+          <w:left w:val="none" w:sz="0" w:space="0" w:color="auto"/>
+          <w:bottom w:val="none" w:sz="0" w:space="0" w:color="auto"/>
+          <w:right w:val="none" w:sz="0" w:space="0" w:color="auto"/>
+          <w:insideH w:val="none" w:sz="0" w:space="0" w:color="auto"/>
+          <w:insideV w:val="none" w:sz="0" w:space="0" w:color="auto"/>
+        </w:tblBorders>
+      </w:tblPr>
+      <w:tblGrid>
+        <w:gridCol w:w="5159"/>
+        <w:gridCol w:w="5159"/>
+      </w:tblGrid>
+      <w:tr>
+        <w:tc>
+          <w:tcPr>
+            <w:tcW w:type="dxa" w:w="4706"/>
+          </w:tcPr>
+          <w:p>
+            <w:pPr>
+              <w:spacing w:after="0" w:line="240" w:lineRule="auto"/>
+            </w:pPr>
+            <w:r>
+              <w:rPr>
+                <w:rFonts w:ascii="Cairo" w:hAnsi="Cairo" w:cs="Cairo" w:eastAsia="Cairo"/>
+                <w:b w:val="0"/>
+                <w:i w:val="0"/>
+                <w:color w:val="18466E"/>
+                <w:sz w:val="17"/>
+                <w:rtl/>
+              </w:rPr>
+              <w:t xml:space="preserve">●●●●●   </w:t>
+            </w:r>
+            <w:r>
+              <w:rPr>
+                <w:rFonts w:ascii="Cairo" w:hAnsi="Cairo" w:cs="Cairo" w:eastAsia="Cairo"/>
+                <w:b w:val="0"/>
+                <w:i w:val="0"/>
+                <w:color w:val="2C3C52"/>
+                <w:sz w:val="17"/>
+                <w:rtl/>
+              </w:rPr>
+              <w:t>Word — صياغة وتنسيق المستندات والخطابات</w:t>
+            </w:r>
+          </w:p>
+        </w:tc>
+        <w:tc>
+          <w:tcPr>
+            <w:tcW w:type="dxa" w:w="4706"/>
+          </w:tcPr>
+          <w:p>
+            <w:pPr>
+              <w:spacing w:after="0" w:line="240" w:lineRule="auto"/>
+            </w:pPr>
+            <w:r>
+              <w:rPr>
+                <w:rFonts w:ascii="Cairo" w:hAnsi="Cairo" w:cs="Cairo" w:eastAsia="Cairo"/>
+                <w:b w:val="0"/>
+                <w:i w:val="0"/>
+                <w:color w:val="18466E"/>
+                <w:sz w:val="17"/>
+                <w:rtl/>
+              </w:rPr>
+              <w:t xml:space="preserve">●●●●○   </w:t>
+            </w:r>
+            <w:r>
+              <w:rPr>
+                <w:rFonts w:ascii="Cairo" w:hAnsi="Cairo" w:cs="Cairo" w:eastAsia="Cairo"/>
+                <w:b w:val="0"/>
+                <w:i w:val="0"/>
+                <w:color w:val="2C3C52"/>
+                <w:sz w:val="17"/>
+                <w:rtl/>
+              </w:rPr>
+              <w:t>Excel — جداول، معادلات، تقارير</w:t>
+            </w:r>
+          </w:p>
+        </w:tc>
+      </w:tr>
+    </w:tbl>
+    <w:tbl>
+      <w:tblPr>
+        <w:tblW w:type="auto" w:w="0"/>
+        <w:jc w:val="left"/>
+        <w:tblLayout w:type="fixed"/>
+        <w:tblLook w:firstColumn="1" w:firstRow="1" w:lastColumn="0" w:lastRow="0" w:noHBand="0" w:noVBand="1" w:val="04A0"/>
+        <w:tblBorders>
+          <w:top w:val="none" w:sz="0" w:space="0" w:color="auto"/>
+          <w:left w:val="none" w:sz="0" w:space="0" w:color="auto"/>
+          <w:bottom w:val="none" w:sz="0" w:space="0" w:color="auto"/>
+          <w:right w:val="none" w:sz="0" w:space="0" w:color="auto"/>
+          <w:insideH w:val="none" w:sz="0" w:space="0" w:color="auto"/>
+          <w:insideV w:val="none" w:sz="0" w:space="0" w:color="auto"/>
+        </w:tblBorders>
+      </w:tblPr>
+      <w:tblGrid>
+        <w:gridCol w:w="5159"/>
+        <w:gridCol w:w="5159"/>
+      </w:tblGrid>
+      <w:tr>
+        <w:tc>
+          <w:tcPr>
+            <w:tcW w:type="dxa" w:w="4706"/>
+          </w:tcPr>
+          <w:p>
+            <w:pPr>
+              <w:spacing w:after="0" w:line="240" w:lineRule="auto"/>
+            </w:pPr>
+            <w:r>
+              <w:rPr>
+                <w:rFonts w:ascii="Cairo" w:hAnsi="Cairo" w:cs="Cairo" w:eastAsia="Cairo"/>
+                <w:b w:val="0"/>
+                <w:i w:val="0"/>
+                <w:color w:val="18466E"/>
+                <w:sz w:val="17"/>
+                <w:rtl/>
+              </w:rPr>
+              <w:t xml:space="preserve">●●●●○   </w:t>
+            </w:r>
+            <w:r>
+              <w:rPr>
+                <w:rFonts w:ascii="Cairo" w:hAnsi="Cairo" w:cs="Cairo" w:eastAsia="Cairo"/>
+                <w:b w:val="0"/>
+                <w:i w:val="0"/>
+                <w:color w:val="2C3C52"/>
+                <w:sz w:val="17"/>
+                <w:rtl/>
+              </w:rPr>
+              <w:t>PowerPoint — عروض تقديمية</w:t>
+            </w:r>
+          </w:p>
+        </w:tc>
+        <w:tc>
+          <w:tcPr>
+            <w:tcW w:type="dxa" w:w="4706"/>
+          </w:tcPr>
+          <w:p>
+            <w:pPr>
+              <w:spacing w:after="0" w:line="240" w:lineRule="auto"/>
+            </w:pPr>
+            <w:r>
+              <w:rPr>
+                <w:rFonts w:ascii="Cairo" w:hAnsi="Cairo" w:cs="Cairo" w:eastAsia="Cairo"/>
+                <w:b w:val="0"/>
+                <w:i w:val="0"/>
+                <w:color w:val="18466E"/>
+                <w:sz w:val="17"/>
+                <w:rtl/>
+              </w:rPr>
+              <w:t xml:space="preserve">●●●●○   </w:t>
+            </w:r>
+            <w:r>
+              <w:rPr>
+                <w:rFonts w:ascii="Cairo" w:hAnsi="Cairo" w:cs="Cairo" w:eastAsia="Cairo"/>
+                <w:b w:val="0"/>
+                <w:i w:val="0"/>
+                <w:color w:val="2C3C52"/>
+                <w:sz w:val="17"/>
+                <w:rtl/>
+              </w:rPr>
+              <w:t>Outlook و Gmail — بريد ومراسلات</w:t>
+            </w:r>
+          </w:p>
+        </w:tc>
+      </w:tr>
+    </w:tbl>
+    <w:tbl>
+      <w:tblPr>
+        <w:tblW w:type="auto" w:w="0"/>
+        <w:jc w:val="left"/>
+        <w:tblLayout w:type="fixed"/>
+        <w:tblLook w:firstColumn="1" w:firstRow="1" w:lastColumn="0" w:lastRow="0" w:noHBand="0" w:noVBand="1" w:val="04A0"/>
+        <w:tblBorders>
+          <w:top w:val="none" w:sz="0" w:space="0" w:color="auto"/>
+          <w:left w:val="none" w:sz="0" w:space="0" w:color="auto"/>
+          <w:bottom w:val="none" w:sz="0" w:space="0" w:color="auto"/>
+          <w:right w:val="none" w:sz="0" w:space="0" w:color="auto"/>
+          <w:insideH w:val="none" w:sz="0" w:space="0" w:color="auto"/>
+          <w:insideV w:val="none" w:sz="0" w:space="0" w:color="auto"/>
+        </w:tblBorders>
+      </w:tblPr>
+      <w:tblGrid>
+        <w:gridCol w:w="5159"/>
+        <w:gridCol w:w="5159"/>
+      </w:tblGrid>
+      <w:tr>
+        <w:tc>
+          <w:tcPr>
+            <w:tcW w:type="dxa" w:w="4706"/>
+          </w:tcPr>
+          <w:p>
+            <w:pPr>
+              <w:spacing w:after="0" w:line="240" w:lineRule="auto"/>
+            </w:pPr>
+            <w:r>
+              <w:rPr>
+                <w:rFonts w:ascii="Cairo" w:hAnsi="Cairo" w:cs="Cairo" w:eastAsia="Cairo"/>
+                <w:b w:val="0"/>
+                <w:i w:val="0"/>
+                <w:color w:val="18466E"/>
+                <w:sz w:val="17"/>
+                <w:rtl/>
+              </w:rPr>
+              <w:t xml:space="preserve">●●●●○   </w:t>
+            </w:r>
+            <w:r>
+              <w:rPr>
+                <w:rFonts w:ascii="Cairo" w:hAnsi="Cairo" w:cs="Cairo" w:eastAsia="Cairo"/>
+                <w:b w:val="0"/>
+                <w:i w:val="0"/>
+                <w:color w:val="2C3C52"/>
+                <w:sz w:val="17"/>
+                <w:rtl/>
+              </w:rPr>
+              <w:t>Google Docs / Sheets / Drive — عمل سحابي</w:t>
+            </w:r>
+          </w:p>
+        </w:tc>
+        <w:tc>
+          <w:tcPr>
+            <w:tcW w:type="dxa" w:w="5159"/>
+          </w:tcPr>
+          <w:p/>
+        </w:tc>
+      </w:tr>
+    </w:tbl>
     <w:p>
       <w:pPr>
-        <w:spacing w:before="0" w:after="16" w:line="293" w:lineRule="auto"/>
-        <w:ind w:right="312" w:hanging="238"/>
-        <w:jc w:val="right"/>
-        <w:bidi/>
+        <w:spacing w:before="100" w:after="40" w:line="276" w:lineRule="auto"/>
       </w:pPr>
       <w:r>
         <w:rPr>
-          <w:rFonts w:ascii="Segoe UI" w:hAnsi="Segoe UI" w:cs="Segoe UI"/>
+          <w:rFonts w:ascii="Cairo" w:hAnsi="Cairo" w:cs="Cairo" w:eastAsia="Cairo"/>
           <w:b/>
           <w:i w:val="0"/>
-          <w:color w:val="1C5B8F"/>
-          <w:sz w:val="18"/>
-          <w:rtl/>
-          <w:bCs/>
-        </w:rPr>
-        <w:t xml:space="preserve">•  </w:t>
-      </w:r>
-      <w:r>
-        <w:rPr>
-          <w:rFonts w:ascii="Segoe UI" w:hAnsi="Segoe UI" w:cs="Segoe UI"/>
-          <w:b/>
-          <w:i w:val="0"/>
-          <w:color w:val="12263F"/>
-          <w:sz w:val="18"/>
-          <w:rtl/>
-          <w:bCs/>
-        </w:rPr>
-        <w:t>Word:</w:t>
-      </w:r>
-      <w:r>
-        <w:rPr>
-          <w:rFonts w:ascii="Segoe UI" w:hAnsi="Segoe UI" w:cs="Segoe UI"/>
-          <w:b w:val="0"/>
-          <w:i w:val="0"/>
-          <w:color w:val="26374F"/>
-          <w:sz w:val="18"/>
-          <w:rtl/>
-        </w:rPr>
-        <w:t xml:space="preserve"> صياغة وتنسيق الخطابات والقوالب ودمج المراسلات</w:t>
-      </w:r>
-    </w:p>
-    <w:p>
-      <w:pPr>
-        <w:spacing w:before="0" w:after="16" w:line="293" w:lineRule="auto"/>
-        <w:ind w:right="312" w:hanging="238"/>
-        <w:jc w:val="right"/>
-        <w:bidi/>
-      </w:pPr>
-      <w:r>
-        <w:rPr>
-          <w:rFonts w:ascii="Segoe UI" w:hAnsi="Segoe UI" w:cs="Segoe UI"/>
-          <w:b/>
-          <w:i w:val="0"/>
-          <w:color w:val="1C5B8F"/>
-          <w:sz w:val="18"/>
-          <w:rtl/>
-          <w:bCs/>
-        </w:rPr>
-        <w:t xml:space="preserve">•  </w:t>
-      </w:r>
-      <w:r>
-        <w:rPr>
-          <w:rFonts w:ascii="Segoe UI" w:hAnsi="Segoe UI" w:cs="Segoe UI"/>
-          <w:b/>
-          <w:i w:val="0"/>
-          <w:color w:val="12263F"/>
-          <w:sz w:val="18"/>
-          <w:rtl/>
-          <w:bCs/>
-        </w:rPr>
-        <w:t>Excel:</w:t>
-      </w:r>
-      <w:r>
-        <w:rPr>
-          <w:rFonts w:ascii="Segoe UI" w:hAnsi="Segoe UI" w:cs="Segoe UI"/>
-          <w:b w:val="0"/>
-          <w:i w:val="0"/>
-          <w:color w:val="26374F"/>
-          <w:sz w:val="18"/>
-          <w:rtl/>
-        </w:rPr>
-        <w:t xml:space="preserve"> بيانات وجداول ومعادلات (SUM / IF / VLOOKUP)</w:t>
-      </w:r>
-    </w:p>
-    <w:p>
-      <w:pPr>
-        <w:spacing w:before="0" w:after="16" w:line="293" w:lineRule="auto"/>
-        <w:ind w:right="312" w:hanging="238"/>
-        <w:jc w:val="right"/>
-        <w:bidi/>
-      </w:pPr>
-      <w:r>
-        <w:rPr>
-          <w:rFonts w:ascii="Segoe UI" w:hAnsi="Segoe UI" w:cs="Segoe UI"/>
-          <w:b/>
-          <w:i w:val="0"/>
-          <w:color w:val="1C5B8F"/>
-          <w:sz w:val="18"/>
-          <w:rtl/>
-          <w:bCs/>
-        </w:rPr>
-        <w:t xml:space="preserve">•  </w:t>
-      </w:r>
-      <w:r>
-        <w:rPr>
-          <w:rFonts w:ascii="Segoe UI" w:hAnsi="Segoe UI" w:cs="Segoe UI"/>
-          <w:b/>
-          <w:i w:val="0"/>
-          <w:color w:val="12263F"/>
-          <w:sz w:val="18"/>
-          <w:rtl/>
-          <w:bCs/>
-        </w:rPr>
-        <w:t>PowerPoint</w:t>
-      </w:r>
-      <w:r>
-        <w:rPr>
-          <w:rFonts w:ascii="Segoe UI" w:hAnsi="Segoe UI" w:cs="Segoe UI"/>
-          <w:b w:val="0"/>
-          <w:i w:val="0"/>
-          <w:color w:val="26374F"/>
-          <w:sz w:val="18"/>
-          <w:rtl/>
-        </w:rPr>
-        <w:t xml:space="preserve"> للعروض، </w:t>
-      </w:r>
-      <w:r>
-        <w:rPr>
-          <w:rFonts w:ascii="Segoe UI" w:hAnsi="Segoe UI" w:cs="Segoe UI"/>
-          <w:b/>
-          <w:i w:val="0"/>
-          <w:color w:val="12263F"/>
-          <w:sz w:val="18"/>
-          <w:rtl/>
-          <w:bCs/>
-        </w:rPr>
-        <w:t>Outlook</w:t>
-      </w:r>
-      <w:r>
-        <w:rPr>
-          <w:rFonts w:ascii="Segoe UI" w:hAnsi="Segoe UI" w:cs="Segoe UI"/>
-          <w:b w:val="0"/>
-          <w:i w:val="0"/>
-          <w:color w:val="26374F"/>
-          <w:sz w:val="18"/>
-          <w:rtl/>
-        </w:rPr>
-        <w:t xml:space="preserve"> للبريد والمرفقات</w:t>
-      </w:r>
-    </w:p>
-    <w:p>
-      <w:pPr>
-        <w:spacing w:before="0" w:after="16" w:line="293" w:lineRule="auto"/>
-        <w:ind w:right="312" w:hanging="238"/>
-        <w:jc w:val="right"/>
-        <w:bidi/>
-      </w:pPr>
-      <w:r>
-        <w:rPr>
-          <w:rFonts w:ascii="Segoe UI" w:hAnsi="Segoe UI" w:cs="Segoe UI"/>
-          <w:b/>
-          <w:i w:val="0"/>
-          <w:color w:val="1C5B8F"/>
-          <w:sz w:val="18"/>
-          <w:rtl/>
-          <w:bCs/>
-        </w:rPr>
-        <w:t xml:space="preserve">•  </w:t>
-      </w:r>
-      <w:r>
-        <w:rPr>
-          <w:rFonts w:ascii="Segoe UI" w:hAnsi="Segoe UI" w:cs="Segoe UI"/>
-          <w:b w:val="0"/>
-          <w:i w:val="0"/>
-          <w:color w:val="26374F"/>
-          <w:sz w:val="18"/>
-          <w:rtl/>
-        </w:rPr>
-        <w:t>Google Docs + Sheets + Drive للعمل السحابي</w:t>
-      </w:r>
-    </w:p>
-    <w:p>
-      <w:pPr>
-        <w:keepNext/>
-        <w:spacing w:before="60" w:after="20" w:line="283" w:lineRule="auto"/>
-        <w:jc w:val="right"/>
-        <w:bidi/>
-      </w:pPr>
-      <w:r>
-        <w:rPr>
-          <w:rFonts w:ascii="Segoe UI" w:hAnsi="Segoe UI" w:cs="Segoe UI"/>
-          <w:b w:val="0"/>
-          <w:i w:val="0"/>
-          <w:color w:val="B08D3F"/>
-          <w:sz w:val="18"/>
-          <w:rtl/>
-        </w:rPr>
-        <w:t xml:space="preserve">◆ </w:t>
-      </w:r>
-      <w:r>
-        <w:rPr>
-          <w:rFonts w:ascii="Segoe UI" w:hAnsi="Segoe UI" w:cs="Segoe UI"/>
-          <w:b/>
-          <w:i w:val="0"/>
-          <w:color w:val="0F3F66"/>
-          <w:sz w:val="19"/>
+          <w:color w:val="18466E"/>
+          <w:sz w:val="17"/>
           <w:rtl/>
           <w:bCs/>
         </w:rPr>
         <w:t>الأعمال المكتبية والسكرتارية</w:t>
       </w:r>
     </w:p>
+    <w:tbl>
+      <w:tblPr>
+        <w:tblW w:type="auto" w:w="0"/>
+        <w:jc w:val="left"/>
+        <w:tblLayout w:type="fixed"/>
+        <w:tblLook w:firstColumn="1" w:firstRow="1" w:lastColumn="0" w:lastRow="0" w:noHBand="0" w:noVBand="1" w:val="04A0"/>
+        <w:tblBorders>
+          <w:top w:val="none" w:sz="0" w:space="0" w:color="auto"/>
+          <w:left w:val="none" w:sz="0" w:space="0" w:color="auto"/>
+          <w:bottom w:val="none" w:sz="0" w:space="0" w:color="auto"/>
+          <w:right w:val="none" w:sz="0" w:space="0" w:color="auto"/>
+          <w:insideH w:val="none" w:sz="0" w:space="0" w:color="auto"/>
+          <w:insideV w:val="none" w:sz="0" w:space="0" w:color="auto"/>
+        </w:tblBorders>
+      </w:tblPr>
+      <w:tblGrid>
+        <w:gridCol w:w="5159"/>
+        <w:gridCol w:w="5159"/>
+      </w:tblGrid>
+      <w:tr>
+        <w:tc>
+          <w:tcPr>
+            <w:tcW w:type="dxa" w:w="4706"/>
+          </w:tcPr>
+          <w:p>
+            <w:pPr>
+              <w:spacing w:after="0" w:line="240" w:lineRule="auto"/>
+            </w:pPr>
+            <w:r>
+              <w:rPr>
+                <w:rFonts w:ascii="Cairo" w:hAnsi="Cairo" w:cs="Cairo" w:eastAsia="Cairo"/>
+                <w:b w:val="0"/>
+                <w:i w:val="0"/>
+                <w:color w:val="18466E"/>
+                <w:sz w:val="17"/>
+                <w:rtl/>
+              </w:rPr>
+              <w:t xml:space="preserve">●●●●●   </w:t>
+            </w:r>
+            <w:r>
+              <w:rPr>
+                <w:rFonts w:ascii="Cairo" w:hAnsi="Cairo" w:cs="Cairo" w:eastAsia="Cairo"/>
+                <w:b w:val="0"/>
+                <w:i w:val="0"/>
+                <w:color w:val="2C3C52"/>
+                <w:sz w:val="17"/>
+                <w:rtl/>
+              </w:rPr>
+              <w:t>صياغة الخطابات والمستندات الرسمية</w:t>
+            </w:r>
+          </w:p>
+        </w:tc>
+        <w:tc>
+          <w:tcPr>
+            <w:tcW w:type="dxa" w:w="4706"/>
+          </w:tcPr>
+          <w:p>
+            <w:pPr>
+              <w:spacing w:after="0" w:line="240" w:lineRule="auto"/>
+            </w:pPr>
+            <w:r>
+              <w:rPr>
+                <w:rFonts w:ascii="Cairo" w:hAnsi="Cairo" w:cs="Cairo" w:eastAsia="Cairo"/>
+                <w:b w:val="0"/>
+                <w:i w:val="0"/>
+                <w:color w:val="18466E"/>
+                <w:sz w:val="17"/>
+                <w:rtl/>
+              </w:rPr>
+              <w:t xml:space="preserve">●●●●●   </w:t>
+            </w:r>
+            <w:r>
+              <w:rPr>
+                <w:rFonts w:ascii="Cairo" w:hAnsi="Cairo" w:cs="Cairo" w:eastAsia="Cairo"/>
+                <w:b w:val="0"/>
+                <w:i w:val="0"/>
+                <w:color w:val="2C3C52"/>
+                <w:sz w:val="17"/>
+                <w:rtl/>
+              </w:rPr>
+              <w:t>تلخيص المعاملات وتجهيز الملخصات</w:t>
+            </w:r>
+          </w:p>
+        </w:tc>
+      </w:tr>
+    </w:tbl>
+    <w:tbl>
+      <w:tblPr>
+        <w:tblW w:type="auto" w:w="0"/>
+        <w:jc w:val="left"/>
+        <w:tblLayout w:type="fixed"/>
+        <w:tblLook w:firstColumn="1" w:firstRow="1" w:lastColumn="0" w:lastRow="0" w:noHBand="0" w:noVBand="1" w:val="04A0"/>
+        <w:tblBorders>
+          <w:top w:val="none" w:sz="0" w:space="0" w:color="auto"/>
+          <w:left w:val="none" w:sz="0" w:space="0" w:color="auto"/>
+          <w:bottom w:val="none" w:sz="0" w:space="0" w:color="auto"/>
+          <w:right w:val="none" w:sz="0" w:space="0" w:color="auto"/>
+          <w:insideH w:val="none" w:sz="0" w:space="0" w:color="auto"/>
+          <w:insideV w:val="none" w:sz="0" w:space="0" w:color="auto"/>
+        </w:tblBorders>
+      </w:tblPr>
+      <w:tblGrid>
+        <w:gridCol w:w="5159"/>
+        <w:gridCol w:w="5159"/>
+      </w:tblGrid>
+      <w:tr>
+        <w:tc>
+          <w:tcPr>
+            <w:tcW w:type="dxa" w:w="4706"/>
+          </w:tcPr>
+          <w:p>
+            <w:pPr>
+              <w:spacing w:after="0" w:line="240" w:lineRule="auto"/>
+            </w:pPr>
+            <w:r>
+              <w:rPr>
+                <w:rFonts w:ascii="Cairo" w:hAnsi="Cairo" w:cs="Cairo" w:eastAsia="Cairo"/>
+                <w:b w:val="0"/>
+                <w:i w:val="0"/>
+                <w:color w:val="18466E"/>
+                <w:sz w:val="17"/>
+                <w:rtl/>
+              </w:rPr>
+              <w:t xml:space="preserve">●●●●○   </w:t>
+            </w:r>
+            <w:r>
+              <w:rPr>
+                <w:rFonts w:ascii="Cairo" w:hAnsi="Cairo" w:cs="Cairo" w:eastAsia="Cairo"/>
+                <w:b w:val="0"/>
+                <w:i w:val="0"/>
+                <w:color w:val="2C3C52"/>
+                <w:sz w:val="17"/>
+                <w:rtl/>
+              </w:rPr>
+              <w:t>الأرشفة الورقية والإلكترونية</w:t>
+            </w:r>
+          </w:p>
+        </w:tc>
+        <w:tc>
+          <w:tcPr>
+            <w:tcW w:type="dxa" w:w="4706"/>
+          </w:tcPr>
+          <w:p>
+            <w:pPr>
+              <w:spacing w:after="0" w:line="240" w:lineRule="auto"/>
+            </w:pPr>
+            <w:r>
+              <w:rPr>
+                <w:rFonts w:ascii="Cairo" w:hAnsi="Cairo" w:cs="Cairo" w:eastAsia="Cairo"/>
+                <w:b w:val="0"/>
+                <w:i w:val="0"/>
+                <w:color w:val="18466E"/>
+                <w:sz w:val="17"/>
+                <w:rtl/>
+              </w:rPr>
+              <w:t xml:space="preserve">●●●●○   </w:t>
+            </w:r>
+            <w:r>
+              <w:rPr>
+                <w:rFonts w:ascii="Cairo" w:hAnsi="Cairo" w:cs="Cairo" w:eastAsia="Cairo"/>
+                <w:b w:val="0"/>
+                <w:i w:val="0"/>
+                <w:color w:val="2C3C52"/>
+                <w:sz w:val="17"/>
+                <w:rtl/>
+              </w:rPr>
+              <w:t>إدخال البيانات وتدقيقها</w:t>
+            </w:r>
+          </w:p>
+        </w:tc>
+      </w:tr>
+    </w:tbl>
     <w:p>
       <w:pPr>
-        <w:spacing w:before="0" w:after="16" w:line="293" w:lineRule="auto"/>
-        <w:ind w:right="312" w:hanging="238"/>
-        <w:jc w:val="right"/>
-        <w:bidi/>
+        <w:spacing w:before="100" w:after="40" w:line="276" w:lineRule="auto"/>
       </w:pPr>
       <w:r>
         <w:rPr>
-          <w:rFonts w:ascii="Segoe UI" w:hAnsi="Segoe UI" w:cs="Segoe UI"/>
+          <w:rFonts w:ascii="Cairo" w:hAnsi="Cairo" w:cs="Cairo" w:eastAsia="Cairo"/>
           <w:b/>
           <w:i w:val="0"/>
-          <w:color w:val="1C5B8F"/>
-          <w:sz w:val="18"/>
-          <w:rtl/>
-          <w:bCs/>
-        </w:rPr>
-        <w:t xml:space="preserve">•  </w:t>
-      </w:r>
-      <w:r>
-        <w:rPr>
-          <w:rFonts w:ascii="Segoe UI" w:hAnsi="Segoe UI" w:cs="Segoe UI"/>
-          <w:b w:val="0"/>
-          <w:i w:val="0"/>
-          <w:color w:val="26374F"/>
-          <w:sz w:val="18"/>
-          <w:rtl/>
-        </w:rPr>
-        <w:t>صياغة الخطابات والمستندات الرسمية بالعربية والإنجليزية</w:t>
-      </w:r>
-    </w:p>
-    <w:p>
-      <w:pPr>
-        <w:spacing w:before="0" w:after="16" w:line="293" w:lineRule="auto"/>
-        <w:ind w:right="312" w:hanging="238"/>
-        <w:jc w:val="right"/>
-        <w:bidi/>
-      </w:pPr>
-      <w:r>
-        <w:rPr>
-          <w:rFonts w:ascii="Segoe UI" w:hAnsi="Segoe UI" w:cs="Segoe UI"/>
-          <w:b/>
-          <w:i w:val="0"/>
-          <w:color w:val="1C5B8F"/>
-          <w:sz w:val="18"/>
-          <w:rtl/>
-          <w:bCs/>
-        </w:rPr>
-        <w:t xml:space="preserve">•  </w:t>
-      </w:r>
-      <w:r>
-        <w:rPr>
-          <w:rFonts w:ascii="Segoe UI" w:hAnsi="Segoe UI" w:cs="Segoe UI"/>
-          <w:b w:val="0"/>
-          <w:i w:val="0"/>
-          <w:color w:val="26374F"/>
-          <w:sz w:val="18"/>
-          <w:rtl/>
-        </w:rPr>
-        <w:t>تلخيص المعاملات وتجهيز مذكرات وملخصات واضحة بسرعة</w:t>
-      </w:r>
-    </w:p>
-    <w:p>
-      <w:pPr>
-        <w:spacing w:before="0" w:after="16" w:line="293" w:lineRule="auto"/>
-        <w:ind w:right="312" w:hanging="238"/>
-        <w:jc w:val="right"/>
-        <w:bidi/>
-      </w:pPr>
-      <w:r>
-        <w:rPr>
-          <w:rFonts w:ascii="Segoe UI" w:hAnsi="Segoe UI" w:cs="Segoe UI"/>
-          <w:b/>
-          <w:i w:val="0"/>
-          <w:color w:val="1C5B8F"/>
-          <w:sz w:val="18"/>
-          <w:rtl/>
-          <w:bCs/>
-        </w:rPr>
-        <w:t xml:space="preserve">•  </w:t>
-      </w:r>
-      <w:r>
-        <w:rPr>
-          <w:rFonts w:ascii="Segoe UI" w:hAnsi="Segoe UI" w:cs="Segoe UI"/>
-          <w:b w:val="0"/>
-          <w:i w:val="0"/>
-          <w:color w:val="26374F"/>
-          <w:sz w:val="18"/>
-          <w:rtl/>
-        </w:rPr>
-        <w:t>الأرشفة الورقية والإلكترونية وتنظيم الملفات</w:t>
-      </w:r>
-    </w:p>
-    <w:p>
-      <w:pPr>
-        <w:spacing w:before="0" w:after="16" w:line="293" w:lineRule="auto"/>
-        <w:ind w:right="312" w:hanging="238"/>
-        <w:jc w:val="right"/>
-        <w:bidi/>
-      </w:pPr>
-      <w:r>
-        <w:rPr>
-          <w:rFonts w:ascii="Segoe UI" w:hAnsi="Segoe UI" w:cs="Segoe UI"/>
-          <w:b/>
-          <w:i w:val="0"/>
-          <w:color w:val="1C5B8F"/>
-          <w:sz w:val="18"/>
-          <w:rtl/>
-          <w:bCs/>
-        </w:rPr>
-        <w:t xml:space="preserve">•  </w:t>
-      </w:r>
-      <w:r>
-        <w:rPr>
-          <w:rFonts w:ascii="Segoe UI" w:hAnsi="Segoe UI" w:cs="Segoe UI"/>
-          <w:b w:val="0"/>
-          <w:i w:val="0"/>
-          <w:color w:val="26374F"/>
-          <w:sz w:val="18"/>
-          <w:rtl/>
-        </w:rPr>
-        <w:t>إدخال البيانات وتدقيقها قبل الطباعة والإرسال</w:t>
-      </w:r>
-    </w:p>
-    <w:p>
-      <w:pPr>
-        <w:keepNext/>
-        <w:spacing w:before="60" w:after="20" w:line="283" w:lineRule="auto"/>
-        <w:jc w:val="right"/>
-        <w:bidi/>
-      </w:pPr>
-      <w:r>
-        <w:rPr>
-          <w:rFonts w:ascii="Segoe UI" w:hAnsi="Segoe UI" w:cs="Segoe UI"/>
-          <w:b w:val="0"/>
-          <w:i w:val="0"/>
-          <w:color w:val="B08D3F"/>
-          <w:sz w:val="18"/>
-          <w:rtl/>
-        </w:rPr>
-        <w:t xml:space="preserve">◆ </w:t>
-      </w:r>
-      <w:r>
-        <w:rPr>
-          <w:rFonts w:ascii="Segoe UI" w:hAnsi="Segoe UI" w:cs="Segoe UI"/>
-          <w:b/>
-          <w:i w:val="0"/>
-          <w:color w:val="0F3F66"/>
-          <w:sz w:val="19"/>
+          <w:color w:val="18466E"/>
+          <w:sz w:val="17"/>
           <w:rtl/>
           <w:bCs/>
         </w:rPr>
         <w:t>خدمة العملاء والتعامل مع الجمهور</w:t>
       </w:r>
     </w:p>
+    <w:tbl>
+      <w:tblPr>
+        <w:tblW w:type="auto" w:w="0"/>
+        <w:jc w:val="left"/>
+        <w:tblLayout w:type="fixed"/>
+        <w:tblLook w:firstColumn="1" w:firstRow="1" w:lastColumn="0" w:lastRow="0" w:noHBand="0" w:noVBand="1" w:val="04A0"/>
+        <w:tblBorders>
+          <w:top w:val="none" w:sz="0" w:space="0" w:color="auto"/>
+          <w:left w:val="none" w:sz="0" w:space="0" w:color="auto"/>
+          <w:bottom w:val="none" w:sz="0" w:space="0" w:color="auto"/>
+          <w:right w:val="none" w:sz="0" w:space="0" w:color="auto"/>
+          <w:insideH w:val="none" w:sz="0" w:space="0" w:color="auto"/>
+          <w:insideV w:val="none" w:sz="0" w:space="0" w:color="auto"/>
+        </w:tblBorders>
+      </w:tblPr>
+      <w:tblGrid>
+        <w:gridCol w:w="5159"/>
+        <w:gridCol w:w="5159"/>
+      </w:tblGrid>
+      <w:tr>
+        <w:tc>
+          <w:tcPr>
+            <w:tcW w:type="dxa" w:w="4706"/>
+          </w:tcPr>
+          <w:p>
+            <w:pPr>
+              <w:spacing w:after="0" w:line="240" w:lineRule="auto"/>
+            </w:pPr>
+            <w:r>
+              <w:rPr>
+                <w:rFonts w:ascii="Cairo" w:hAnsi="Cairo" w:cs="Cairo" w:eastAsia="Cairo"/>
+                <w:b w:val="0"/>
+                <w:i w:val="0"/>
+                <w:color w:val="18466E"/>
+                <w:sz w:val="17"/>
+                <w:rtl/>
+              </w:rPr>
+              <w:t xml:space="preserve">●●●●●   </w:t>
+            </w:r>
+            <w:r>
+              <w:rPr>
+                <w:rFonts w:ascii="Cairo" w:hAnsi="Cairo" w:cs="Cairo" w:eastAsia="Cairo"/>
+                <w:b w:val="0"/>
+                <w:i w:val="0"/>
+                <w:color w:val="2C3C52"/>
+                <w:sz w:val="17"/>
+                <w:rtl/>
+              </w:rPr>
+              <w:t>استقبال المراجعين والرد على الاستفسارات</w:t>
+            </w:r>
+          </w:p>
+        </w:tc>
+        <w:tc>
+          <w:tcPr>
+            <w:tcW w:type="dxa" w:w="4706"/>
+          </w:tcPr>
+          <w:p>
+            <w:pPr>
+              <w:spacing w:after="0" w:line="240" w:lineRule="auto"/>
+            </w:pPr>
+            <w:r>
+              <w:rPr>
+                <w:rFonts w:ascii="Cairo" w:hAnsi="Cairo" w:cs="Cairo" w:eastAsia="Cairo"/>
+                <w:b w:val="0"/>
+                <w:i w:val="0"/>
+                <w:color w:val="18466E"/>
+                <w:sz w:val="17"/>
+                <w:rtl/>
+              </w:rPr>
+              <w:t xml:space="preserve">●●●●○   </w:t>
+            </w:r>
+            <w:r>
+              <w:rPr>
+                <w:rFonts w:ascii="Cairo" w:hAnsi="Cairo" w:cs="Cairo" w:eastAsia="Cairo"/>
+                <w:b w:val="0"/>
+                <w:i w:val="0"/>
+                <w:color w:val="2C3C52"/>
+                <w:sz w:val="17"/>
+                <w:rtl/>
+              </w:rPr>
+              <w:t>الاستماع الفعّال وحل الاعتراضات</w:t>
+            </w:r>
+          </w:p>
+        </w:tc>
+      </w:tr>
+    </w:tbl>
+    <w:tbl>
+      <w:tblPr>
+        <w:tblW w:type="auto" w:w="0"/>
+        <w:jc w:val="left"/>
+        <w:tblLayout w:type="fixed"/>
+        <w:tblLook w:firstColumn="1" w:firstRow="1" w:lastColumn="0" w:lastRow="0" w:noHBand="0" w:noVBand="1" w:val="04A0"/>
+        <w:tblBorders>
+          <w:top w:val="none" w:sz="0" w:space="0" w:color="auto"/>
+          <w:left w:val="none" w:sz="0" w:space="0" w:color="auto"/>
+          <w:bottom w:val="none" w:sz="0" w:space="0" w:color="auto"/>
+          <w:right w:val="none" w:sz="0" w:space="0" w:color="auto"/>
+          <w:insideH w:val="none" w:sz="0" w:space="0" w:color="auto"/>
+          <w:insideV w:val="none" w:sz="0" w:space="0" w:color="auto"/>
+        </w:tblBorders>
+      </w:tblPr>
+      <w:tblGrid>
+        <w:gridCol w:w="5159"/>
+        <w:gridCol w:w="5159"/>
+      </w:tblGrid>
+      <w:tr>
+        <w:tc>
+          <w:tcPr>
+            <w:tcW w:type="dxa" w:w="4706"/>
+          </w:tcPr>
+          <w:p>
+            <w:pPr>
+              <w:spacing w:after="0" w:line="240" w:lineRule="auto"/>
+            </w:pPr>
+            <w:r>
+              <w:rPr>
+                <w:rFonts w:ascii="Cairo" w:hAnsi="Cairo" w:cs="Cairo" w:eastAsia="Cairo"/>
+                <w:b w:val="0"/>
+                <w:i w:val="0"/>
+                <w:color w:val="18466E"/>
+                <w:sz w:val="17"/>
+                <w:rtl/>
+              </w:rPr>
+              <w:t xml:space="preserve">●●●●●   </w:t>
+            </w:r>
+            <w:r>
+              <w:rPr>
+                <w:rFonts w:ascii="Cairo" w:hAnsi="Cairo" w:cs="Cairo" w:eastAsia="Cairo"/>
+                <w:b w:val="0"/>
+                <w:i w:val="0"/>
+                <w:color w:val="2C3C52"/>
+                <w:sz w:val="17"/>
+                <w:rtl/>
+              </w:rPr>
+              <w:t>متابعة الطلبات حتى الإنجاز</w:t>
+            </w:r>
+          </w:p>
+        </w:tc>
+        <w:tc>
+          <w:tcPr>
+            <w:tcW w:type="dxa" w:w="4706"/>
+          </w:tcPr>
+          <w:p>
+            <w:pPr>
+              <w:spacing w:after="0" w:line="240" w:lineRule="auto"/>
+            </w:pPr>
+            <w:r>
+              <w:rPr>
+                <w:rFonts w:ascii="Cairo" w:hAnsi="Cairo" w:cs="Cairo" w:eastAsia="Cairo"/>
+                <w:b w:val="0"/>
+                <w:i w:val="0"/>
+                <w:color w:val="18466E"/>
+                <w:sz w:val="17"/>
+                <w:rtl/>
+              </w:rPr>
+              <w:t xml:space="preserve">●●●●●   </w:t>
+            </w:r>
+            <w:r>
+              <w:rPr>
+                <w:rFonts w:ascii="Cairo" w:hAnsi="Cairo" w:cs="Cairo" w:eastAsia="Cairo"/>
+                <w:b w:val="0"/>
+                <w:i w:val="0"/>
+                <w:color w:val="2C3C52"/>
+                <w:sz w:val="17"/>
+                <w:rtl/>
+              </w:rPr>
+              <w:t>السرية والأمانة والالتزام</w:t>
+            </w:r>
+          </w:p>
+        </w:tc>
+      </w:tr>
+    </w:tbl>
     <w:p>
       <w:pPr>
-        <w:spacing w:before="0" w:after="16" w:line="293" w:lineRule="auto"/>
-        <w:ind w:right="312" w:hanging="238"/>
-        <w:jc w:val="right"/>
-        <w:bidi/>
+        <w:spacing w:before="100" w:after="40" w:line="276" w:lineRule="auto"/>
       </w:pPr>
       <w:r>
         <w:rPr>
-          <w:rFonts w:ascii="Segoe UI" w:hAnsi="Segoe UI" w:cs="Segoe UI"/>
+          <w:rFonts w:ascii="Cairo" w:hAnsi="Cairo" w:cs="Cairo" w:eastAsia="Cairo"/>
           <w:b/>
           <w:i w:val="0"/>
-          <w:color w:val="1C5B8F"/>
-          <w:sz w:val="18"/>
+          <w:color w:val="18466E"/>
+          <w:sz w:val="17"/>
           <w:rtl/>
           <w:bCs/>
         </w:rPr>
-        <w:t xml:space="preserve">•  </w:t>
-      </w:r>
-      <w:r>
-        <w:rPr>
-          <w:rFonts w:ascii="Segoe UI" w:hAnsi="Segoe UI" w:cs="Segoe UI"/>
-          <w:b w:val="0"/>
-          <w:i w:val="0"/>
-          <w:color w:val="26374F"/>
-          <w:sz w:val="18"/>
-          <w:rtl/>
-        </w:rPr>
-        <w:t>استقبال المراجعين والرد على الاستفسارات بلباقة واحترافية</w:t>
+        <w:t>المنصات الحكومية والأنظمة</w:t>
       </w:r>
     </w:p>
+    <w:tbl>
+      <w:tblPr>
+        <w:tblW w:type="auto" w:w="0"/>
+        <w:jc w:val="left"/>
+        <w:tblLayout w:type="fixed"/>
+        <w:tblLook w:firstColumn="1" w:firstRow="1" w:lastColumn="0" w:lastRow="0" w:noHBand="0" w:noVBand="1" w:val="04A0"/>
+        <w:tblBorders>
+          <w:top w:val="none" w:sz="0" w:space="0" w:color="auto"/>
+          <w:left w:val="none" w:sz="0" w:space="0" w:color="auto"/>
+          <w:bottom w:val="none" w:sz="0" w:space="0" w:color="auto"/>
+          <w:right w:val="none" w:sz="0" w:space="0" w:color="auto"/>
+          <w:insideH w:val="none" w:sz="0" w:space="0" w:color="auto"/>
+          <w:insideV w:val="none" w:sz="0" w:space="0" w:color="auto"/>
+        </w:tblBorders>
+      </w:tblPr>
+      <w:tblGrid>
+        <w:gridCol w:w="5159"/>
+        <w:gridCol w:w="5159"/>
+      </w:tblGrid>
+      <w:tr>
+        <w:tc>
+          <w:tcPr>
+            <w:tcW w:type="dxa" w:w="4706"/>
+          </w:tcPr>
+          <w:p>
+            <w:pPr>
+              <w:spacing w:after="0" w:line="240" w:lineRule="auto"/>
+            </w:pPr>
+            <w:r>
+              <w:rPr>
+                <w:rFonts w:ascii="Cairo" w:hAnsi="Cairo" w:cs="Cairo" w:eastAsia="Cairo"/>
+                <w:b w:val="0"/>
+                <w:i w:val="0"/>
+                <w:color w:val="18466E"/>
+                <w:sz w:val="17"/>
+                <w:rtl/>
+              </w:rPr>
+              <w:t xml:space="preserve">●●●●●   </w:t>
+            </w:r>
+            <w:r>
+              <w:rPr>
+                <w:rFonts w:ascii="Cairo" w:hAnsi="Cairo" w:cs="Cairo" w:eastAsia="Cairo"/>
+                <w:b w:val="0"/>
+                <w:i w:val="0"/>
+                <w:color w:val="2C3C52"/>
+                <w:sz w:val="17"/>
+                <w:rtl/>
+              </w:rPr>
+              <w:t>سرعة تعلّم أي منصة أو نظام جديد</w:t>
+            </w:r>
+          </w:p>
+        </w:tc>
+        <w:tc>
+          <w:tcPr>
+            <w:tcW w:type="dxa" w:w="4706"/>
+          </w:tcPr>
+          <w:p>
+            <w:pPr>
+              <w:spacing w:after="0" w:line="240" w:lineRule="auto"/>
+            </w:pPr>
+            <w:r>
+              <w:rPr>
+                <w:rFonts w:ascii="Cairo" w:hAnsi="Cairo" w:cs="Cairo" w:eastAsia="Cairo"/>
+                <w:b w:val="0"/>
+                <w:i w:val="0"/>
+                <w:color w:val="18466E"/>
+                <w:sz w:val="17"/>
+                <w:rtl/>
+              </w:rPr>
+              <w:t xml:space="preserve">●●●●○   </w:t>
+            </w:r>
+            <w:r>
+              <w:rPr>
+                <w:rFonts w:ascii="Cairo" w:hAnsi="Cairo" w:cs="Cairo" w:eastAsia="Cairo"/>
+                <w:b w:val="0"/>
+                <w:i w:val="0"/>
+                <w:color w:val="2C3C52"/>
+                <w:sz w:val="17"/>
+                <w:rtl/>
+              </w:rPr>
+              <w:t>أبشر، قوى، ناجز، اعتماد — جاهز للعمل عليها</w:t>
+            </w:r>
+          </w:p>
+        </w:tc>
+      </w:tr>
+    </w:tbl>
+    <w:tbl>
+      <w:tblPr>
+        <w:tblW w:type="auto" w:w="0"/>
+        <w:jc w:val="left"/>
+        <w:tblLayout w:type="fixed"/>
+        <w:tblLook w:firstColumn="1" w:firstRow="1" w:lastColumn="0" w:lastRow="0" w:noHBand="0" w:noVBand="1" w:val="04A0"/>
+        <w:tblBorders>
+          <w:top w:val="none" w:sz="0" w:space="0" w:color="auto"/>
+          <w:left w:val="none" w:sz="0" w:space="0" w:color="auto"/>
+          <w:bottom w:val="none" w:sz="0" w:space="0" w:color="auto"/>
+          <w:right w:val="none" w:sz="0" w:space="0" w:color="auto"/>
+          <w:insideH w:val="none" w:sz="0" w:space="0" w:color="auto"/>
+          <w:insideV w:val="none" w:sz="0" w:space="0" w:color="auto"/>
+        </w:tblBorders>
+      </w:tblPr>
+      <w:tblGrid>
+        <w:gridCol w:w="5159"/>
+        <w:gridCol w:w="5159"/>
+      </w:tblGrid>
+      <w:tr>
+        <w:tc>
+          <w:tcPr>
+            <w:tcW w:type="dxa" w:w="4706"/>
+          </w:tcPr>
+          <w:p>
+            <w:pPr>
+              <w:spacing w:after="0" w:line="240" w:lineRule="auto"/>
+            </w:pPr>
+            <w:r>
+              <w:rPr>
+                <w:rFonts w:ascii="Cairo" w:hAnsi="Cairo" w:cs="Cairo" w:eastAsia="Cairo"/>
+                <w:b w:val="0"/>
+                <w:i w:val="0"/>
+                <w:color w:val="18466E"/>
+                <w:sz w:val="17"/>
+                <w:rtl/>
+              </w:rPr>
+              <w:t xml:space="preserve">●●●●○   </w:t>
+            </w:r>
+            <w:r>
+              <w:rPr>
+                <w:rFonts w:ascii="Cairo" w:hAnsi="Cairo" w:cs="Cairo" w:eastAsia="Cairo"/>
+                <w:b w:val="0"/>
+                <w:i w:val="0"/>
+                <w:color w:val="2C3C52"/>
+                <w:sz w:val="17"/>
+                <w:rtl/>
+              </w:rPr>
+              <w:t>إدخال الطلبات ومتابعة الحالة وتحديثها</w:t>
+            </w:r>
+          </w:p>
+        </w:tc>
+        <w:tc>
+          <w:tcPr>
+            <w:tcW w:type="dxa" w:w="4706"/>
+          </w:tcPr>
+          <w:p>
+            <w:pPr>
+              <w:spacing w:after="0" w:line="240" w:lineRule="auto"/>
+            </w:pPr>
+            <w:r>
+              <w:rPr>
+                <w:rFonts w:ascii="Cairo" w:hAnsi="Cairo" w:cs="Cairo" w:eastAsia="Cairo"/>
+                <w:b w:val="0"/>
+                <w:i w:val="0"/>
+                <w:color w:val="18466E"/>
+                <w:sz w:val="17"/>
+                <w:rtl/>
+              </w:rPr>
+              <w:t xml:space="preserve">●●●●○   </w:t>
+            </w:r>
+            <w:r>
+              <w:rPr>
+                <w:rFonts w:ascii="Cairo" w:hAnsi="Cairo" w:cs="Cairo" w:eastAsia="Cairo"/>
+                <w:b w:val="0"/>
+                <w:i w:val="0"/>
+                <w:color w:val="2C3C52"/>
+                <w:sz w:val="17"/>
+                <w:rtl/>
+              </w:rPr>
+              <w:t>رفع المستندات إلكترونيًا والتأكد من اكتمالها</w:t>
+            </w:r>
+          </w:p>
+        </w:tc>
+      </w:tr>
+    </w:tbl>
     <w:p>
       <w:pPr>
-        <w:spacing w:before="0" w:after="16" w:line="293" w:lineRule="auto"/>
-        <w:ind w:right="312" w:hanging="238"/>
-        <w:jc w:val="right"/>
-        <w:bidi/>
+        <w:spacing w:before="100" w:after="40" w:line="276" w:lineRule="auto"/>
       </w:pPr>
       <w:r>
         <w:rPr>
-          <w:rFonts w:ascii="Segoe UI" w:hAnsi="Segoe UI" w:cs="Segoe UI"/>
+          <w:rFonts w:ascii="Cairo" w:hAnsi="Cairo" w:cs="Cairo" w:eastAsia="Cairo"/>
           <w:b/>
           <w:i w:val="0"/>
-          <w:color w:val="1C5B8F"/>
-          <w:sz w:val="18"/>
+          <w:color w:val="18466E"/>
+          <w:sz w:val="17"/>
           <w:rtl/>
           <w:bCs/>
         </w:rPr>
-        <w:t xml:space="preserve">•  </w:t>
-      </w:r>
-      <w:r>
-        <w:rPr>
-          <w:rFonts w:ascii="Segoe UI" w:hAnsi="Segoe UI" w:cs="Segoe UI"/>
-          <w:b w:val="0"/>
-          <w:i w:val="0"/>
-          <w:color w:val="26374F"/>
-          <w:sz w:val="18"/>
-          <w:rtl/>
-        </w:rPr>
-        <w:t>الاستماع الفعّال وتوجيه العميل للجهة الصحيحة</w:t>
+        <w:t>أدوات الذكاء الاصطناعي</w:t>
       </w:r>
     </w:p>
+    <w:tbl>
+      <w:tblPr>
+        <w:tblW w:type="auto" w:w="0"/>
+        <w:jc w:val="left"/>
+        <w:tblLayout w:type="fixed"/>
+        <w:tblLook w:firstColumn="1" w:firstRow="1" w:lastColumn="0" w:lastRow="0" w:noHBand="0" w:noVBand="1" w:val="04A0"/>
+        <w:tblBorders>
+          <w:top w:val="none" w:sz="0" w:space="0" w:color="auto"/>
+          <w:left w:val="none" w:sz="0" w:space="0" w:color="auto"/>
+          <w:bottom w:val="none" w:sz="0" w:space="0" w:color="auto"/>
+          <w:right w:val="none" w:sz="0" w:space="0" w:color="auto"/>
+          <w:insideH w:val="none" w:sz="0" w:space="0" w:color="auto"/>
+          <w:insideV w:val="none" w:sz="0" w:space="0" w:color="auto"/>
+        </w:tblBorders>
+      </w:tblPr>
+      <w:tblGrid>
+        <w:gridCol w:w="5159"/>
+        <w:gridCol w:w="5159"/>
+      </w:tblGrid>
+      <w:tr>
+        <w:tc>
+          <w:tcPr>
+            <w:tcW w:type="dxa" w:w="4706"/>
+          </w:tcPr>
+          <w:p>
+            <w:pPr>
+              <w:spacing w:after="0" w:line="240" w:lineRule="auto"/>
+            </w:pPr>
+            <w:r>
+              <w:rPr>
+                <w:rFonts w:ascii="Cairo" w:hAnsi="Cairo" w:cs="Cairo" w:eastAsia="Cairo"/>
+                <w:b w:val="0"/>
+                <w:i w:val="0"/>
+                <w:color w:val="18466E"/>
+                <w:sz w:val="17"/>
+                <w:rtl/>
+              </w:rPr>
+              <w:t xml:space="preserve">●●●●○   </w:t>
+            </w:r>
+            <w:r>
+              <w:rPr>
+                <w:rFonts w:ascii="Cairo" w:hAnsi="Cairo" w:cs="Cairo" w:eastAsia="Cairo"/>
+                <w:b w:val="0"/>
+                <w:i w:val="0"/>
+                <w:color w:val="2C3C52"/>
+                <w:sz w:val="17"/>
+                <w:rtl/>
+              </w:rPr>
+              <w:t>ChatGPT و Gemini و Copilot</w:t>
+            </w:r>
+          </w:p>
+        </w:tc>
+        <w:tc>
+          <w:tcPr>
+            <w:tcW w:type="dxa" w:w="4706"/>
+          </w:tcPr>
+          <w:p>
+            <w:pPr>
+              <w:spacing w:after="0" w:line="240" w:lineRule="auto"/>
+            </w:pPr>
+            <w:r>
+              <w:rPr>
+                <w:rFonts w:ascii="Cairo" w:hAnsi="Cairo" w:cs="Cairo" w:eastAsia="Cairo"/>
+                <w:b w:val="0"/>
+                <w:i w:val="0"/>
+                <w:color w:val="18466E"/>
+                <w:sz w:val="17"/>
+                <w:rtl/>
+              </w:rPr>
+              <w:t xml:space="preserve">●●●●○   </w:t>
+            </w:r>
+            <w:r>
+              <w:rPr>
+                <w:rFonts w:ascii="Cairo" w:hAnsi="Cairo" w:cs="Cairo" w:eastAsia="Cairo"/>
+                <w:b w:val="0"/>
+                <w:i w:val="0"/>
+                <w:color w:val="2C3C52"/>
+                <w:sz w:val="17"/>
+                <w:rtl/>
+              </w:rPr>
+              <w:t>تلخيص المستندات الطويلة واستخراج النقاط</w:t>
+            </w:r>
+          </w:p>
+        </w:tc>
+      </w:tr>
+    </w:tbl>
+    <w:tbl>
+      <w:tblPr>
+        <w:tblW w:type="auto" w:w="0"/>
+        <w:jc w:val="left"/>
+        <w:tblLayout w:type="fixed"/>
+        <w:tblLook w:firstColumn="1" w:firstRow="1" w:lastColumn="0" w:lastRow="0" w:noHBand="0" w:noVBand="1" w:val="04A0"/>
+        <w:tblBorders>
+          <w:top w:val="none" w:sz="0" w:space="0" w:color="auto"/>
+          <w:left w:val="none" w:sz="0" w:space="0" w:color="auto"/>
+          <w:bottom w:val="none" w:sz="0" w:space="0" w:color="auto"/>
+          <w:right w:val="none" w:sz="0" w:space="0" w:color="auto"/>
+          <w:insideH w:val="none" w:sz="0" w:space="0" w:color="auto"/>
+          <w:insideV w:val="none" w:sz="0" w:space="0" w:color="auto"/>
+        </w:tblBorders>
+      </w:tblPr>
+      <w:tblGrid>
+        <w:gridCol w:w="5159"/>
+        <w:gridCol w:w="5159"/>
+      </w:tblGrid>
+      <w:tr>
+        <w:tc>
+          <w:tcPr>
+            <w:tcW w:type="dxa" w:w="4706"/>
+          </w:tcPr>
+          <w:p>
+            <w:pPr>
+              <w:spacing w:after="0" w:line="240" w:lineRule="auto"/>
+            </w:pPr>
+            <w:r>
+              <w:rPr>
+                <w:rFonts w:ascii="Cairo" w:hAnsi="Cairo" w:cs="Cairo" w:eastAsia="Cairo"/>
+                <w:b w:val="0"/>
+                <w:i w:val="0"/>
+                <w:color w:val="18466E"/>
+                <w:sz w:val="17"/>
+                <w:rtl/>
+              </w:rPr>
+              <w:t xml:space="preserve">●●●●○   </w:t>
+            </w:r>
+            <w:r>
+              <w:rPr>
+                <w:rFonts w:ascii="Cairo" w:hAnsi="Cairo" w:cs="Cairo" w:eastAsia="Cairo"/>
+                <w:b w:val="0"/>
+                <w:i w:val="0"/>
+                <w:color w:val="2C3C52"/>
+                <w:sz w:val="17"/>
+                <w:rtl/>
+              </w:rPr>
+              <w:t>صياغة الخطابات والمراسلات</w:t>
+            </w:r>
+          </w:p>
+        </w:tc>
+        <w:tc>
+          <w:tcPr>
+            <w:tcW w:type="dxa" w:w="4706"/>
+          </w:tcPr>
+          <w:p>
+            <w:pPr>
+              <w:spacing w:after="0" w:line="240" w:lineRule="auto"/>
+            </w:pPr>
+            <w:r>
+              <w:rPr>
+                <w:rFonts w:ascii="Cairo" w:hAnsi="Cairo" w:cs="Cairo" w:eastAsia="Cairo"/>
+                <w:b w:val="0"/>
+                <w:i w:val="0"/>
+                <w:color w:val="18466E"/>
+                <w:sz w:val="17"/>
+                <w:rtl/>
+              </w:rPr>
+              <w:t xml:space="preserve">●●●○○   </w:t>
+            </w:r>
+            <w:r>
+              <w:rPr>
+                <w:rFonts w:ascii="Cairo" w:hAnsi="Cairo" w:cs="Cairo" w:eastAsia="Cairo"/>
+                <w:b w:val="0"/>
+                <w:i w:val="0"/>
+                <w:color w:val="2C3C52"/>
+                <w:sz w:val="17"/>
+                <w:rtl/>
+              </w:rPr>
+              <w:t>أتمتة المهام المتكررة وتنظيم البيانات</w:t>
+            </w:r>
+          </w:p>
+        </w:tc>
+      </w:tr>
+    </w:tbl>
     <w:p>
       <w:pPr>
-        <w:spacing w:before="0" w:after="16" w:line="293" w:lineRule="auto"/>
-        <w:ind w:right="312" w:hanging="238"/>
-        <w:jc w:val="right"/>
-        <w:bidi/>
-      </w:pPr>
-      <w:r>
-        <w:rPr>
-          <w:rFonts w:ascii="Segoe UI" w:hAnsi="Segoe UI" w:cs="Segoe UI"/>
-          <w:b/>
-          <w:i w:val="0"/>
-          <w:color w:val="1C5B8F"/>
-          <w:sz w:val="18"/>
-          <w:rtl/>
-          <w:bCs/>
-        </w:rPr>
-        <w:t xml:space="preserve">•  </w:t>
-      </w:r>
-      <w:r>
-        <w:rPr>
-          <w:rFonts w:ascii="Segoe UI" w:hAnsi="Segoe UI" w:cs="Segoe UI"/>
-          <w:b w:val="0"/>
-          <w:i w:val="0"/>
-          <w:color w:val="26374F"/>
-          <w:sz w:val="18"/>
-          <w:rtl/>
-        </w:rPr>
-        <w:t>متابعة الطلبات حتى الإنجاز وحل الاعتراضات بهدوء</w:t>
-      </w:r>
-    </w:p>
-    <w:p>
-      <w:pPr>
-        <w:spacing w:before="0" w:after="16" w:line="293" w:lineRule="auto"/>
-        <w:ind w:right="312" w:hanging="238"/>
-        <w:jc w:val="right"/>
-        <w:bidi/>
-      </w:pPr>
-      <w:r>
-        <w:rPr>
-          <w:rFonts w:ascii="Segoe UI" w:hAnsi="Segoe UI" w:cs="Segoe UI"/>
-          <w:b/>
-          <w:i w:val="0"/>
-          <w:color w:val="1C5B8F"/>
-          <w:sz w:val="18"/>
-          <w:rtl/>
-          <w:bCs/>
-        </w:rPr>
-        <w:t xml:space="preserve">•  </w:t>
-      </w:r>
-      <w:r>
-        <w:rPr>
-          <w:rFonts w:ascii="Segoe UI" w:hAnsi="Segoe UI" w:cs="Segoe UI"/>
-          <w:b w:val="0"/>
-          <w:i w:val="0"/>
-          <w:color w:val="26374F"/>
-          <w:sz w:val="18"/>
-          <w:rtl/>
-        </w:rPr>
-        <w:t>السرية والأمانة والمحافظة على صورة المكتب</w:t>
-      </w:r>
-    </w:p>
-    <w:p>
-      <w:pPr>
-        <w:keepNext/>
-        <w:spacing w:before="60" w:after="20" w:line="283" w:lineRule="auto"/>
-        <w:jc w:val="right"/>
-        <w:bidi/>
-      </w:pPr>
-      <w:r>
-        <w:rPr>
-          <w:rFonts w:ascii="Segoe UI" w:hAnsi="Segoe UI" w:cs="Segoe UI"/>
-          <w:b w:val="0"/>
-          <w:i w:val="0"/>
-          <w:color w:val="B08D3F"/>
-          <w:sz w:val="18"/>
-          <w:rtl/>
-        </w:rPr>
-        <w:t xml:space="preserve">◆ </w:t>
-      </w:r>
-      <w:r>
-        <w:rPr>
-          <w:rFonts w:ascii="Segoe UI" w:hAnsi="Segoe UI" w:cs="Segoe UI"/>
-          <w:b/>
-          <w:i w:val="0"/>
-          <w:color w:val="0F3F66"/>
-          <w:sz w:val="19"/>
-          <w:rtl/>
-          <w:bCs/>
-        </w:rPr>
-        <w:t>المنصات الإلكترونية والأنظمة</w:t>
-      </w:r>
-    </w:p>
-    <w:p>
-      <w:pPr>
-        <w:spacing w:before="0" w:after="16" w:line="293" w:lineRule="auto"/>
-        <w:ind w:right="312" w:hanging="238"/>
-        <w:jc w:val="right"/>
-        <w:bidi/>
-      </w:pPr>
-      <w:r>
-        <w:rPr>
-          <w:rFonts w:ascii="Segoe UI" w:hAnsi="Segoe UI" w:cs="Segoe UI"/>
-          <w:b/>
-          <w:i w:val="0"/>
-          <w:color w:val="1C5B8F"/>
-          <w:sz w:val="18"/>
-          <w:rtl/>
-          <w:bCs/>
-        </w:rPr>
-        <w:t xml:space="preserve">•  </w:t>
-      </w:r>
-      <w:r>
-        <w:rPr>
-          <w:rFonts w:ascii="Segoe UI" w:hAnsi="Segoe UI" w:cs="Segoe UI"/>
-          <w:b w:val="0"/>
-          <w:i w:val="0"/>
-          <w:color w:val="26374F"/>
-          <w:sz w:val="18"/>
-          <w:rtl/>
-        </w:rPr>
-        <w:t>سرعة عالية في تعلّم أي منصة أو نظام جديد</w:t>
-      </w:r>
-    </w:p>
-    <w:p>
-      <w:pPr>
-        <w:spacing w:before="0" w:after="16" w:line="293" w:lineRule="auto"/>
-        <w:ind w:right="312" w:hanging="238"/>
-        <w:jc w:val="right"/>
-        <w:bidi/>
-      </w:pPr>
-      <w:r>
-        <w:rPr>
-          <w:rFonts w:ascii="Segoe UI" w:hAnsi="Segoe UI" w:cs="Segoe UI"/>
-          <w:b/>
-          <w:i w:val="0"/>
-          <w:color w:val="1C5B8F"/>
-          <w:sz w:val="18"/>
-          <w:rtl/>
-          <w:bCs/>
-        </w:rPr>
-        <w:t xml:space="preserve">•  </w:t>
-      </w:r>
-      <w:r>
-        <w:rPr>
-          <w:rFonts w:ascii="Segoe UI" w:hAnsi="Segoe UI" w:cs="Segoe UI"/>
-          <w:b w:val="0"/>
-          <w:i w:val="0"/>
-          <w:color w:val="26374F"/>
-          <w:sz w:val="18"/>
-          <w:rtl/>
-        </w:rPr>
-        <w:t xml:space="preserve">جاهزية للعمل على: </w:t>
-      </w:r>
-      <w:r>
-        <w:rPr>
-          <w:rFonts w:ascii="Segoe UI" w:hAnsi="Segoe UI" w:cs="Segoe UI"/>
-          <w:b/>
-          <w:i w:val="0"/>
-          <w:color w:val="12263F"/>
-          <w:sz w:val="18"/>
-          <w:rtl/>
-          <w:bCs/>
-        </w:rPr>
-        <w:t>أبشر، قوى، ناجز، اعتماد</w:t>
-      </w:r>
-    </w:p>
-    <w:p>
-      <w:pPr>
-        <w:spacing w:before="0" w:after="16" w:line="293" w:lineRule="auto"/>
-        <w:ind w:right="312" w:hanging="238"/>
-        <w:jc w:val="right"/>
-        <w:bidi/>
-      </w:pPr>
-      <w:r>
-        <w:rPr>
-          <w:rFonts w:ascii="Segoe UI" w:hAnsi="Segoe UI" w:cs="Segoe UI"/>
-          <w:b/>
-          <w:i w:val="0"/>
-          <w:color w:val="1C5B8F"/>
-          <w:sz w:val="18"/>
-          <w:rtl/>
-          <w:bCs/>
-        </w:rPr>
-        <w:t xml:space="preserve">•  </w:t>
-      </w:r>
-      <w:r>
-        <w:rPr>
-          <w:rFonts w:ascii="Segoe UI" w:hAnsi="Segoe UI" w:cs="Segoe UI"/>
-          <w:b w:val="0"/>
-          <w:i w:val="0"/>
-          <w:color w:val="26374F"/>
-          <w:sz w:val="18"/>
-          <w:rtl/>
-        </w:rPr>
-        <w:t>إدخال الطلبات في الأنظمة ومتابعة حالتها وتحديثها</w:t>
-      </w:r>
-    </w:p>
-    <w:p>
-      <w:pPr>
-        <w:spacing w:before="0" w:after="16" w:line="293" w:lineRule="auto"/>
-        <w:ind w:right="312" w:hanging="238"/>
-        <w:jc w:val="right"/>
-        <w:bidi/>
-      </w:pPr>
-      <w:r>
-        <w:rPr>
-          <w:rFonts w:ascii="Segoe UI" w:hAnsi="Segoe UI" w:cs="Segoe UI"/>
-          <w:b/>
-          <w:i w:val="0"/>
-          <w:color w:val="1C5B8F"/>
-          <w:sz w:val="18"/>
-          <w:rtl/>
-          <w:bCs/>
-        </w:rPr>
-        <w:t xml:space="preserve">•  </w:t>
-      </w:r>
-      <w:r>
-        <w:rPr>
-          <w:rFonts w:ascii="Segoe UI" w:hAnsi="Segoe UI" w:cs="Segoe UI"/>
-          <w:b w:val="0"/>
-          <w:i w:val="0"/>
-          <w:color w:val="26374F"/>
-          <w:sz w:val="18"/>
-          <w:rtl/>
-        </w:rPr>
-        <w:t>رفع المستندات إلكترونيًا والتأكد من اكتمالها</w:t>
-      </w:r>
-    </w:p>
-    <w:p>
-      <w:pPr>
-        <w:keepNext/>
-        <w:spacing w:before="60" w:after="20" w:line="283" w:lineRule="auto"/>
-        <w:jc w:val="right"/>
-        <w:bidi/>
-      </w:pPr>
-      <w:r>
-        <w:rPr>
-          <w:rFonts w:ascii="Segoe UI" w:hAnsi="Segoe UI" w:cs="Segoe UI"/>
-          <w:b w:val="0"/>
-          <w:i w:val="0"/>
-          <w:color w:val="B08D3F"/>
-          <w:sz w:val="18"/>
-          <w:rtl/>
-        </w:rPr>
-        <w:t xml:space="preserve">◆ </w:t>
-      </w:r>
-      <w:r>
-        <w:rPr>
-          <w:rFonts w:ascii="Segoe UI" w:hAnsi="Segoe UI" w:cs="Segoe UI"/>
-          <w:b/>
-          <w:i w:val="0"/>
-          <w:color w:val="0F3F66"/>
-          <w:sz w:val="19"/>
-          <w:rtl/>
-          <w:bCs/>
-        </w:rPr>
-        <w:t>الذكاء الاصطناعي وإنتاجية المكتب</w:t>
-      </w:r>
-    </w:p>
-    <w:p>
-      <w:pPr>
-        <w:spacing w:before="0" w:after="16" w:line="293" w:lineRule="auto"/>
-        <w:ind w:right="312" w:hanging="238"/>
-        <w:jc w:val="right"/>
-        <w:bidi/>
-      </w:pPr>
-      <w:r>
-        <w:rPr>
-          <w:rFonts w:ascii="Segoe UI" w:hAnsi="Segoe UI" w:cs="Segoe UI"/>
-          <w:b/>
-          <w:i w:val="0"/>
-          <w:color w:val="1C5B8F"/>
-          <w:sz w:val="18"/>
-          <w:rtl/>
-          <w:bCs/>
-        </w:rPr>
-        <w:t xml:space="preserve">•  </w:t>
-      </w:r>
-      <w:r>
-        <w:rPr>
-          <w:rFonts w:ascii="Segoe UI" w:hAnsi="Segoe UI" w:cs="Segoe UI"/>
-          <w:b/>
-          <w:i w:val="0"/>
-          <w:color w:val="12263F"/>
-          <w:sz w:val="18"/>
-          <w:rtl/>
-          <w:bCs/>
-        </w:rPr>
-        <w:t>ChatGPT + Gemini + Copilot</w:t>
-      </w:r>
-      <w:r>
-        <w:rPr>
-          <w:rFonts w:ascii="Segoe UI" w:hAnsi="Segoe UI" w:cs="Segoe UI"/>
-          <w:b w:val="0"/>
-          <w:i w:val="0"/>
-          <w:color w:val="26374F"/>
-          <w:sz w:val="18"/>
-          <w:rtl/>
-        </w:rPr>
-        <w:t xml:space="preserve"> في الصياغة والتلخيص</w:t>
-      </w:r>
-    </w:p>
-    <w:p>
-      <w:pPr>
-        <w:spacing w:before="0" w:after="16" w:line="293" w:lineRule="auto"/>
-        <w:ind w:right="312" w:hanging="238"/>
-        <w:jc w:val="right"/>
-        <w:bidi/>
-      </w:pPr>
-      <w:r>
-        <w:rPr>
-          <w:rFonts w:ascii="Segoe UI" w:hAnsi="Segoe UI" w:cs="Segoe UI"/>
-          <w:b/>
-          <w:i w:val="0"/>
-          <w:color w:val="1C5B8F"/>
-          <w:sz w:val="18"/>
-          <w:rtl/>
-          <w:bCs/>
-        </w:rPr>
-        <w:t xml:space="preserve">•  </w:t>
-      </w:r>
-      <w:r>
-        <w:rPr>
-          <w:rFonts w:ascii="Segoe UI" w:hAnsi="Segoe UI" w:cs="Segoe UI"/>
-          <w:b w:val="0"/>
-          <w:i w:val="0"/>
-          <w:color w:val="26374F"/>
-          <w:sz w:val="18"/>
-          <w:rtl/>
-        </w:rPr>
-        <w:t>كتابة الأوامر (Prompts) والحصول على مخرجات دقيقة</w:t>
-      </w:r>
-    </w:p>
-    <w:p>
-      <w:pPr>
-        <w:spacing w:before="0" w:after="16" w:line="293" w:lineRule="auto"/>
-        <w:ind w:right="312" w:hanging="238"/>
-        <w:jc w:val="right"/>
-        <w:bidi/>
-      </w:pPr>
-      <w:r>
-        <w:rPr>
-          <w:rFonts w:ascii="Segoe UI" w:hAnsi="Segoe UI" w:cs="Segoe UI"/>
-          <w:b/>
-          <w:i w:val="0"/>
-          <w:color w:val="1C5B8F"/>
-          <w:sz w:val="18"/>
-          <w:rtl/>
-          <w:bCs/>
-        </w:rPr>
-        <w:t xml:space="preserve">•  </w:t>
-      </w:r>
-      <w:r>
-        <w:rPr>
-          <w:rFonts w:ascii="Segoe UI" w:hAnsi="Segoe UI" w:cs="Segoe UI"/>
-          <w:b w:val="0"/>
-          <w:i w:val="0"/>
-          <w:color w:val="26374F"/>
-          <w:sz w:val="18"/>
-          <w:rtl/>
-        </w:rPr>
-        <w:t>تلخيص المستندات الطويلة واستخراج نقاطها في دقائق</w:t>
-      </w:r>
-    </w:p>
-    <w:p>
-      <w:pPr>
-        <w:spacing w:before="0" w:after="16" w:line="293" w:lineRule="auto"/>
-        <w:ind w:right="312" w:hanging="238"/>
-        <w:jc w:val="right"/>
-        <w:bidi/>
-      </w:pPr>
-      <w:r>
-        <w:rPr>
-          <w:rFonts w:ascii="Segoe UI" w:hAnsi="Segoe UI" w:cs="Segoe UI"/>
-          <w:b/>
-          <w:i w:val="0"/>
-          <w:color w:val="1C5B8F"/>
-          <w:sz w:val="18"/>
-          <w:rtl/>
-          <w:bCs/>
-        </w:rPr>
-        <w:t xml:space="preserve">•  </w:t>
-      </w:r>
-      <w:r>
-        <w:rPr>
-          <w:rFonts w:ascii="Segoe UI" w:hAnsi="Segoe UI" w:cs="Segoe UI"/>
-          <w:b w:val="0"/>
-          <w:i w:val="0"/>
-          <w:color w:val="26374F"/>
-          <w:sz w:val="18"/>
-          <w:rtl/>
-        </w:rPr>
-        <w:t>أتمتة المهام المتكررة وتنظيم المراسلات والبيانات</w:t>
-      </w:r>
-    </w:p>
-    <w:p>
-      <w:pPr>
-        <w:keepNext/>
-        <w:spacing w:before="60" w:after="20" w:line="283" w:lineRule="auto"/>
-        <w:jc w:val="right"/>
-        <w:bidi/>
-      </w:pPr>
-      <w:r>
-        <w:rPr>
-          <w:rFonts w:ascii="Segoe UI" w:hAnsi="Segoe UI" w:cs="Segoe UI"/>
-          <w:b w:val="0"/>
-          <w:i w:val="0"/>
-          <w:color w:val="B08D3F"/>
-          <w:sz w:val="18"/>
-          <w:rtl/>
-        </w:rPr>
-        <w:t xml:space="preserve">◆ </w:t>
-      </w:r>
-      <w:r>
-        <w:rPr>
-          <w:rFonts w:ascii="Segoe UI" w:hAnsi="Segoe UI" w:cs="Segoe UI"/>
-          <w:b/>
-          <w:i w:val="0"/>
-          <w:color w:val="0F3F66"/>
-          <w:sz w:val="19"/>
-          <w:rtl/>
-          <w:bCs/>
-        </w:rPr>
-        <w:t>التقنية والتسويق الرقمي</w:t>
-      </w:r>
-    </w:p>
-    <w:p>
-      <w:pPr>
-        <w:spacing w:before="0" w:after="16" w:line="293" w:lineRule="auto"/>
-        <w:ind w:right="312" w:hanging="238"/>
-        <w:jc w:val="right"/>
-        <w:bidi/>
-      </w:pPr>
-      <w:r>
-        <w:rPr>
-          <w:rFonts w:ascii="Segoe UI" w:hAnsi="Segoe UI" w:cs="Segoe UI"/>
-          <w:b/>
-          <w:i w:val="0"/>
-          <w:color w:val="1C5B8F"/>
-          <w:sz w:val="18"/>
-          <w:rtl/>
-          <w:bCs/>
-        </w:rPr>
-        <w:t xml:space="preserve">•  </w:t>
-      </w:r>
-      <w:r>
-        <w:rPr>
-          <w:rFonts w:ascii="Segoe UI" w:hAnsi="Segoe UI" w:cs="Segoe UI"/>
-          <w:b w:val="0"/>
-          <w:i w:val="0"/>
-          <w:color w:val="26374F"/>
-          <w:sz w:val="18"/>
-          <w:rtl/>
-        </w:rPr>
-        <w:t>إعداد المواقع والصفحات التعريفية (HTML + CSS)</w:t>
-      </w:r>
-    </w:p>
-    <w:p>
-      <w:pPr>
-        <w:spacing w:before="0" w:after="16" w:line="293" w:lineRule="auto"/>
-        <w:ind w:right="312" w:hanging="238"/>
-        <w:jc w:val="right"/>
-        <w:bidi/>
-      </w:pPr>
-      <w:r>
-        <w:rPr>
-          <w:rFonts w:ascii="Segoe UI" w:hAnsi="Segoe UI" w:cs="Segoe UI"/>
-          <w:b/>
-          <w:i w:val="0"/>
-          <w:color w:val="1C5B8F"/>
-          <w:sz w:val="18"/>
-          <w:rtl/>
-          <w:bCs/>
-        </w:rPr>
-        <w:t xml:space="preserve">•  </w:t>
-      </w:r>
-      <w:r>
-        <w:rPr>
-          <w:rFonts w:ascii="Segoe UI" w:hAnsi="Segoe UI" w:cs="Segoe UI"/>
-          <w:b/>
-          <w:i w:val="0"/>
-          <w:color w:val="12263F"/>
-          <w:sz w:val="18"/>
-          <w:rtl/>
-          <w:bCs/>
-        </w:rPr>
-        <w:t>Canva</w:t>
-      </w:r>
-      <w:r>
-        <w:rPr>
-          <w:rFonts w:ascii="Segoe UI" w:hAnsi="Segoe UI" w:cs="Segoe UI"/>
-          <w:b w:val="0"/>
-          <w:i w:val="0"/>
-          <w:color w:val="26374F"/>
-          <w:sz w:val="18"/>
-          <w:rtl/>
-        </w:rPr>
-        <w:t xml:space="preserve"> وإعداد المحتوى والتصاميم والمطبوعات</w:t>
-      </w:r>
-    </w:p>
-    <w:p>
-      <w:pPr>
-        <w:spacing w:before="0" w:after="16" w:line="293" w:lineRule="auto"/>
-        <w:ind w:right="312" w:hanging="238"/>
-        <w:jc w:val="right"/>
-        <w:bidi/>
-      </w:pPr>
-      <w:r>
-        <w:rPr>
-          <w:rFonts w:ascii="Segoe UI" w:hAnsi="Segoe UI" w:cs="Segoe UI"/>
-          <w:b/>
-          <w:i w:val="0"/>
-          <w:color w:val="1C5B8F"/>
-          <w:sz w:val="18"/>
-          <w:rtl/>
-          <w:bCs/>
-        </w:rPr>
-        <w:t xml:space="preserve">•  </w:t>
-      </w:r>
-      <w:r>
-        <w:rPr>
-          <w:rFonts w:ascii="Segoe UI" w:hAnsi="Segoe UI" w:cs="Segoe UI"/>
-          <w:b w:val="0"/>
-          <w:i w:val="0"/>
-          <w:color w:val="26374F"/>
-          <w:sz w:val="18"/>
-          <w:rtl/>
-        </w:rPr>
-        <w:t>إدارة صفحات التواصل وتحسين الظهور (SEO)</w:t>
-      </w:r>
-    </w:p>
-    <w:p>
-      <w:pPr>
-        <w:spacing w:before="0" w:after="16" w:line="293" w:lineRule="auto"/>
-        <w:ind w:right="312" w:hanging="238"/>
-        <w:jc w:val="right"/>
-        <w:bidi/>
-      </w:pPr>
-      <w:r>
-        <w:rPr>
-          <w:rFonts w:ascii="Segoe UI" w:hAnsi="Segoe UI" w:cs="Segoe UI"/>
-          <w:b/>
-          <w:i w:val="0"/>
-          <w:color w:val="1C5B8F"/>
-          <w:sz w:val="18"/>
-          <w:rtl/>
-          <w:bCs/>
-        </w:rPr>
-        <w:t xml:space="preserve">•  </w:t>
-      </w:r>
-      <w:r>
-        <w:rPr>
-          <w:rFonts w:ascii="Segoe UI" w:hAnsi="Segoe UI" w:cs="Segoe UI"/>
-          <w:b w:val="0"/>
-          <w:i w:val="0"/>
-          <w:color w:val="26374F"/>
-          <w:sz w:val="18"/>
-          <w:rtl/>
-        </w:rPr>
-        <w:t>أساسيات البرمجة وقواعد البيانات وتحليل الأرقام</w:t>
-      </w:r>
-    </w:p>
-    <w:p>
-      <w:pPr>
-        <w:keepNext/>
-        <w:spacing w:before="180" w:after="60" w:line="283" w:lineRule="auto"/>
-        <w:jc w:val="right"/>
-        <w:bidi/>
+        <w:spacing w:before="200" w:after="80" w:line="276" w:lineRule="auto"/>
         <w:pBdr>
-          <w:bottom w:val="single" w:sz="6" w:space="1" w:color="DFE6EE"/>
+          <w:bottom w:val="single" w:sz="4" w:space="2" w:color="E2E8F1"/>
         </w:pBdr>
       </w:pPr>
       <w:r>
         <w:rPr>
-          <w:rFonts w:ascii="Segoe UI" w:hAnsi="Segoe UI" w:cs="Segoe UI"/>
+          <w:rFonts w:ascii="Cairo" w:hAnsi="Cairo" w:cs="Cairo" w:eastAsia="Cairo"/>
           <w:b/>
           <w:i w:val="0"/>
-          <w:color w:val="1C5B8F"/>
-          <w:sz w:val="23"/>
-          <w:rtl/>
-          <w:bCs/>
-        </w:rPr>
-        <w:t xml:space="preserve">▌ </w:t>
-      </w:r>
-      <w:r>
-        <w:rPr>
-          <w:rFonts w:ascii="Segoe UI" w:hAnsi="Segoe UI" w:cs="Segoe UI"/>
-          <w:b/>
-          <w:i w:val="0"/>
-          <w:color w:val="0F3F66"/>
-          <w:sz w:val="23"/>
+          <w:color w:val="1E5480"/>
+          <w:sz w:val="22"/>
           <w:rtl/>
           <w:bCs/>
         </w:rPr>
@@ -1396,29 +1304,26 @@
       </w:r>
       <w:r>
         <w:rPr>
-          <w:rFonts w:ascii="Segoe UI" w:hAnsi="Segoe UI" w:cs="Segoe UI"/>
+          <w:rFonts w:ascii="Cairo" w:hAnsi="Cairo" w:cs="Cairo" w:eastAsia="Cairo"/>
           <w:b w:val="0"/>
           <w:i w:val="0"/>
-          <w:color w:val="9AA9BC"/>
-          <w:sz w:val="15"/>
+          <w:color w:val="9AAEC0"/>
+          <w:sz w:val="13"/>
           <w:rtl/>
         </w:rPr>
-        <w:t xml:space="preserve">   EXPERIENCE</w:t>
+        <w:t xml:space="preserve">     EXPERIENCE</w:t>
       </w:r>
     </w:p>
     <w:p>
       <w:pPr>
-        <w:keepNext/>
-        <w:spacing w:before="80" w:after="20" w:line="283" w:lineRule="auto"/>
-        <w:jc w:val="right"/>
-        <w:bidi/>
+        <w:spacing w:before="0" w:after="20" w:line="276" w:lineRule="auto"/>
       </w:pPr>
       <w:r>
         <w:rPr>
-          <w:rFonts w:ascii="Segoe UI" w:hAnsi="Segoe UI" w:cs="Segoe UI"/>
+          <w:rFonts w:ascii="Cairo" w:hAnsi="Cairo" w:cs="Cairo" w:eastAsia="Cairo"/>
           <w:b/>
           <w:i w:val="0"/>
-          <w:color w:val="12263F"/>
+          <w:color w:val="142030"/>
           <w:sz w:val="20"/>
           <w:rtl/>
           <w:bCs/>
@@ -1427,42 +1332,45 @@
       </w:r>
       <w:r>
         <w:rPr>
-          <w:rFonts w:ascii="Segoe UI" w:hAnsi="Segoe UI" w:cs="Segoe UI"/>
-          <w:b/>
-          <w:i w:val="0"/>
-          <w:color w:val="1C5B8F"/>
-          <w:sz w:val="19"/>
-          <w:rtl/>
-          <w:bCs/>
-        </w:rPr>
-        <w:t xml:space="preserve">  —  مكتبة ومركز خدمات</w:t>
-      </w:r>
-      <w:r>
-        <w:rPr>
-          <w:rFonts w:ascii="Segoe UI" w:hAnsi="Segoe UI" w:cs="Segoe UI"/>
+          <w:rFonts w:ascii="Cairo" w:hAnsi="Cairo" w:cs="Cairo" w:eastAsia="Cairo"/>
           <w:b w:val="0"/>
           <w:i w:val="0"/>
-          <w:color w:val="6B7A90"/>
-          <w:sz w:val="17"/>
+          <w:color w:val="687688"/>
+          <w:sz w:val="16"/>
           <w:rtl/>
         </w:rPr>
-        <w:t xml:space="preserve">        الرياض  •  2023 – 2025 (سنتان)</w:t>
+        <w:t xml:space="preserve">     الرياض • 2023 – 2025 (سنتان)</w:t>
       </w:r>
     </w:p>
     <w:p>
       <w:pPr>
-        <w:spacing w:before="0" w:after="30" w:line="293" w:lineRule="auto"/>
-        <w:ind w:right="312" w:hanging="238"/>
-        <w:jc w:val="right"/>
-        <w:bidi/>
+        <w:spacing w:before="0" w:after="20" w:line="276" w:lineRule="auto"/>
       </w:pPr>
       <w:r>
         <w:rPr>
-          <w:rFonts w:ascii="Segoe UI" w:hAnsi="Segoe UI" w:cs="Segoe UI"/>
+          <w:rFonts w:ascii="Cairo" w:hAnsi="Cairo" w:cs="Cairo" w:eastAsia="Cairo"/>
           <w:b/>
           <w:i w:val="0"/>
-          <w:color w:val="1C5B8F"/>
-          <w:sz w:val="19"/>
+          <w:color w:val="18466E"/>
+          <w:sz w:val="18"/>
+          <w:rtl/>
+          <w:bCs/>
+        </w:rPr>
+        <w:t>— مكتبة ومركز خدمات</w:t>
+      </w:r>
+    </w:p>
+    <w:p>
+      <w:pPr>
+        <w:spacing w:before="0" w:after="10" w:line="283" w:lineRule="auto"/>
+        <w:ind w:left="227"/>
+      </w:pPr>
+      <w:r>
+        <w:rPr>
+          <w:rFonts w:ascii="Cairo" w:hAnsi="Cairo" w:cs="Cairo" w:eastAsia="Cairo"/>
+          <w:b/>
+          <w:i w:val="0"/>
+          <w:color w:val="18466E"/>
+          <w:sz w:val="17"/>
           <w:rtl/>
           <w:bCs/>
         </w:rPr>
@@ -1470,30 +1378,28 @@
       </w:r>
       <w:r>
         <w:rPr>
-          <w:rFonts w:ascii="Segoe UI" w:hAnsi="Segoe UI" w:cs="Segoe UI"/>
+          <w:rFonts w:ascii="Cairo" w:hAnsi="Cairo" w:cs="Cairo" w:eastAsia="Cairo"/>
           <w:b w:val="0"/>
           <w:i w:val="0"/>
-          <w:color w:val="26374F"/>
-          <w:sz w:val="19"/>
+          <w:color w:val="2C3C52"/>
+          <w:sz w:val="17"/>
           <w:rtl/>
         </w:rPr>
-        <w:t>إعداد وكتابة وتنسيق المستندات والخطابات الرسمية بالعربية والإنجليزية ومراجعتها قبل الطباعة.</w:t>
+        <w:t>إعداد وتنسيق المستندات والخطابات الرسمية بالعربية والإنجليزية ومراجعتها قبل الطباعة.</w:t>
       </w:r>
     </w:p>
     <w:p>
       <w:pPr>
-        <w:spacing w:before="0" w:after="30" w:line="293" w:lineRule="auto"/>
-        <w:ind w:right="312" w:hanging="238"/>
-        <w:jc w:val="right"/>
-        <w:bidi/>
+        <w:spacing w:before="0" w:after="10" w:line="283" w:lineRule="auto"/>
+        <w:ind w:left="227"/>
       </w:pPr>
       <w:r>
         <w:rPr>
-          <w:rFonts w:ascii="Segoe UI" w:hAnsi="Segoe UI" w:cs="Segoe UI"/>
+          <w:rFonts w:ascii="Cairo" w:hAnsi="Cairo" w:cs="Cairo" w:eastAsia="Cairo"/>
           <w:b/>
           <w:i w:val="0"/>
-          <w:color w:val="1C5B8F"/>
-          <w:sz w:val="19"/>
+          <w:color w:val="18466E"/>
+          <w:sz w:val="17"/>
           <w:rtl/>
           <w:bCs/>
         </w:rPr>
@@ -1501,30 +1407,28 @@
       </w:r>
       <w:r>
         <w:rPr>
-          <w:rFonts w:ascii="Segoe UI" w:hAnsi="Segoe UI" w:cs="Segoe UI"/>
+          <w:rFonts w:ascii="Cairo" w:hAnsi="Cairo" w:cs="Cairo" w:eastAsia="Cairo"/>
           <w:b w:val="0"/>
           <w:i w:val="0"/>
-          <w:color w:val="26374F"/>
-          <w:sz w:val="19"/>
+          <w:color w:val="2C3C52"/>
+          <w:sz w:val="17"/>
           <w:rtl/>
         </w:rPr>
-        <w:t>تلخيص المعاملات وتجهيز ملخصات واضحة عنها، ما ساعد على سرعة المراجعة والإنجاز.</w:t>
+        <w:t>تلخيص المعاملات وتجهيز ملخصات واضحة عنها، ما رفع سرعة المراجعة والإنجاز.</w:t>
       </w:r>
     </w:p>
     <w:p>
       <w:pPr>
-        <w:spacing w:before="0" w:after="30" w:line="293" w:lineRule="auto"/>
-        <w:ind w:right="312" w:hanging="238"/>
-        <w:jc w:val="right"/>
-        <w:bidi/>
+        <w:spacing w:before="0" w:after="10" w:line="283" w:lineRule="auto"/>
+        <w:ind w:left="227"/>
       </w:pPr>
       <w:r>
         <w:rPr>
-          <w:rFonts w:ascii="Segoe UI" w:hAnsi="Segoe UI" w:cs="Segoe UI"/>
+          <w:rFonts w:ascii="Cairo" w:hAnsi="Cairo" w:cs="Cairo" w:eastAsia="Cairo"/>
           <w:b/>
           <w:i w:val="0"/>
-          <w:color w:val="1C5B8F"/>
-          <w:sz w:val="19"/>
+          <w:color w:val="18466E"/>
+          <w:sz w:val="17"/>
           <w:rtl/>
           <w:bCs/>
         </w:rPr>
@@ -1532,53 +1436,28 @@
       </w:r>
       <w:r>
         <w:rPr>
-          <w:rFonts w:ascii="Segoe UI" w:hAnsi="Segoe UI" w:cs="Segoe UI"/>
+          <w:rFonts w:ascii="Cairo" w:hAnsi="Cairo" w:cs="Cairo" w:eastAsia="Cairo"/>
           <w:b w:val="0"/>
           <w:i w:val="0"/>
-          <w:color w:val="26374F"/>
-          <w:sz w:val="19"/>
+          <w:color w:val="2C3C52"/>
+          <w:sz w:val="17"/>
           <w:rtl/>
         </w:rPr>
-        <w:t xml:space="preserve">إدخال البيانات وتنظيم السجلات على </w:t>
-      </w:r>
-      <w:r>
-        <w:rPr>
-          <w:rFonts w:ascii="Segoe UI" w:hAnsi="Segoe UI" w:cs="Segoe UI"/>
-          <w:b/>
-          <w:i w:val="0"/>
-          <w:color w:val="12263F"/>
-          <w:sz w:val="19"/>
-          <w:rtl/>
-          <w:bCs/>
-        </w:rPr>
-        <w:t>Excel</w:t>
-      </w:r>
-      <w:r>
-        <w:rPr>
-          <w:rFonts w:ascii="Segoe UI" w:hAnsi="Segoe UI" w:cs="Segoe UI"/>
-          <w:b w:val="0"/>
-          <w:i w:val="0"/>
-          <w:color w:val="26374F"/>
-          <w:sz w:val="19"/>
-          <w:rtl/>
-        </w:rPr>
-        <w:t xml:space="preserve"> وترتيب الأرشفة الورقية والإلكترونية.</w:t>
+        <w:t>إدخال البيانات وتنظيم السجلات على Excel والأرشفة الورقية والإلكترونية.</w:t>
       </w:r>
     </w:p>
     <w:p>
       <w:pPr>
-        <w:spacing w:before="0" w:after="30" w:line="293" w:lineRule="auto"/>
-        <w:ind w:right="312" w:hanging="238"/>
-        <w:jc w:val="right"/>
-        <w:bidi/>
+        <w:spacing w:before="0" w:after="10" w:line="283" w:lineRule="auto"/>
+        <w:ind w:left="227"/>
       </w:pPr>
       <w:r>
         <w:rPr>
-          <w:rFonts w:ascii="Segoe UI" w:hAnsi="Segoe UI" w:cs="Segoe UI"/>
+          <w:rFonts w:ascii="Cairo" w:hAnsi="Cairo" w:cs="Cairo" w:eastAsia="Cairo"/>
           <w:b/>
           <w:i w:val="0"/>
-          <w:color w:val="1C5B8F"/>
-          <w:sz w:val="19"/>
+          <w:color w:val="18466E"/>
+          <w:sz w:val="17"/>
           <w:rtl/>
           <w:bCs/>
         </w:rPr>
@@ -1586,30 +1465,28 @@
       </w:r>
       <w:r>
         <w:rPr>
-          <w:rFonts w:ascii="Segoe UI" w:hAnsi="Segoe UI" w:cs="Segoe UI"/>
+          <w:rFonts w:ascii="Cairo" w:hAnsi="Cairo" w:cs="Cairo" w:eastAsia="Cairo"/>
           <w:b w:val="0"/>
           <w:i w:val="0"/>
-          <w:color w:val="26374F"/>
-          <w:sz w:val="19"/>
+          <w:color w:val="2C3C52"/>
+          <w:sz w:val="17"/>
           <w:rtl/>
         </w:rPr>
-        <w:t>توظيف أدوات الذكاء الاصطناعي في الصياغة والتلخيص وتجهيز قوالب جاهزة للمستندات المتكررة.</w:t>
+        <w:t>استقبال المراجعين والرد على استفساراتهم ومتابعة طلباتهم حتى إتمامها بصورة مرضية.</w:t>
       </w:r>
     </w:p>
     <w:p>
       <w:pPr>
-        <w:spacing w:before="0" w:after="30" w:line="293" w:lineRule="auto"/>
-        <w:ind w:right="312" w:hanging="238"/>
-        <w:jc w:val="right"/>
-        <w:bidi/>
+        <w:spacing w:before="0" w:after="10" w:line="283" w:lineRule="auto"/>
+        <w:ind w:left="227"/>
       </w:pPr>
       <w:r>
         <w:rPr>
-          <w:rFonts w:ascii="Segoe UI" w:hAnsi="Segoe UI" w:cs="Segoe UI"/>
+          <w:rFonts w:ascii="Cairo" w:hAnsi="Cairo" w:cs="Cairo" w:eastAsia="Cairo"/>
           <w:b/>
           <w:i w:val="0"/>
-          <w:color w:val="1C5B8F"/>
-          <w:sz w:val="19"/>
+          <w:color w:val="18466E"/>
+          <w:sz w:val="17"/>
           <w:rtl/>
           <w:bCs/>
         </w:rPr>
@@ -1617,91 +1494,26 @@
       </w:r>
       <w:r>
         <w:rPr>
-          <w:rFonts w:ascii="Segoe UI" w:hAnsi="Segoe UI" w:cs="Segoe UI"/>
+          <w:rFonts w:ascii="Cairo" w:hAnsi="Cairo" w:cs="Cairo" w:eastAsia="Cairo"/>
           <w:b w:val="0"/>
           <w:i w:val="0"/>
-          <w:color w:val="26374F"/>
-          <w:sz w:val="19"/>
+          <w:color w:val="2C3C52"/>
+          <w:sz w:val="17"/>
           <w:rtl/>
         </w:rPr>
-        <w:t>استقبال العملاء والرد على استفساراتهم ومتابعة طلباتهم حتى إتمامها بصورة مرضية.</w:t>
+        <w:t>توظيف أدوات الذكاء الاصطناعي في الصياغة والتلخيص وتجهيز قوالب للمستندات المتكررة.</w:t>
       </w:r>
     </w:p>
     <w:p>
       <w:pPr>
-        <w:spacing w:before="0" w:after="30" w:line="293" w:lineRule="auto"/>
-        <w:ind w:right="312" w:hanging="238"/>
-        <w:jc w:val="right"/>
-        <w:bidi/>
+        <w:spacing w:before="120" w:after="20" w:line="276" w:lineRule="auto"/>
       </w:pPr>
       <w:r>
         <w:rPr>
-          <w:rFonts w:ascii="Segoe UI" w:hAnsi="Segoe UI" w:cs="Segoe UI"/>
+          <w:rFonts w:ascii="Cairo" w:hAnsi="Cairo" w:cs="Cairo" w:eastAsia="Cairo"/>
           <w:b/>
           <w:i w:val="0"/>
-          <w:color w:val="1C5B8F"/>
-          <w:sz w:val="19"/>
-          <w:rtl/>
-          <w:bCs/>
-        </w:rPr>
-        <w:t xml:space="preserve">•  </w:t>
-      </w:r>
-      <w:r>
-        <w:rPr>
-          <w:rFonts w:ascii="Segoe UI" w:hAnsi="Segoe UI" w:cs="Segoe UI"/>
-          <w:b w:val="0"/>
-          <w:i w:val="0"/>
-          <w:color w:val="26374F"/>
-          <w:sz w:val="19"/>
-          <w:rtl/>
-        </w:rPr>
-        <w:t>تشغيل أجهزة الطباعة والنسخ والمسح الضوئي ومعالجة الأعطال البسيطة والنسخ الاحتياطي.</w:t>
-      </w:r>
-    </w:p>
-    <w:p>
-      <w:pPr>
-        <w:spacing w:before="0" w:after="30" w:line="293" w:lineRule="auto"/>
-        <w:ind w:right="312" w:hanging="238"/>
-        <w:jc w:val="right"/>
-        <w:bidi/>
-      </w:pPr>
-      <w:r>
-        <w:rPr>
-          <w:rFonts w:ascii="Segoe UI" w:hAnsi="Segoe UI" w:cs="Segoe UI"/>
-          <w:b/>
-          <w:i w:val="0"/>
-          <w:color w:val="1C5B8F"/>
-          <w:sz w:val="19"/>
-          <w:rtl/>
-          <w:bCs/>
-        </w:rPr>
-        <w:t xml:space="preserve">•  </w:t>
-      </w:r>
-      <w:r>
-        <w:rPr>
-          <w:rFonts w:ascii="Segoe UI" w:hAnsi="Segoe UI" w:cs="Segoe UI"/>
-          <w:b w:val="0"/>
-          <w:i w:val="0"/>
-          <w:color w:val="26374F"/>
-          <w:sz w:val="19"/>
-          <w:rtl/>
-        </w:rPr>
-        <w:t>دعم فريق العمل في المهام اليومية وتجهيز المستندات المطلوبة في المواعيد المحددة.</w:t>
-      </w:r>
-    </w:p>
-    <w:p>
-      <w:pPr>
-        <w:keepNext/>
-        <w:spacing w:before="80" w:after="20" w:line="283" w:lineRule="auto"/>
-        <w:jc w:val="right"/>
-        <w:bidi/>
-      </w:pPr>
-      <w:r>
-        <w:rPr>
-          <w:rFonts w:ascii="Segoe UI" w:hAnsi="Segoe UI" w:cs="Segoe UI"/>
-          <w:b/>
-          <w:i w:val="0"/>
-          <w:color w:val="12263F"/>
+          <w:color w:val="142030"/>
           <w:sz w:val="20"/>
           <w:rtl/>
           <w:bCs/>
@@ -1710,42 +1522,45 @@
       </w:r>
       <w:r>
         <w:rPr>
-          <w:rFonts w:ascii="Segoe UI" w:hAnsi="Segoe UI" w:cs="Segoe UI"/>
-          <w:b/>
-          <w:i w:val="0"/>
-          <w:color w:val="1C5B8F"/>
-          <w:sz w:val="19"/>
-          <w:rtl/>
-          <w:bCs/>
-        </w:rPr>
-        <w:t xml:space="preserve">  —  متجر تجزئة</w:t>
-      </w:r>
-      <w:r>
-        <w:rPr>
-          <w:rFonts w:ascii="Segoe UI" w:hAnsi="Segoe UI" w:cs="Segoe UI"/>
+          <w:rFonts w:ascii="Cairo" w:hAnsi="Cairo" w:cs="Cairo" w:eastAsia="Cairo"/>
           <w:b w:val="0"/>
           <w:i w:val="0"/>
-          <w:color w:val="6B7A90"/>
-          <w:sz w:val="17"/>
+          <w:color w:val="687688"/>
+          <w:sz w:val="16"/>
           <w:rtl/>
         </w:rPr>
-        <w:t xml:space="preserve">        الرياض  •  2025</w:t>
+        <w:t xml:space="preserve">     الرياض • 2025</w:t>
       </w:r>
     </w:p>
     <w:p>
       <w:pPr>
-        <w:spacing w:before="0" w:after="30" w:line="293" w:lineRule="auto"/>
-        <w:ind w:right="312" w:hanging="238"/>
-        <w:jc w:val="right"/>
-        <w:bidi/>
+        <w:spacing w:before="0" w:after="20" w:line="276" w:lineRule="auto"/>
       </w:pPr>
       <w:r>
         <w:rPr>
-          <w:rFonts w:ascii="Segoe UI" w:hAnsi="Segoe UI" w:cs="Segoe UI"/>
+          <w:rFonts w:ascii="Cairo" w:hAnsi="Cairo" w:cs="Cairo" w:eastAsia="Cairo"/>
           <w:b/>
           <w:i w:val="0"/>
-          <w:color w:val="1C5B8F"/>
-          <w:sz w:val="19"/>
+          <w:color w:val="18466E"/>
+          <w:sz w:val="18"/>
+          <w:rtl/>
+          <w:bCs/>
+        </w:rPr>
+        <w:t>— متجر تجزئة</w:t>
+      </w:r>
+    </w:p>
+    <w:p>
+      <w:pPr>
+        <w:spacing w:before="0" w:after="10" w:line="283" w:lineRule="auto"/>
+        <w:ind w:left="227"/>
+      </w:pPr>
+      <w:r>
+        <w:rPr>
+          <w:rFonts w:ascii="Cairo" w:hAnsi="Cairo" w:cs="Cairo" w:eastAsia="Cairo"/>
+          <w:b/>
+          <w:i w:val="0"/>
+          <w:color w:val="18466E"/>
+          <w:sz w:val="17"/>
           <w:rtl/>
           <w:bCs/>
         </w:rPr>
@@ -1753,11 +1568,11 @@
       </w:r>
       <w:r>
         <w:rPr>
-          <w:rFonts w:ascii="Segoe UI" w:hAnsi="Segoe UI" w:cs="Segoe UI"/>
+          <w:rFonts w:ascii="Cairo" w:hAnsi="Cairo" w:cs="Cairo" w:eastAsia="Cairo"/>
           <w:b w:val="0"/>
           <w:i w:val="0"/>
-          <w:color w:val="26374F"/>
-          <w:sz w:val="19"/>
+          <w:color w:val="2C3C52"/>
+          <w:sz w:val="17"/>
           <w:rtl/>
         </w:rPr>
         <w:t>تعامل يومي مباشر مع العملاء: استقبال، شرح، معالجة اعتراضات، وإتمام الطلب بلباقة.</w:t>
@@ -1765,18 +1580,16 @@
     </w:p>
     <w:p>
       <w:pPr>
-        <w:spacing w:before="0" w:after="30" w:line="293" w:lineRule="auto"/>
-        <w:ind w:right="312" w:hanging="238"/>
-        <w:jc w:val="right"/>
-        <w:bidi/>
+        <w:spacing w:before="0" w:after="10" w:line="283" w:lineRule="auto"/>
+        <w:ind w:left="227"/>
       </w:pPr>
       <w:r>
         <w:rPr>
-          <w:rFonts w:ascii="Segoe UI" w:hAnsi="Segoe UI" w:cs="Segoe UI"/>
+          <w:rFonts w:ascii="Cairo" w:hAnsi="Cairo" w:cs="Cairo" w:eastAsia="Cairo"/>
           <w:b/>
           <w:i w:val="0"/>
-          <w:color w:val="1C5B8F"/>
-          <w:sz w:val="19"/>
+          <w:color w:val="18466E"/>
+          <w:sz w:val="17"/>
           <w:rtl/>
           <w:bCs/>
         </w:rPr>
@@ -1784,11 +1597,11 @@
       </w:r>
       <w:r>
         <w:rPr>
-          <w:rFonts w:ascii="Segoe UI" w:hAnsi="Segoe UI" w:cs="Segoe UI"/>
+          <w:rFonts w:ascii="Cairo" w:hAnsi="Cairo" w:cs="Cairo" w:eastAsia="Cairo"/>
           <w:b w:val="0"/>
           <w:i w:val="0"/>
-          <w:color w:val="26374F"/>
-          <w:sz w:val="19"/>
+          <w:color w:val="2C3C52"/>
+          <w:sz w:val="17"/>
           <w:rtl/>
         </w:rPr>
         <w:t>إدخال البيانات وإعداد تقارير المبيعات ومطابقة الأرقام بدقة على Excel.</w:t>
@@ -1796,33 +1609,18 @@
     </w:p>
     <w:p>
       <w:pPr>
-        <w:keepNext/>
-        <w:spacing w:before="180" w:after="60" w:line="283" w:lineRule="auto"/>
-        <w:jc w:val="right"/>
-        <w:bidi/>
+        <w:spacing w:before="200" w:after="80" w:line="276" w:lineRule="auto"/>
         <w:pBdr>
-          <w:bottom w:val="single" w:sz="6" w:space="1" w:color="DFE6EE"/>
+          <w:bottom w:val="single" w:sz="4" w:space="2" w:color="E2E8F1"/>
         </w:pBdr>
       </w:pPr>
       <w:r>
         <w:rPr>
-          <w:rFonts w:ascii="Segoe UI" w:hAnsi="Segoe UI" w:cs="Segoe UI"/>
+          <w:rFonts w:ascii="Cairo" w:hAnsi="Cairo" w:cs="Cairo" w:eastAsia="Cairo"/>
           <w:b/>
           <w:i w:val="0"/>
-          <w:color w:val="1C5B8F"/>
-          <w:sz w:val="23"/>
-          <w:rtl/>
-          <w:bCs/>
-        </w:rPr>
-        <w:t xml:space="preserve">▌ </w:t>
-      </w:r>
-      <w:r>
-        <w:rPr>
-          <w:rFonts w:ascii="Segoe UI" w:hAnsi="Segoe UI" w:cs="Segoe UI"/>
-          <w:b/>
-          <w:i w:val="0"/>
-          <w:color w:val="0F3F66"/>
-          <w:sz w:val="23"/>
+          <w:color w:val="1E5480"/>
+          <w:sz w:val="22"/>
           <w:rtl/>
           <w:bCs/>
         </w:rPr>
@@ -1830,86 +1628,91 @@
       </w:r>
       <w:r>
         <w:rPr>
-          <w:rFonts w:ascii="Segoe UI" w:hAnsi="Segoe UI" w:cs="Segoe UI"/>
+          <w:rFonts w:ascii="Cairo" w:hAnsi="Cairo" w:cs="Cairo" w:eastAsia="Cairo"/>
           <w:b w:val="0"/>
           <w:i w:val="0"/>
-          <w:color w:val="9AA9BC"/>
-          <w:sz w:val="15"/>
+          <w:color w:val="9AAEC0"/>
+          <w:sz w:val="13"/>
           <w:rtl/>
         </w:rPr>
-        <w:t xml:space="preserve">   EDUCATION</w:t>
+        <w:t xml:space="preserve">     EDUCATION</w:t>
       </w:r>
     </w:p>
     <w:p>
       <w:pPr>
-        <w:spacing w:before="0" w:after="40" w:line="283" w:lineRule="auto"/>
-        <w:jc w:val="right"/>
-        <w:bidi/>
+        <w:spacing w:before="40" w:after="20" w:line="276" w:lineRule="auto"/>
       </w:pPr>
       <w:r>
         <w:rPr>
-          <w:rFonts w:ascii="Segoe UI" w:hAnsi="Segoe UI" w:cs="Segoe UI"/>
+          <w:rFonts w:ascii="Cairo" w:hAnsi="Cairo" w:cs="Cairo" w:eastAsia="Cairo"/>
           <w:b/>
           <w:i w:val="0"/>
-          <w:color w:val="12263F"/>
-          <w:sz w:val="20"/>
+          <w:color w:val="142030"/>
+          <w:sz w:val="19"/>
           <w:rtl/>
           <w:bCs/>
         </w:rPr>
-        <w:t>دبلوم لمدة سنتين — التخصص: ........</w:t>
+        <w:t>دبلوم لمدة سنتين</w:t>
       </w:r>
       <w:r>
         <w:rPr>
-          <w:rFonts w:ascii="Segoe UI" w:hAnsi="Segoe UI" w:cs="Segoe UI"/>
+          <w:rFonts w:ascii="Cairo" w:hAnsi="Cairo" w:cs="Cairo" w:eastAsia="Cairo"/>
           <w:b w:val="0"/>
           <w:i w:val="0"/>
-          <w:color w:val="1C5B8F"/>
-          <w:sz w:val="19"/>
+          <w:color w:val="687688"/>
+          <w:sz w:val="16"/>
           <w:rtl/>
         </w:rPr>
-        <w:t xml:space="preserve">    |    اسم الجهة التعليمية</w:t>
-      </w:r>
-      <w:r>
-        <w:rPr>
-          <w:rFonts w:ascii="Segoe UI" w:hAnsi="Segoe UI" w:cs="Segoe UI"/>
-          <w:b w:val="0"/>
-          <w:i w:val="0"/>
-          <w:color w:val="6B7A90"/>
-          <w:sz w:val="17"/>
-          <w:rtl/>
-        </w:rPr>
-        <w:t xml:space="preserve">        2026</w:t>
+        <w:t xml:space="preserve">     2026</w:t>
       </w:r>
     </w:p>
     <w:p>
       <w:pPr>
-        <w:keepNext/>
-        <w:spacing w:before="180" w:after="60" w:line="283" w:lineRule="auto"/>
-        <w:jc w:val="right"/>
-        <w:bidi/>
+        <w:spacing w:before="0" w:after="0" w:line="276" w:lineRule="auto"/>
+      </w:pPr>
+      <w:r>
+        <w:rPr>
+          <w:rFonts w:ascii="Cairo" w:hAnsi="Cairo" w:cs="Cairo" w:eastAsia="Cairo"/>
+          <w:b/>
+          <w:i w:val="0"/>
+          <w:color w:val="18466E"/>
+          <w:sz w:val="17"/>
+          <w:rtl/>
+          <w:bCs/>
+        </w:rPr>
+        <w:t>التخصص: ........ — اسم الجهة التعليمية</w:t>
+      </w:r>
+    </w:p>
+    <w:p>
+      <w:pPr>
+        <w:spacing w:before="0" w:after="0" w:line="276" w:lineRule="auto"/>
+      </w:pPr>
+      <w:r>
+        <w:rPr>
+          <w:rFonts w:ascii="Cairo" w:hAnsi="Cairo" w:cs="Cairo" w:eastAsia="Cairo"/>
+          <w:b w:val="0"/>
+          <w:i w:val="0"/>
+          <w:color w:val="687688"/>
+          <w:sz w:val="16"/>
+          <w:rtl/>
+        </w:rPr>
+        <w:t>خلفية تعزز الدقة والانضباط وتنظيم البيانات والتعامل مع الأرقام.</w:t>
+      </w:r>
+    </w:p>
+    <w:p>
+      <w:pPr>
+        <w:spacing w:before="200" w:after="80" w:line="276" w:lineRule="auto"/>
         <w:pBdr>
-          <w:bottom w:val="single" w:sz="6" w:space="1" w:color="DFE6EE"/>
+          <w:bottom w:val="single" w:sz="4" w:space="2" w:color="E2E8F1"/>
         </w:pBdr>
       </w:pPr>
       <w:r>
         <w:rPr>
-          <w:rFonts w:ascii="Segoe UI" w:hAnsi="Segoe UI" w:cs="Segoe UI"/>
+          <w:rFonts w:ascii="Cairo" w:hAnsi="Cairo" w:cs="Cairo" w:eastAsia="Cairo"/>
           <w:b/>
           <w:i w:val="0"/>
-          <w:color w:val="1C5B8F"/>
-          <w:sz w:val="23"/>
-          <w:rtl/>
-          <w:bCs/>
-        </w:rPr>
-        <w:t xml:space="preserve">▌ </w:t>
-      </w:r>
-      <w:r>
-        <w:rPr>
-          <w:rFonts w:ascii="Segoe UI" w:hAnsi="Segoe UI" w:cs="Segoe UI"/>
-          <w:b/>
-          <w:i w:val="0"/>
-          <w:color w:val="0F3F66"/>
-          <w:sz w:val="23"/>
+          <w:color w:val="1E5480"/>
+          <w:sz w:val="22"/>
           <w:rtl/>
           <w:bCs/>
         </w:rPr>
@@ -1917,30 +1720,27 @@
       </w:r>
       <w:r>
         <w:rPr>
-          <w:rFonts w:ascii="Segoe UI" w:hAnsi="Segoe UI" w:cs="Segoe UI"/>
+          <w:rFonts w:ascii="Cairo" w:hAnsi="Cairo" w:cs="Cairo" w:eastAsia="Cairo"/>
           <w:b w:val="0"/>
           <w:i w:val="0"/>
-          <w:color w:val="9AA9BC"/>
-          <w:sz w:val="15"/>
+          <w:color w:val="9AAEC0"/>
+          <w:sz w:val="13"/>
           <w:rtl/>
         </w:rPr>
-        <w:t xml:space="preserve">   CERTIFICATES</w:t>
+        <w:t xml:space="preserve">     CERTIFICATES</w:t>
       </w:r>
     </w:p>
     <w:p>
       <w:pPr>
-        <w:spacing w:before="0" w:after="30" w:line="293" w:lineRule="auto"/>
-        <w:ind w:right="312" w:hanging="238"/>
-        <w:jc w:val="right"/>
-        <w:bidi/>
+        <w:spacing w:before="40" w:after="0" w:line="276" w:lineRule="auto"/>
       </w:pPr>
       <w:r>
         <w:rPr>
-          <w:rFonts w:ascii="Segoe UI" w:hAnsi="Segoe UI" w:cs="Segoe UI"/>
+          <w:rFonts w:ascii="Cairo" w:hAnsi="Cairo" w:cs="Cairo" w:eastAsia="Cairo"/>
           <w:b/>
           <w:i w:val="0"/>
-          <w:color w:val="1C5B8F"/>
-          <w:sz w:val="18"/>
+          <w:color w:val="18466E"/>
+          <w:sz w:val="17"/>
           <w:rtl/>
           <w:bCs/>
         </w:rPr>
@@ -1948,30 +1748,33 @@
       </w:r>
       <w:r>
         <w:rPr>
-          <w:rFonts w:ascii="Segoe UI" w:hAnsi="Segoe UI" w:cs="Segoe UI"/>
+          <w:rFonts w:ascii="Cairo" w:hAnsi="Cairo" w:cs="Cairo" w:eastAsia="Cairo"/>
           <w:b w:val="0"/>
           <w:i w:val="0"/>
-          <w:color w:val="26374F"/>
-          <w:sz w:val="18"/>
+          <w:color w:val="2C3C52"/>
+          <w:sz w:val="17"/>
           <w:rtl/>
         </w:rPr>
-        <w:t>الحاسب الآلي / ICDL   •   Excel للمبتدئين   •   Word — إعداد المستندات الاحترافية</w:t>
+        <w:t>الحاسب الآلي / ICDL</w:t>
       </w:r>
-    </w:p>
-    <w:p>
-      <w:pPr>
-        <w:spacing w:before="0" w:after="30" w:line="293" w:lineRule="auto"/>
-        <w:ind w:right="312" w:hanging="238"/>
-        <w:jc w:val="right"/>
-        <w:bidi/>
-      </w:pPr>
       <w:r>
         <w:rPr>
-          <w:rFonts w:ascii="Segoe UI" w:hAnsi="Segoe UI" w:cs="Segoe UI"/>
+          <w:rFonts w:ascii="Cairo" w:hAnsi="Cairo" w:cs="Cairo" w:eastAsia="Cairo"/>
+          <w:b w:val="0"/>
+          <w:i w:val="0"/>
+          <w:color w:val="2C3C52"/>
+          <w:sz w:val="17"/>
+          <w:rtl/>
+        </w:rPr>
+        <w:t xml:space="preserve">   </w:t>
+      </w:r>
+      <w:r>
+        <w:rPr>
+          <w:rFonts w:ascii="Cairo" w:hAnsi="Cairo" w:cs="Cairo" w:eastAsia="Cairo"/>
           <w:b/>
           <w:i w:val="0"/>
-          <w:color w:val="1C5B8F"/>
-          <w:sz w:val="18"/>
+          <w:color w:val="18466E"/>
+          <w:sz w:val="17"/>
           <w:rtl/>
           <w:bCs/>
         </w:rPr>
@@ -1979,45 +1782,143 @@
       </w:r>
       <w:r>
         <w:rPr>
-          <w:rFonts w:ascii="Segoe UI" w:hAnsi="Segoe UI" w:cs="Segoe UI"/>
+          <w:rFonts w:ascii="Cairo" w:hAnsi="Cairo" w:cs="Cairo" w:eastAsia="Cairo"/>
           <w:b w:val="0"/>
           <w:i w:val="0"/>
-          <w:color w:val="26374F"/>
-          <w:sz w:val="18"/>
+          <w:color w:val="2C3C52"/>
+          <w:sz w:val="17"/>
           <w:rtl/>
         </w:rPr>
-        <w:t>خدمة العملاء والتعامل مع الجمهور   •   أدوات الذكاء الاصطناعي   •   التسويق الرقمي</w:t>
+        <w:t>Excel للمبتدئين</w:t>
+      </w:r>
+      <w:r>
+        <w:rPr>
+          <w:rFonts w:ascii="Cairo" w:hAnsi="Cairo" w:cs="Cairo" w:eastAsia="Cairo"/>
+          <w:b w:val="0"/>
+          <w:i w:val="0"/>
+          <w:color w:val="2C3C52"/>
+          <w:sz w:val="17"/>
+          <w:rtl/>
+        </w:rPr>
+        <w:t xml:space="preserve">   </w:t>
+      </w:r>
+      <w:r>
+        <w:rPr>
+          <w:rFonts w:ascii="Cairo" w:hAnsi="Cairo" w:cs="Cairo" w:eastAsia="Cairo"/>
+          <w:b/>
+          <w:i w:val="0"/>
+          <w:color w:val="18466E"/>
+          <w:sz w:val="17"/>
+          <w:rtl/>
+          <w:bCs/>
+        </w:rPr>
+        <w:t xml:space="preserve">•  </w:t>
+      </w:r>
+      <w:r>
+        <w:rPr>
+          <w:rFonts w:ascii="Cairo" w:hAnsi="Cairo" w:cs="Cairo" w:eastAsia="Cairo"/>
+          <w:b w:val="0"/>
+          <w:i w:val="0"/>
+          <w:color w:val="2C3C52"/>
+          <w:sz w:val="17"/>
+          <w:rtl/>
+        </w:rPr>
+        <w:t>Word — المستندات الاحترافية</w:t>
+      </w:r>
+      <w:r>
+        <w:rPr>
+          <w:rFonts w:ascii="Cairo" w:hAnsi="Cairo" w:cs="Cairo" w:eastAsia="Cairo"/>
+          <w:b w:val="0"/>
+          <w:i w:val="0"/>
+          <w:color w:val="2C3C52"/>
+          <w:sz w:val="17"/>
+          <w:rtl/>
+        </w:rPr>
+        <w:t xml:space="preserve">   </w:t>
+      </w:r>
+      <w:r>
+        <w:rPr>
+          <w:rFonts w:ascii="Cairo" w:hAnsi="Cairo" w:cs="Cairo" w:eastAsia="Cairo"/>
+          <w:b/>
+          <w:i w:val="0"/>
+          <w:color w:val="18466E"/>
+          <w:sz w:val="17"/>
+          <w:rtl/>
+          <w:bCs/>
+        </w:rPr>
+        <w:t xml:space="preserve">•  </w:t>
+      </w:r>
+      <w:r>
+        <w:rPr>
+          <w:rFonts w:ascii="Cairo" w:hAnsi="Cairo" w:cs="Cairo" w:eastAsia="Cairo"/>
+          <w:b w:val="0"/>
+          <w:i w:val="0"/>
+          <w:color w:val="2C3C52"/>
+          <w:sz w:val="17"/>
+          <w:rtl/>
+        </w:rPr>
+        <w:t>خدمة العملاء</w:t>
+      </w:r>
+      <w:r>
+        <w:rPr>
+          <w:rFonts w:ascii="Cairo" w:hAnsi="Cairo" w:cs="Cairo" w:eastAsia="Cairo"/>
+          <w:b w:val="0"/>
+          <w:i w:val="0"/>
+          <w:color w:val="2C3C52"/>
+          <w:sz w:val="17"/>
+          <w:rtl/>
+        </w:rPr>
+        <w:t xml:space="preserve">   </w:t>
+      </w:r>
+      <w:r>
+        <w:rPr>
+          <w:rFonts w:ascii="Cairo" w:hAnsi="Cairo" w:cs="Cairo" w:eastAsia="Cairo"/>
+          <w:b/>
+          <w:i w:val="0"/>
+          <w:color w:val="18466E"/>
+          <w:sz w:val="17"/>
+          <w:rtl/>
+          <w:bCs/>
+        </w:rPr>
+        <w:t xml:space="preserve">•  </w:t>
+      </w:r>
+      <w:r>
+        <w:rPr>
+          <w:rFonts w:ascii="Cairo" w:hAnsi="Cairo" w:cs="Cairo" w:eastAsia="Cairo"/>
+          <w:b w:val="0"/>
+          <w:i w:val="0"/>
+          <w:color w:val="2C3C52"/>
+          <w:sz w:val="17"/>
+          <w:rtl/>
+        </w:rPr>
+        <w:t>أدوات الذكاء الاصطناعي</w:t>
+      </w:r>
+      <w:r>
+        <w:rPr>
+          <w:rFonts w:ascii="Cairo" w:hAnsi="Cairo" w:cs="Cairo" w:eastAsia="Cairo"/>
+          <w:b w:val="0"/>
+          <w:i w:val="0"/>
+          <w:color w:val="2C3C52"/>
+          <w:sz w:val="17"/>
+          <w:rtl/>
+        </w:rPr>
+        <w:t xml:space="preserve">   </w:t>
       </w:r>
     </w:p>
     <w:p>
       <w:pPr>
-        <w:keepNext/>
-        <w:spacing w:before="180" w:after="60" w:line="283" w:lineRule="auto"/>
-        <w:jc w:val="right"/>
-        <w:bidi/>
+        <w:spacing w:before="200" w:after="80" w:line="276" w:lineRule="auto"/>
         <w:pBdr>
-          <w:bottom w:val="single" w:sz="6" w:space="1" w:color="DFE6EE"/>
+          <w:bottom w:val="single" w:sz="4" w:space="2" w:color="E2E8F1"/>
         </w:pBdr>
       </w:pPr>
       <w:r>
         <w:rPr>
-          <w:rFonts w:ascii="Segoe UI" w:hAnsi="Segoe UI" w:cs="Segoe UI"/>
+          <w:rFonts w:ascii="Cairo" w:hAnsi="Cairo" w:cs="Cairo" w:eastAsia="Cairo"/>
           <w:b/>
           <w:i w:val="0"/>
-          <w:color w:val="1C5B8F"/>
-          <w:sz w:val="23"/>
-          <w:rtl/>
-          <w:bCs/>
-        </w:rPr>
-        <w:t xml:space="preserve">▌ </w:t>
-      </w:r>
-      <w:r>
-        <w:rPr>
-          <w:rFonts w:ascii="Segoe UI" w:hAnsi="Segoe UI" w:cs="Segoe UI"/>
-          <w:b/>
-          <w:i w:val="0"/>
-          <w:color w:val="0F3F66"/>
-          <w:sz w:val="23"/>
+          <w:color w:val="1E5480"/>
+          <w:sz w:val="22"/>
           <w:rtl/>
           <w:bCs/>
         </w:rPr>
@@ -2025,303 +1926,291 @@
       </w:r>
       <w:r>
         <w:rPr>
-          <w:rFonts w:ascii="Segoe UI" w:hAnsi="Segoe UI" w:cs="Segoe UI"/>
+          <w:rFonts w:ascii="Cairo" w:hAnsi="Cairo" w:cs="Cairo" w:eastAsia="Cairo"/>
           <w:b w:val="0"/>
           <w:i w:val="0"/>
-          <w:color w:val="9AA9BC"/>
-          <w:sz w:val="15"/>
+          <w:color w:val="9AAEC0"/>
+          <w:sz w:val="13"/>
           <w:rtl/>
         </w:rPr>
-        <w:t xml:space="preserve">   LANGUAGES &amp; SOFT SKILLS</w:t>
+        <w:t xml:space="preserve">     LANGUAGES &amp; SOFT SKILLS</w:t>
       </w:r>
     </w:p>
+    <w:tbl>
+      <w:tblPr>
+        <w:tblW w:type="auto" w:w="0"/>
+        <w:tblLayout w:type="fixed"/>
+        <w:tblLook w:firstColumn="1" w:firstRow="1" w:lastColumn="0" w:lastRow="0" w:noHBand="0" w:noVBand="1" w:val="04A0"/>
+        <w:tblBorders>
+          <w:top w:val="none" w:sz="0" w:space="0" w:color="auto"/>
+          <w:left w:val="none" w:sz="0" w:space="0" w:color="auto"/>
+          <w:bottom w:val="none" w:sz="0" w:space="0" w:color="auto"/>
+          <w:right w:val="none" w:sz="0" w:space="0" w:color="auto"/>
+          <w:insideV w:val="none" w:sz="0" w:space="0" w:color="auto"/>
+          <w:insideH w:val="single" w:sz="4" w:space="0" w:color="E2E8F1"/>
+        </w:tblBorders>
+      </w:tblPr>
+      <w:tblGrid>
+        <w:gridCol w:w="5159"/>
+        <w:gridCol w:w="5159"/>
+      </w:tblGrid>
+      <w:tr>
+        <w:tc>
+          <w:tcPr>
+            <w:tcW w:type="dxa" w:w="4706"/>
+          </w:tcPr>
+          <w:p>
+            <w:pPr>
+              <w:spacing w:after="20" w:line="252" w:lineRule="auto"/>
+            </w:pPr>
+            <w:r>
+              <w:rPr>
+                <w:rFonts w:ascii="Cairo" w:hAnsi="Cairo" w:cs="Cairo" w:eastAsia="Cairo"/>
+                <w:b/>
+                <w:i w:val="0"/>
+                <w:color w:val="1E5480"/>
+                <w:sz w:val="17"/>
+                <w:rtl/>
+                <w:bCs/>
+              </w:rPr>
+              <w:t xml:space="preserve">العربية: </w:t>
+            </w:r>
+            <w:r>
+              <w:rPr>
+                <w:rFonts w:ascii="Cairo" w:hAnsi="Cairo" w:cs="Cairo" w:eastAsia="Cairo"/>
+                <w:b w:val="0"/>
+                <w:i w:val="0"/>
+                <w:color w:val="2C3C52"/>
+                <w:sz w:val="17"/>
+                <w:rtl/>
+              </w:rPr>
+              <w:t>اللغة الأم — إجادة تامة تحدثًا وكتابة</w:t>
+            </w:r>
+          </w:p>
+        </w:tc>
+        <w:tc>
+          <w:tcPr>
+            <w:tcW w:type="dxa" w:w="4706"/>
+          </w:tcPr>
+          <w:p>
+            <w:pPr>
+              <w:spacing w:after="20" w:line="252" w:lineRule="auto"/>
+            </w:pPr>
+            <w:r>
+              <w:rPr>
+                <w:rFonts w:ascii="Cairo" w:hAnsi="Cairo" w:cs="Cairo" w:eastAsia="Cairo"/>
+                <w:b/>
+                <w:i w:val="0"/>
+                <w:color w:val="1E5480"/>
+                <w:sz w:val="17"/>
+                <w:rtl/>
+                <w:bCs/>
+              </w:rPr>
+              <w:t xml:space="preserve">الإنجليزية: </w:t>
+            </w:r>
+            <w:r>
+              <w:rPr>
+                <w:rFonts w:ascii="Cairo" w:hAnsi="Cairo" w:cs="Cairo" w:eastAsia="Cairo"/>
+                <w:b w:val="0"/>
+                <w:i w:val="0"/>
+                <w:color w:val="2C3C52"/>
+                <w:sz w:val="17"/>
+                <w:rtl/>
+              </w:rPr>
+              <w:t>جيد — قراءة وكتابة المراسلات والمستندات</w:t>
+            </w:r>
+          </w:p>
+        </w:tc>
+      </w:tr>
+    </w:tbl>
+    <w:tbl>
+      <w:tblPr>
+        <w:tblW w:type="auto" w:w="0"/>
+        <w:tblLayout w:type="fixed"/>
+        <w:tblLook w:firstColumn="1" w:firstRow="1" w:lastColumn="0" w:lastRow="0" w:noHBand="0" w:noVBand="1" w:val="04A0"/>
+        <w:tblBorders>
+          <w:top w:val="none" w:sz="0" w:space="0" w:color="auto"/>
+          <w:left w:val="none" w:sz="0" w:space="0" w:color="auto"/>
+          <w:bottom w:val="none" w:sz="0" w:space="0" w:color="auto"/>
+          <w:right w:val="none" w:sz="0" w:space="0" w:color="auto"/>
+          <w:insideV w:val="none" w:sz="0" w:space="0" w:color="auto"/>
+          <w:insideH w:val="single" w:sz="4" w:space="0" w:color="E2E8F1"/>
+        </w:tblBorders>
+      </w:tblPr>
+      <w:tblGrid>
+        <w:gridCol w:w="5159"/>
+        <w:gridCol w:w="5159"/>
+      </w:tblGrid>
+      <w:tr>
+        <w:tc>
+          <w:tcPr>
+            <w:tcW w:type="dxa" w:w="4706"/>
+          </w:tcPr>
+          <w:p>
+            <w:pPr>
+              <w:spacing w:after="20" w:line="252" w:lineRule="auto"/>
+            </w:pPr>
+            <w:r>
+              <w:rPr>
+                <w:rFonts w:ascii="Cairo" w:hAnsi="Cairo" w:cs="Cairo" w:eastAsia="Cairo"/>
+                <w:b/>
+                <w:i w:val="0"/>
+                <w:color w:val="1E5480"/>
+                <w:sz w:val="17"/>
+                <w:rtl/>
+                <w:bCs/>
+              </w:rPr>
+              <w:t xml:space="preserve">سرعة التعلّم: </w:t>
+            </w:r>
+            <w:r>
+              <w:rPr>
+                <w:rFonts w:ascii="Cairo" w:hAnsi="Cairo" w:cs="Cairo" w:eastAsia="Cairo"/>
+                <w:b w:val="0"/>
+                <w:i w:val="0"/>
+                <w:color w:val="2C3C52"/>
+                <w:sz w:val="17"/>
+                <w:rtl/>
+              </w:rPr>
+              <w:t>أتعلّم الأنظمة الجديدة بسرعة وأطوّر نفسي باستمرار</w:t>
+            </w:r>
+          </w:p>
+        </w:tc>
+        <w:tc>
+          <w:tcPr>
+            <w:tcW w:type="dxa" w:w="4706"/>
+          </w:tcPr>
+          <w:p>
+            <w:pPr>
+              <w:spacing w:after="20" w:line="252" w:lineRule="auto"/>
+            </w:pPr>
+            <w:r>
+              <w:rPr>
+                <w:rFonts w:ascii="Cairo" w:hAnsi="Cairo" w:cs="Cairo" w:eastAsia="Cairo"/>
+                <w:b/>
+                <w:i w:val="0"/>
+                <w:color w:val="1E5480"/>
+                <w:sz w:val="17"/>
+                <w:rtl/>
+                <w:bCs/>
+              </w:rPr>
+              <w:t xml:space="preserve">الشخصية: </w:t>
+            </w:r>
+            <w:r>
+              <w:rPr>
+                <w:rFonts w:ascii="Cairo" w:hAnsi="Cairo" w:cs="Cairo" w:eastAsia="Cairo"/>
+                <w:b w:val="0"/>
+                <w:i w:val="0"/>
+                <w:color w:val="2C3C52"/>
+                <w:sz w:val="17"/>
+                <w:rtl/>
+              </w:rPr>
+              <w:t>أمانة، التزام، لباقة، تنظيم، روح الفريق</w:t>
+            </w:r>
+          </w:p>
+        </w:tc>
+      </w:tr>
+    </w:tbl>
+    <w:tbl>
+      <w:tblPr>
+        <w:tblW w:type="auto" w:w="0"/>
+        <w:tblLayout w:type="fixed"/>
+        <w:tblLook w:firstColumn="1" w:firstRow="1" w:lastColumn="0" w:lastRow="0" w:noHBand="0" w:noVBand="1" w:val="04A0"/>
+        <w:tblBorders>
+          <w:top w:val="none" w:sz="0" w:space="0" w:color="auto"/>
+          <w:left w:val="none" w:sz="0" w:space="0" w:color="auto"/>
+          <w:bottom w:val="none" w:sz="0" w:space="0" w:color="auto"/>
+          <w:right w:val="none" w:sz="0" w:space="0" w:color="auto"/>
+          <w:insideV w:val="none" w:sz="0" w:space="0" w:color="auto"/>
+          <w:insideH w:val="single" w:sz="4" w:space="0" w:color="E2E8F1"/>
+        </w:tblBorders>
+      </w:tblPr>
+      <w:tblGrid>
+        <w:gridCol w:w="5159"/>
+        <w:gridCol w:w="5159"/>
+      </w:tblGrid>
+      <w:tr>
+        <w:tc>
+          <w:tcPr>
+            <w:tcW w:type="dxa" w:w="4706"/>
+          </w:tcPr>
+          <w:p>
+            <w:pPr>
+              <w:spacing w:after="20" w:line="252" w:lineRule="auto"/>
+            </w:pPr>
+            <w:r>
+              <w:rPr>
+                <w:rFonts w:ascii="Cairo" w:hAnsi="Cairo" w:cs="Cairo" w:eastAsia="Cairo"/>
+                <w:b/>
+                <w:i w:val="0"/>
+                <w:color w:val="1E5480"/>
+                <w:sz w:val="17"/>
+                <w:rtl/>
+                <w:bCs/>
+              </w:rPr>
+              <w:t xml:space="preserve">تحت الضغط: </w:t>
+            </w:r>
+            <w:r>
+              <w:rPr>
+                <w:rFonts w:ascii="Cairo" w:hAnsi="Cairo" w:cs="Cairo" w:eastAsia="Cairo"/>
+                <w:b w:val="0"/>
+                <w:i w:val="0"/>
+                <w:color w:val="2C3C52"/>
+                <w:sz w:val="17"/>
+                <w:rtl/>
+              </w:rPr>
+              <w:t>أداء ثابت مع كثرة المراجعين وتعدد المهام</w:t>
+            </w:r>
+          </w:p>
+        </w:tc>
+        <w:tc>
+          <w:tcPr>
+            <w:tcW w:type="dxa" w:w="4706"/>
+          </w:tcPr>
+          <w:p>
+            <w:pPr>
+              <w:spacing w:after="20" w:line="252" w:lineRule="auto"/>
+            </w:pPr>
+            <w:r>
+              <w:rPr>
+                <w:rFonts w:ascii="Cairo" w:hAnsi="Cairo" w:cs="Cairo" w:eastAsia="Cairo"/>
+                <w:b/>
+                <w:i w:val="0"/>
+                <w:color w:val="1E5480"/>
+                <w:sz w:val="17"/>
+                <w:rtl/>
+                <w:bCs/>
+              </w:rPr>
+              <w:t xml:space="preserve">المظهر والحضور: </w:t>
+            </w:r>
+            <w:r>
+              <w:rPr>
+                <w:rFonts w:ascii="Cairo" w:hAnsi="Cairo" w:cs="Cairo" w:eastAsia="Cairo"/>
+                <w:b w:val="0"/>
+                <w:i w:val="0"/>
+                <w:color w:val="2C3C52"/>
+                <w:sz w:val="17"/>
+                <w:rtl/>
+              </w:rPr>
+              <w:t>مظهر مهني لائق واحترام المواعيد</w:t>
+            </w:r>
+          </w:p>
+        </w:tc>
+      </w:tr>
+    </w:tbl>
     <w:p>
       <w:pPr>
-        <w:spacing w:before="0" w:after="30" w:line="293" w:lineRule="auto"/>
-        <w:ind w:right="312" w:hanging="238"/>
-        <w:jc w:val="right"/>
-        <w:bidi/>
-      </w:pPr>
-      <w:r>
-        <w:rPr>
-          <w:rFonts w:ascii="Segoe UI" w:hAnsi="Segoe UI" w:cs="Segoe UI"/>
-          <w:b/>
-          <w:i w:val="0"/>
-          <w:color w:val="1C5B8F"/>
-          <w:sz w:val="18"/>
-          <w:rtl/>
-          <w:bCs/>
-        </w:rPr>
-        <w:t xml:space="preserve">•  </w:t>
-      </w:r>
-      <w:r>
-        <w:rPr>
-          <w:rFonts w:ascii="Segoe UI" w:hAnsi="Segoe UI" w:cs="Segoe UI"/>
-          <w:b/>
-          <w:i w:val="0"/>
-          <w:color w:val="12263F"/>
-          <w:sz w:val="18"/>
-          <w:rtl/>
-          <w:bCs/>
-        </w:rPr>
-        <w:t>العربية:</w:t>
-      </w:r>
-      <w:r>
-        <w:rPr>
-          <w:rFonts w:ascii="Segoe UI" w:hAnsi="Segoe UI" w:cs="Segoe UI"/>
-          <w:b w:val="0"/>
-          <w:i w:val="0"/>
-          <w:color w:val="26374F"/>
-          <w:sz w:val="18"/>
-          <w:rtl/>
-        </w:rPr>
-        <w:t xml:space="preserve"> اللغة الأم — إجادة تامة تحدثًا وكتابة.</w:t>
-      </w:r>
-    </w:p>
-    <w:p>
-      <w:pPr>
-        <w:spacing w:before="0" w:after="30" w:line="293" w:lineRule="auto"/>
-        <w:ind w:right="312" w:hanging="238"/>
-        <w:jc w:val="right"/>
-        <w:bidi/>
-      </w:pPr>
-      <w:r>
-        <w:rPr>
-          <w:rFonts w:ascii="Segoe UI" w:hAnsi="Segoe UI" w:cs="Segoe UI"/>
-          <w:b/>
-          <w:i w:val="0"/>
-          <w:color w:val="1C5B8F"/>
-          <w:sz w:val="18"/>
-          <w:rtl/>
-          <w:bCs/>
-        </w:rPr>
-        <w:t xml:space="preserve">•  </w:t>
-      </w:r>
-      <w:r>
-        <w:rPr>
-          <w:rFonts w:ascii="Segoe UI" w:hAnsi="Segoe UI" w:cs="Segoe UI"/>
-          <w:b/>
-          <w:i w:val="0"/>
-          <w:color w:val="12263F"/>
-          <w:sz w:val="18"/>
-          <w:rtl/>
-          <w:bCs/>
-        </w:rPr>
-        <w:t>الإنجليزية:</w:t>
-      </w:r>
-      <w:r>
-        <w:rPr>
-          <w:rFonts w:ascii="Segoe UI" w:hAnsi="Segoe UI" w:cs="Segoe UI"/>
-          <w:b w:val="0"/>
-          <w:i w:val="0"/>
-          <w:color w:val="26374F"/>
-          <w:sz w:val="18"/>
-          <w:rtl/>
-        </w:rPr>
-        <w:t xml:space="preserve"> جيد — قراءة وكتابة المراسلات والمستندات.</w:t>
-      </w:r>
-    </w:p>
-    <w:p>
-      <w:pPr>
-        <w:spacing w:before="0" w:after="30" w:line="293" w:lineRule="auto"/>
-        <w:ind w:right="312" w:hanging="238"/>
-        <w:jc w:val="right"/>
-        <w:bidi/>
-      </w:pPr>
-      <w:r>
-        <w:rPr>
-          <w:rFonts w:ascii="Segoe UI" w:hAnsi="Segoe UI" w:cs="Segoe UI"/>
-          <w:b/>
-          <w:i w:val="0"/>
-          <w:color w:val="1C5B8F"/>
-          <w:sz w:val="18"/>
-          <w:rtl/>
-          <w:bCs/>
-        </w:rPr>
-        <w:t xml:space="preserve">•  </w:t>
-      </w:r>
-      <w:r>
-        <w:rPr>
-          <w:rFonts w:ascii="Segoe UI" w:hAnsi="Segoe UI" w:cs="Segoe UI"/>
-          <w:b/>
-          <w:i w:val="0"/>
-          <w:color w:val="12263F"/>
-          <w:sz w:val="18"/>
-          <w:rtl/>
-          <w:bCs/>
-        </w:rPr>
-        <w:t>سرعة التعلّم:</w:t>
-      </w:r>
-      <w:r>
-        <w:rPr>
-          <w:rFonts w:ascii="Segoe UI" w:hAnsi="Segoe UI" w:cs="Segoe UI"/>
-          <w:b w:val="0"/>
-          <w:i w:val="0"/>
-          <w:color w:val="26374F"/>
-          <w:sz w:val="18"/>
-          <w:rtl/>
-        </w:rPr>
-        <w:t xml:space="preserve"> أتعلّم الأنظمة الجديدة بسرعة وأطوّر نفسي باستمرار.</w:t>
-      </w:r>
-    </w:p>
-    <w:p>
-      <w:pPr>
-        <w:spacing w:before="0" w:after="30" w:line="293" w:lineRule="auto"/>
-        <w:ind w:right="312" w:hanging="238"/>
-        <w:jc w:val="right"/>
-        <w:bidi/>
-      </w:pPr>
-      <w:r>
-        <w:rPr>
-          <w:rFonts w:ascii="Segoe UI" w:hAnsi="Segoe UI" w:cs="Segoe UI"/>
-          <w:b/>
-          <w:i w:val="0"/>
-          <w:color w:val="1C5B8F"/>
-          <w:sz w:val="18"/>
-          <w:rtl/>
-          <w:bCs/>
-        </w:rPr>
-        <w:t xml:space="preserve">•  </w:t>
-      </w:r>
-      <w:r>
-        <w:rPr>
-          <w:rFonts w:ascii="Segoe UI" w:hAnsi="Segoe UI" w:cs="Segoe UI"/>
-          <w:b/>
-          <w:i w:val="0"/>
-          <w:color w:val="12263F"/>
-          <w:sz w:val="18"/>
-          <w:rtl/>
-          <w:bCs/>
-        </w:rPr>
-        <w:t>الشخصية:</w:t>
-      </w:r>
-      <w:r>
-        <w:rPr>
-          <w:rFonts w:ascii="Segoe UI" w:hAnsi="Segoe UI" w:cs="Segoe UI"/>
-          <w:b w:val="0"/>
-          <w:i w:val="0"/>
-          <w:color w:val="26374F"/>
-          <w:sz w:val="18"/>
-          <w:rtl/>
-        </w:rPr>
-        <w:t xml:space="preserve"> أمانة، التزام، لباقة، تنظيم، عمل بروح الفريق، مرونة.</w:t>
-      </w:r>
-    </w:p>
-    <w:p>
-      <w:pPr>
-        <w:spacing w:before="0" w:after="30" w:line="293" w:lineRule="auto"/>
-        <w:ind w:right="312" w:hanging="238"/>
-        <w:jc w:val="right"/>
-        <w:bidi/>
-      </w:pPr>
-      <w:r>
-        <w:rPr>
-          <w:rFonts w:ascii="Segoe UI" w:hAnsi="Segoe UI" w:cs="Segoe UI"/>
-          <w:b/>
-          <w:i w:val="0"/>
-          <w:color w:val="1C5B8F"/>
-          <w:sz w:val="18"/>
-          <w:rtl/>
-          <w:bCs/>
-        </w:rPr>
-        <w:t xml:space="preserve">•  </w:t>
-      </w:r>
-      <w:r>
-        <w:rPr>
-          <w:rFonts w:ascii="Segoe UI" w:hAnsi="Segoe UI" w:cs="Segoe UI"/>
-          <w:b/>
-          <w:i w:val="0"/>
-          <w:color w:val="12263F"/>
-          <w:sz w:val="18"/>
-          <w:rtl/>
-          <w:bCs/>
-        </w:rPr>
-        <w:t>تحت الضغط:</w:t>
-      </w:r>
-      <w:r>
-        <w:rPr>
-          <w:rFonts w:ascii="Segoe UI" w:hAnsi="Segoe UI" w:cs="Segoe UI"/>
-          <w:b w:val="0"/>
-          <w:i w:val="0"/>
-          <w:color w:val="26374F"/>
-          <w:sz w:val="18"/>
-          <w:rtl/>
-        </w:rPr>
-        <w:t xml:space="preserve"> أداء ثابت مع كثرة المراجعين وتعدد المهام.</w:t>
-      </w:r>
-    </w:p>
-    <w:p>
-      <w:pPr>
-        <w:spacing w:before="0" w:after="30" w:line="293" w:lineRule="auto"/>
-        <w:ind w:right="312" w:hanging="238"/>
-        <w:jc w:val="right"/>
-        <w:bidi/>
-      </w:pPr>
-      <w:r>
-        <w:rPr>
-          <w:rFonts w:ascii="Segoe UI" w:hAnsi="Segoe UI" w:cs="Segoe UI"/>
-          <w:b/>
-          <w:i w:val="0"/>
-          <w:color w:val="1C5B8F"/>
-          <w:sz w:val="18"/>
-          <w:rtl/>
-          <w:bCs/>
-        </w:rPr>
-        <w:t xml:space="preserve">•  </w:t>
-      </w:r>
-      <w:r>
-        <w:rPr>
-          <w:rFonts w:ascii="Segoe UI" w:hAnsi="Segoe UI" w:cs="Segoe UI"/>
-          <w:b/>
-          <w:i w:val="0"/>
-          <w:color w:val="12263F"/>
-          <w:sz w:val="18"/>
-          <w:rtl/>
-          <w:bCs/>
-        </w:rPr>
-        <w:t>المظهر والحضور:</w:t>
-      </w:r>
-      <w:r>
-        <w:rPr>
-          <w:rFonts w:ascii="Segoe UI" w:hAnsi="Segoe UI" w:cs="Segoe UI"/>
-          <w:b w:val="0"/>
-          <w:i w:val="0"/>
-          <w:color w:val="26374F"/>
-          <w:sz w:val="18"/>
-          <w:rtl/>
-        </w:rPr>
-        <w:t xml:space="preserve"> مظهر مهني لائق واحترام المواعيد.</w:t>
-      </w:r>
-    </w:p>
-    <w:p>
-      <w:pPr>
-        <w:keepNext/>
-        <w:spacing w:before="180" w:after="60" w:line="283" w:lineRule="auto"/>
-        <w:jc w:val="right"/>
-        <w:bidi/>
+        <w:spacing w:before="200" w:after="80" w:line="276" w:lineRule="auto"/>
         <w:pBdr>
-          <w:bottom w:val="single" w:sz="6" w:space="1" w:color="DFE6EE"/>
+          <w:bottom w:val="single" w:sz="4" w:space="2" w:color="E2E8F1"/>
         </w:pBdr>
       </w:pPr>
       <w:r>
         <w:rPr>
-          <w:rFonts w:ascii="Segoe UI" w:hAnsi="Segoe UI" w:cs="Segoe UI"/>
+          <w:rFonts w:ascii="Cairo" w:hAnsi="Cairo" w:cs="Cairo" w:eastAsia="Cairo"/>
           <w:b/>
           <w:i w:val="0"/>
-          <w:color w:val="1C5B8F"/>
-          <w:sz w:val="23"/>
-          <w:rtl/>
-          <w:bCs/>
-        </w:rPr>
-        <w:t xml:space="preserve">▌ </w:t>
-      </w:r>
-      <w:r>
-        <w:rPr>
-          <w:rFonts w:ascii="Segoe UI" w:hAnsi="Segoe UI" w:cs="Segoe UI"/>
-          <w:b/>
-          <w:i w:val="0"/>
-          <w:color w:val="0F3F66"/>
-          <w:sz w:val="23"/>
+          <w:color w:val="1E5480"/>
+          <w:sz w:val="22"/>
           <w:rtl/>
           <w:bCs/>
         </w:rPr>
@@ -2329,215 +2218,239 @@
       </w:r>
       <w:r>
         <w:rPr>
-          <w:rFonts w:ascii="Segoe UI" w:hAnsi="Segoe UI" w:cs="Segoe UI"/>
+          <w:rFonts w:ascii="Cairo" w:hAnsi="Cairo" w:cs="Cairo" w:eastAsia="Cairo"/>
           <w:b w:val="0"/>
           <w:i w:val="0"/>
-          <w:color w:val="9AA9BC"/>
-          <w:sz w:val="15"/>
+          <w:color w:val="9AAEC0"/>
+          <w:sz w:val="13"/>
           <w:rtl/>
         </w:rPr>
-        <w:t xml:space="preserve">   ADDITIONAL</w:t>
+        <w:t xml:space="preserve">     ADDITIONAL</w:t>
+      </w:r>
+    </w:p>
+    <w:tbl>
+      <w:tblPr>
+        <w:tblW w:type="auto" w:w="0"/>
+        <w:tblLayout w:type="fixed"/>
+        <w:tblLook w:firstColumn="1" w:firstRow="1" w:lastColumn="0" w:lastRow="0" w:noHBand="0" w:noVBand="1" w:val="04A0"/>
+        <w:tblBorders>
+          <w:top w:val="none" w:sz="0" w:space="0" w:color="auto"/>
+          <w:left w:val="none" w:sz="0" w:space="0" w:color="auto"/>
+          <w:bottom w:val="none" w:sz="0" w:space="0" w:color="auto"/>
+          <w:right w:val="none" w:sz="0" w:space="0" w:color="auto"/>
+          <w:insideV w:val="none" w:sz="0" w:space="0" w:color="auto"/>
+          <w:insideH w:val="single" w:sz="4" w:space="0" w:color="E2E8F1"/>
+        </w:tblBorders>
+      </w:tblPr>
+      <w:tblGrid>
+        <w:gridCol w:w="5159"/>
+        <w:gridCol w:w="5159"/>
+      </w:tblGrid>
+      <w:tr>
+        <w:tc>
+          <w:tcPr>
+            <w:tcW w:type="dxa" w:w="4706"/>
+          </w:tcPr>
+          <w:p>
+            <w:pPr>
+              <w:spacing w:after="20" w:line="252" w:lineRule="auto"/>
+            </w:pPr>
+            <w:r>
+              <w:rPr>
+                <w:rFonts w:ascii="Cairo" w:hAnsi="Cairo" w:cs="Cairo" w:eastAsia="Cairo"/>
+                <w:b/>
+                <w:i w:val="0"/>
+                <w:color w:val="1E5480"/>
+                <w:sz w:val="17"/>
+                <w:rtl/>
+                <w:bCs/>
+              </w:rPr>
+              <w:t xml:space="preserve">الجاهزية: </w:t>
+            </w:r>
+            <w:r>
+              <w:rPr>
+                <w:rFonts w:ascii="Cairo" w:hAnsi="Cairo" w:cs="Cairo" w:eastAsia="Cairo"/>
+                <w:b w:val="0"/>
+                <w:i w:val="0"/>
+                <w:color w:val="2C3C52"/>
+                <w:sz w:val="17"/>
+                <w:rtl/>
+              </w:rPr>
+              <w:t>متاح للعمل فورًا بعد استكمال إجراءات التوظيف</w:t>
+            </w:r>
+          </w:p>
+        </w:tc>
+        <w:tc>
+          <w:tcPr>
+            <w:tcW w:type="dxa" w:w="4706"/>
+          </w:tcPr>
+          <w:p>
+            <w:pPr>
+              <w:spacing w:after="20" w:line="252" w:lineRule="auto"/>
+            </w:pPr>
+            <w:r>
+              <w:rPr>
+                <w:rFonts w:ascii="Cairo" w:hAnsi="Cairo" w:cs="Cairo" w:eastAsia="Cairo"/>
+                <w:b/>
+                <w:i w:val="0"/>
+                <w:color w:val="1E5480"/>
+                <w:sz w:val="17"/>
+                <w:rtl/>
+                <w:bCs/>
+              </w:rPr>
+              <w:t xml:space="preserve">السكن: </w:t>
+            </w:r>
+            <w:r>
+              <w:rPr>
+                <w:rFonts w:ascii="Cairo" w:hAnsi="Cairo" w:cs="Cairo" w:eastAsia="Cairo"/>
+                <w:b w:val="0"/>
+                <w:i w:val="0"/>
+                <w:color w:val="2C3C52"/>
+                <w:sz w:val="17"/>
+                <w:rtl/>
+              </w:rPr>
+              <w:t>قريب من غرب الرياض — سهولة الوصول للدوام</w:t>
+            </w:r>
+          </w:p>
+        </w:tc>
+      </w:tr>
+    </w:tbl>
+    <w:tbl>
+      <w:tblPr>
+        <w:tblW w:type="auto" w:w="0"/>
+        <w:tblLayout w:type="fixed"/>
+        <w:tblLook w:firstColumn="1" w:firstRow="1" w:lastColumn="0" w:lastRow="0" w:noHBand="0" w:noVBand="1" w:val="04A0"/>
+        <w:tblBorders>
+          <w:top w:val="none" w:sz="0" w:space="0" w:color="auto"/>
+          <w:left w:val="none" w:sz="0" w:space="0" w:color="auto"/>
+          <w:bottom w:val="none" w:sz="0" w:space="0" w:color="auto"/>
+          <w:right w:val="none" w:sz="0" w:space="0" w:color="auto"/>
+          <w:insideV w:val="none" w:sz="0" w:space="0" w:color="auto"/>
+          <w:insideH w:val="single" w:sz="4" w:space="0" w:color="E2E8F1"/>
+        </w:tblBorders>
+      </w:tblPr>
+      <w:tblGrid>
+        <w:gridCol w:w="5159"/>
+        <w:gridCol w:w="5159"/>
+      </w:tblGrid>
+      <w:tr>
+        <w:tc>
+          <w:tcPr>
+            <w:tcW w:type="dxa" w:w="4706"/>
+          </w:tcPr>
+          <w:p>
+            <w:pPr>
+              <w:spacing w:after="20" w:line="252" w:lineRule="auto"/>
+            </w:pPr>
+            <w:r>
+              <w:rPr>
+                <w:rFonts w:ascii="Cairo" w:hAnsi="Cairo" w:cs="Cairo" w:eastAsia="Cairo"/>
+                <w:b/>
+                <w:i w:val="0"/>
+                <w:color w:val="1E5480"/>
+                <w:sz w:val="17"/>
+                <w:rtl/>
+                <w:bCs/>
+              </w:rPr>
+              <w:t xml:space="preserve">الحالة النظامية: </w:t>
+            </w:r>
+            <w:r>
+              <w:rPr>
+                <w:rFonts w:ascii="Cairo" w:hAnsi="Cairo" w:cs="Cairo" w:eastAsia="Cairo"/>
+                <w:b w:val="0"/>
+                <w:i w:val="0"/>
+                <w:color w:val="2C3C52"/>
+                <w:sz w:val="17"/>
+                <w:rtl/>
+              </w:rPr>
+              <w:t>تأشيرة زيارة عائلية — جاهز لاستكمال الإجراءات</w:t>
+            </w:r>
+          </w:p>
+        </w:tc>
+        <w:tc>
+          <w:tcPr>
+            <w:tcW w:type="dxa" w:w="4706"/>
+          </w:tcPr>
+          <w:p>
+            <w:pPr>
+              <w:spacing w:after="20" w:line="252" w:lineRule="auto"/>
+            </w:pPr>
+            <w:r>
+              <w:rPr>
+                <w:rFonts w:ascii="Cairo" w:hAnsi="Cairo" w:cs="Cairo" w:eastAsia="Cairo"/>
+                <w:b/>
+                <w:i w:val="0"/>
+                <w:color w:val="1E5480"/>
+                <w:sz w:val="17"/>
+                <w:rtl/>
+                <w:bCs/>
+              </w:rPr>
+              <w:t xml:space="preserve">المصادر: </w:t>
+            </w:r>
+            <w:r>
+              <w:rPr>
+                <w:rFonts w:ascii="Cairo" w:hAnsi="Cairo" w:cs="Cairo" w:eastAsia="Cairo"/>
+                <w:b w:val="0"/>
+                <w:i w:val="0"/>
+                <w:color w:val="2C3C52"/>
+                <w:sz w:val="17"/>
+                <w:rtl/>
+              </w:rPr>
+              <w:t>لينكدإن والموقع الشخصي أعلاه للاطلاع على الأعمال</w:t>
+            </w:r>
+          </w:p>
+        </w:tc>
+      </w:tr>
+    </w:tbl>
+    <w:p>
+      <w:pPr>
+        <w:spacing w:before="200" w:after="0" w:line="276" w:lineRule="auto"/>
+        <w:pBdr>
+          <w:bottom w:val="single" w:sz="4" w:space="2" w:color="E2E8F1"/>
+        </w:pBdr>
+      </w:pPr>
+      <w:r>
+        <w:rPr>
+          <w:rFonts w:ascii="Cairo" w:hAnsi="Cairo" w:cs="Cairo" w:eastAsia="Cairo"/>
+          <w:b w:val="0"/>
+          <w:i w:val="0"/>
+          <w:color w:val="2C3C52"/>
+          <w:sz w:val="2"/>
+          <w:rtl/>
+        </w:rPr>
       </w:r>
     </w:p>
     <w:p>
       <w:pPr>
-        <w:spacing w:before="0" w:after="30" w:line="293" w:lineRule="auto"/>
-        <w:ind w:right="312" w:hanging="238"/>
-        <w:jc w:val="right"/>
-        <w:bidi/>
+        <w:spacing w:before="40" w:after="0" w:line="276" w:lineRule="auto"/>
       </w:pPr>
       <w:r>
         <w:rPr>
-          <w:rFonts w:ascii="Segoe UI" w:hAnsi="Segoe UI" w:cs="Segoe UI"/>
+          <w:rFonts w:ascii="Cairo" w:hAnsi="Cairo" w:cs="Cairo" w:eastAsia="Cairo"/>
+          <w:b w:val="0"/>
+          <w:i w:val="0"/>
+          <w:color w:val="9AAEC0"/>
+          <w:sz w:val="15"/>
+          <w:rtl/>
+        </w:rPr>
+        <w:t>سيرة ذاتية — محمد البخيتي  •  موظف مكتب خدمات عامة  •  الرياض</w:t>
+      </w:r>
+      <w:r>
+        <w:rPr>
+          <w:rFonts w:ascii="Cairo" w:hAnsi="Cairo" w:cs="Cairo" w:eastAsia="Cairo"/>
           <w:b/>
           <w:i w:val="0"/>
-          <w:color w:val="1C5B8F"/>
-          <w:sz w:val="18"/>
+          <w:color w:val="18466E"/>
+          <w:sz w:val="16"/>
           <w:rtl/>
           <w:bCs/>
         </w:rPr>
-        <w:t xml:space="preserve">•  </w:t>
-      </w:r>
-      <w:r>
-        <w:rPr>
-          <w:rFonts w:ascii="Segoe UI" w:hAnsi="Segoe UI" w:cs="Segoe UI"/>
-          <w:b/>
-          <w:i w:val="0"/>
-          <w:color w:val="12263F"/>
-          <w:sz w:val="18"/>
-          <w:rtl/>
-          <w:bCs/>
-        </w:rPr>
-        <w:t>الجاهزية:</w:t>
-      </w:r>
-      <w:r>
-        <w:rPr>
-          <w:rFonts w:ascii="Segoe UI" w:hAnsi="Segoe UI" w:cs="Segoe UI"/>
-          <w:b w:val="0"/>
-          <w:i w:val="0"/>
-          <w:color w:val="26374F"/>
-          <w:sz w:val="18"/>
-          <w:rtl/>
-        </w:rPr>
-        <w:t xml:space="preserve"> متاح للعمل فورًا بعد استكمال إجراءات التوظيف.</w:t>
-      </w:r>
-    </w:p>
-    <w:p>
-      <w:pPr>
-        <w:spacing w:before="0" w:after="30" w:line="293" w:lineRule="auto"/>
-        <w:ind w:right="312" w:hanging="238"/>
-        <w:jc w:val="right"/>
-        <w:bidi/>
-      </w:pPr>
-      <w:r>
-        <w:rPr>
-          <w:rFonts w:ascii="Segoe UI" w:hAnsi="Segoe UI" w:cs="Segoe UI"/>
-          <w:b/>
-          <w:i w:val="0"/>
-          <w:color w:val="1C5B8F"/>
-          <w:sz w:val="18"/>
-          <w:rtl/>
-          <w:bCs/>
-        </w:rPr>
-        <w:t xml:space="preserve">•  </w:t>
-      </w:r>
-      <w:r>
-        <w:rPr>
-          <w:rFonts w:ascii="Segoe UI" w:hAnsi="Segoe UI" w:cs="Segoe UI"/>
-          <w:b/>
-          <w:i w:val="0"/>
-          <w:color w:val="12263F"/>
-          <w:sz w:val="18"/>
-          <w:rtl/>
-          <w:bCs/>
-        </w:rPr>
-        <w:t>السكن:</w:t>
-      </w:r>
-      <w:r>
-        <w:rPr>
-          <w:rFonts w:ascii="Segoe UI" w:hAnsi="Segoe UI" w:cs="Segoe UI"/>
-          <w:b w:val="0"/>
-          <w:i w:val="0"/>
-          <w:color w:val="26374F"/>
-          <w:sz w:val="18"/>
-          <w:rtl/>
-        </w:rPr>
-        <w:t xml:space="preserve"> قريب من غرب الرياض — سهولة الوصول والالتزام بوقت الدوام.</w:t>
-      </w:r>
-    </w:p>
-    <w:p>
-      <w:pPr>
-        <w:spacing w:before="0" w:after="30" w:line="293" w:lineRule="auto"/>
-        <w:ind w:right="312" w:hanging="238"/>
-        <w:jc w:val="right"/>
-        <w:bidi/>
-      </w:pPr>
-      <w:r>
-        <w:rPr>
-          <w:rFonts w:ascii="Segoe UI" w:hAnsi="Segoe UI" w:cs="Segoe UI"/>
-          <w:b/>
-          <w:i w:val="0"/>
-          <w:color w:val="1C5B8F"/>
-          <w:sz w:val="18"/>
-          <w:rtl/>
-          <w:bCs/>
-        </w:rPr>
-        <w:t xml:space="preserve">•  </w:t>
-      </w:r>
-      <w:r>
-        <w:rPr>
-          <w:rFonts w:ascii="Segoe UI" w:hAnsi="Segoe UI" w:cs="Segoe UI"/>
-          <w:b/>
-          <w:i w:val="0"/>
-          <w:color w:val="12263F"/>
-          <w:sz w:val="18"/>
-          <w:rtl/>
-          <w:bCs/>
-        </w:rPr>
-        <w:t>المصادر:</w:t>
-      </w:r>
-      <w:r>
-        <w:rPr>
-          <w:rFonts w:ascii="Segoe UI" w:hAnsi="Segoe UI" w:cs="Segoe UI"/>
-          <w:b w:val="0"/>
-          <w:i w:val="0"/>
-          <w:color w:val="26374F"/>
-          <w:sz w:val="18"/>
-          <w:rtl/>
-        </w:rPr>
-        <w:t xml:space="preserve"> لينكدإن والموقع الشخصي أعلاه للاطلاع على الأعمال.</w:t>
-        <w:br/>
-      </w:r>
-      <w:r>
-        <w:rPr>
-          <w:rFonts w:ascii="Segoe UI" w:hAnsi="Segoe UI" w:cs="Segoe UI"/>
-          <w:b/>
-          <w:i w:val="0"/>
-          <w:color w:val="12263F"/>
-          <w:sz w:val="18"/>
-          <w:rtl/>
-          <w:bCs/>
-        </w:rPr>
-        <w:t>التوصيات:</w:t>
-      </w:r>
-      <w:r>
-        <w:rPr>
-          <w:rFonts w:ascii="Segoe UI" w:hAnsi="Segoe UI" w:cs="Segoe UI"/>
-          <w:b w:val="0"/>
-          <w:i w:val="0"/>
-          <w:color w:val="26374F"/>
-          <w:sz w:val="18"/>
-          <w:rtl/>
-        </w:rPr>
-        <w:t xml:space="preserve"> متاحة عند الطلب.</w:t>
-      </w:r>
-    </w:p>
-    <w:p>
-      <w:pPr>
-        <w:spacing w:before="0" w:after="30" w:line="293" w:lineRule="auto"/>
-        <w:ind w:right="312" w:hanging="238"/>
-        <w:jc w:val="right"/>
-        <w:bidi/>
-      </w:pPr>
-      <w:r>
-        <w:rPr>
-          <w:rFonts w:ascii="Segoe UI" w:hAnsi="Segoe UI" w:cs="Segoe UI"/>
-          <w:b/>
-          <w:i w:val="0"/>
-          <w:color w:val="1C5B8F"/>
-          <w:sz w:val="18"/>
-          <w:rtl/>
-          <w:bCs/>
-        </w:rPr>
-        <w:t xml:space="preserve">•  </w:t>
-      </w:r>
-      <w:r>
-        <w:rPr>
-          <w:rFonts w:ascii="Segoe UI" w:hAnsi="Segoe UI" w:cs="Segoe UI"/>
-          <w:b/>
-          <w:i w:val="0"/>
-          <w:color w:val="12263F"/>
-          <w:sz w:val="18"/>
-          <w:rtl/>
-          <w:bCs/>
-        </w:rPr>
-        <w:t>العمل الميداني:</w:t>
-      </w:r>
-      <w:r>
-        <w:rPr>
-          <w:rFonts w:ascii="Segoe UI" w:hAnsi="Segoe UI" w:cs="Segoe UI"/>
-          <w:b w:val="0"/>
-          <w:i w:val="0"/>
-          <w:color w:val="26374F"/>
-          <w:sz w:val="18"/>
-          <w:rtl/>
-        </w:rPr>
-        <w:t xml:space="preserve"> مستعد لتغطية مهام المراجعات والجهات الحكومية عند الحاجة.</w:t>
+        <w:t xml:space="preserve">     +966 56 674 3293</w:t>
       </w:r>
     </w:p>
     <w:sectPr>
       <w:pgSz w:w="11906" w:h="16838"/>
-      <w:pgMar w:top="652" w:right="765" w:bottom="567" w:left="765" w:header="720" w:footer="720" w:gutter="0"/>
+      <w:pgMar w:top="680" w:right="794" w:bottom="567" w:left="794" w:header="720" w:footer="720" w:gutter="0"/>
       <w:cols w:space="720"/>
       <w:docGrid w:linePitch="360"/>
       <w:bidi/>
@@ -2910,11 +2823,11 @@
     <w:qFormat/>
     <w:rsid w:val="00FC693F"/>
     <w:pPr>
-      <w:spacing w:after="0" w:line="283" w:lineRule="auto"/>
+      <w:spacing w:after="0" w:line="276" w:lineRule="auto"/>
     </w:pPr>
     <w:rPr>
-      <w:rFonts w:ascii="Segoe UI" w:hAnsi="Segoe UI" w:cs="Segoe UI" w:eastAsia="Segoe UI"/>
-      <w:color w:val="26374F"/>
+      <w:rFonts w:ascii="Cairo" w:hAnsi="Cairo" w:cs="Cairo" w:eastAsia="Cairo"/>
+      <w:color w:val="2C3C52"/>
       <w:sz w:val="20"/>
     </w:rPr>
   </w:style>

--- a/cv/cv-general-services.docx
+++ b/cv/cv-general-services.docx
@@ -163,7 +163,7 @@
           <w:sz w:val="16"/>
           <w:rtl/>
         </w:rPr>
-        <w:t xml:space="preserve">   |   الرياض — غرب الرياض</w:t>
+        <w:t xml:space="preserve">   |   الرياض — البطحاء</w:t>
       </w:r>
     </w:p>
     <w:p>
@@ -179,7 +179,7 @@
           <w:sz w:val="16"/>
           <w:rtl/>
         </w:rPr>
-        <w:t>العمر: 24 سنة   |   مقيم في الرياض — متاح للعمل فورًا</w:t>
+        <w:t>العمر: 24 سنة   |   مقيم في الرياض — البطحاء، متاح للعمل فورًا</w:t>
       </w:r>
     </w:p>
     <w:p>
@@ -244,7 +244,7 @@
           <w:sz w:val="18"/>
           <w:rtl/>
         </w:rPr>
-        <w:t>موظف مكتب خدمات عامة منظم وخدوم، خبرة سنتين في مكتب أعمال ومكتبة: أُعدّ المستندات والخطابات وأنسّقها وأدقّقها، وأُلخّص المعاملات في ملخصات واضحة، وأُدخل البيانات وأؤرشفها، وأستقبل المراجعين وأتابع طلباتهم حتى الإنجاز. أُجيد الحاسب وبرامج الأوفيس (Word وExcel وPowerPoint والبريد) إجادة تامة، وأستخدم أدوات الذكاء الاصطناعي في تلخيص المعاملات وصياغة الخطابات وتنظيم العمل. أتمتّع بحسن التعامل والأخلاق والالتزام، وأتعلّم أي نظام جديد بسرعة — وأبحث عن استقرار مهني طويل في غرب الرياض.</w:t>
+        <w:t>موظف مكتب خدمات عامة منظم وخدوم، خبرة سنتين في مكتب أعمال ومكتبة: أُعدّ المستندات والخطابات وأنسّقها وأدقّقها، وأُلخّص المعاملات في ملخصات واضحة، وأُدخل البيانات وأؤرشفها، وأستقبل المراجعين وأتابع طلباتهم حتى الإنجاز. أُجيد الحاسب وبرامج الأوفيس (Word وExcel وPowerPoint والبريد) إجادة تامة، وأستخدم أدوات الذكاء الاصطناعي في تلخيص المعاملات وصياغة الخطابات وتنظيم العمل. أتمتّع بحسن التعامل والأخلاق والالتزام، وأتعلّم أي نظام جديد بسرعة — وأبحث عن استقرار مهني طويل في الرياض.</w:t>
       </w:r>
     </w:p>
     <w:p>
@@ -1339,7 +1339,7 @@
           <w:sz w:val="16"/>
           <w:rtl/>
         </w:rPr>
-        <w:t xml:space="preserve">     الرياض • 2023 – 2025 (سنتان)</w:t>
+        <w:t xml:space="preserve">     2023 – 2025 (سنتان)</w:t>
       </w:r>
     </w:p>
     <w:p>
@@ -1529,7 +1529,7 @@
           <w:sz w:val="16"/>
           <w:rtl/>
         </w:rPr>
-        <w:t xml:space="preserve">     الرياض • 2025</w:t>
+        <w:t xml:space="preserve">     2025 — حتى الآن</w:t>
       </w:r>
     </w:p>
     <w:p>
@@ -2309,7 +2309,7 @@
                 <w:sz w:val="17"/>
                 <w:rtl/>
               </w:rPr>
-              <w:t>قريب من غرب الرياض — سهولة الوصول للدوام</w:t>
+              <w:t>البطحاء، الرياض — سهولة الوصول للدوام</w:t>
             </w:r>
           </w:p>
         </w:tc>
